--- a/Izvestaj_LLM_lokalno_pokretanje.docx
+++ b/Izvestaj_LLM_lokalno_pokretanje.docx
@@ -1,6 +1,6 @@
 
 <file path=word/document.xml><?xml version="1.0" encoding="utf-8"?>
-<w:document xmlns:wpc="http://schemas.microsoft.com/office/word/2010/wordprocessingCanvas" xmlns:cx="http://schemas.microsoft.com/office/drawing/2014/chartex" xmlns:cx1="http://schemas.microsoft.com/office/drawing/2015/9/8/chartex" xmlns:mc="http://schemas.openxmlformats.org/markup-compatibility/2006" xmlns:o="urn:schemas-microsoft-com:office:office" xmlns:r="http://schemas.openxmlformats.org/officeDocument/2006/relationships" xmlns:m="http://schemas.openxmlformats.org/officeDocument/2006/math" xmlns:v="urn:schemas-microsoft-com:vml" xmlns:wp14="http://schemas.microsoft.com/office/word/2010/wordprocessingDrawing" xmlns:wp="http://schemas.openxmlformats.org/drawingml/2006/wordprocessingDrawing" xmlns:w10="urn:schemas-microsoft-com:office:word" xmlns:w="http://schemas.openxmlformats.org/wordprocessingml/2006/main" xmlns:w14="http://schemas.microsoft.com/office/word/2010/wordml" xmlns:w15="http://schemas.microsoft.com/office/word/2012/wordml" xmlns:w16se="http://schemas.microsoft.com/office/word/2015/wordml/symex" xmlns:wpg="http://schemas.microsoft.com/office/word/2010/wordprocessingGroup" xmlns:wpi="http://schemas.microsoft.com/office/word/2010/wordprocessingInk" xmlns:wne="http://schemas.microsoft.com/office/word/2006/wordml" xmlns:wps="http://schemas.microsoft.com/office/word/2010/wordprocessingShape" mc:Ignorable="w14 w15 w16se wp14">
+<w:document xmlns:wpc="http://schemas.microsoft.com/office/word/2010/wordprocessingCanvas" xmlns:cx="http://schemas.microsoft.com/office/drawing/2014/chartex" xmlns:cx1="http://schemas.microsoft.com/office/drawing/2015/9/8/chartex" xmlns:cx2="http://schemas.microsoft.com/office/drawing/2015/10/21/chartex" xmlns:cx3="http://schemas.microsoft.com/office/drawing/2016/5/9/chartex" xmlns:cx4="http://schemas.microsoft.com/office/drawing/2016/5/10/chartex" xmlns:cx5="http://schemas.microsoft.com/office/drawing/2016/5/11/chartex" xmlns:cx6="http://schemas.microsoft.com/office/drawing/2016/5/12/chartex" xmlns:cx7="http://schemas.microsoft.com/office/drawing/2016/5/13/chartex" xmlns:cx8="http://schemas.microsoft.com/office/drawing/2016/5/14/chartex" xmlns:mc="http://schemas.openxmlformats.org/markup-compatibility/2006" xmlns:aink="http://schemas.microsoft.com/office/drawing/2016/ink" xmlns:am3d="http://schemas.microsoft.com/office/drawing/2017/model3d" xmlns:o="urn:schemas-microsoft-com:office:office" xmlns:r="http://schemas.openxmlformats.org/officeDocument/2006/relationships" xmlns:m="http://schemas.openxmlformats.org/officeDocument/2006/math" xmlns:v="urn:schemas-microsoft-com:vml" xmlns:wp14="http://schemas.microsoft.com/office/word/2010/wordprocessingDrawing" xmlns:wp="http://schemas.openxmlformats.org/drawingml/2006/wordprocessingDrawing" xmlns:w10="urn:schemas-microsoft-com:office:word" xmlns:w="http://schemas.openxmlformats.org/wordprocessingml/2006/main" xmlns:w14="http://schemas.microsoft.com/office/word/2010/wordml" xmlns:w15="http://schemas.microsoft.com/office/word/2012/wordml" xmlns:w16cid="http://schemas.microsoft.com/office/word/2016/wordml/cid" xmlns:w16se="http://schemas.microsoft.com/office/word/2015/wordml/symex" xmlns:wpg="http://schemas.microsoft.com/office/word/2010/wordprocessingGroup" xmlns:wpi="http://schemas.microsoft.com/office/word/2010/wordprocessingInk" xmlns:wne="http://schemas.microsoft.com/office/word/2006/wordml" xmlns:wps="http://schemas.microsoft.com/office/word/2010/wordprocessingShape" mc:Ignorable="w14 w15 w16se w16cid wp14">
   <w:body>
     <w:p>
       <w:pPr>
@@ -14,29 +14,7 @@
           <w:sz w:val="40"/>
           <w:szCs w:val="40"/>
         </w:rPr>
-        <w:t xml:space="preserve">Pokretanje LLM modela </w:t>
-      </w:r>
-      <w:proofErr w:type="gramStart"/>
-      <w:r>
-        <w:rPr>
-          <w:b/>
-          <w:bCs/>
-          <w:color w:val="2F5496"/>
-          <w:sz w:val="40"/>
-          <w:szCs w:val="40"/>
-        </w:rPr>
-        <w:t>na</w:t>
-      </w:r>
-      <w:proofErr w:type="gramEnd"/>
-      <w:r>
-        <w:rPr>
-          <w:b/>
-          <w:bCs/>
-          <w:color w:val="2F5496"/>
-          <w:sz w:val="40"/>
-          <w:szCs w:val="40"/>
-        </w:rPr>
-        <w:t xml:space="preserve"> privatnom računaru</w:t>
+        <w:t>Pokretanje LLM modela na privatnom računaru</w:t>
       </w:r>
     </w:p>
     <w:p>
@@ -49,12 +27,13 @@
           <w:sz w:val="26"/>
           <w:szCs w:val="26"/>
         </w:rPr>
-        <w:t>Poređenje alata: Ollama, LM Studio, Text Generation WebUI i vLLM</w:t>
+        <w:t>Poređenje alata: Ollama, LM Studio, llama.cpp, Text Generation WebUI i vLLM</w:t>
       </w:r>
     </w:p>
     <w:p>
       <w:pPr>
         <w:pStyle w:val="Heading1"/>
+        <w:keepNext/>
         <w:spacing w:before="320" w:after="160"/>
       </w:pPr>
       <w:r>
@@ -66,32 +45,13 @@
         <w:spacing w:after="160" w:line="276" w:lineRule="auto"/>
       </w:pPr>
       <w:r>
-        <w:t xml:space="preserve">Cilj je da se ispita kako pokrenuti LLM lokalno, </w:t>
-      </w:r>
-      <w:proofErr w:type="gramStart"/>
-      <w:r>
-        <w:t>na</w:t>
-      </w:r>
-      <w:proofErr w:type="gramEnd"/>
-      <w:r>
-        <w:t xml:space="preserve"> r</w:t>
+        <w:t>Cilj je da se ispita kako pokrenuti LLM lokalno, na r</w:t>
       </w:r>
       <w:r>
         <w:t>egularnom</w:t>
       </w:r>
       <w:r>
-        <w:t xml:space="preserve"> računaru, bez slanja podataka ka spoljnim servisima. Fokus je </w:t>
-      </w:r>
-      <w:proofErr w:type="gramStart"/>
-      <w:r>
-        <w:t>na</w:t>
-      </w:r>
-      <w:proofErr w:type="gramEnd"/>
-      <w:r>
-        <w:t xml:space="preserve"> modelima za tekst i generisanje/objašnjavanje koda, u okviru veličina koje realno staju na je</w:t>
-      </w:r>
-      <w:r>
-        <w:t>dan konzumerski/radni-stanica uređaj (1.5B–8B parametara, kvantizovani).</w:t>
+        <w:t xml:space="preserve"> računaru, bez slanja podataka ka spoljnim servisima. Fokus je na modelima za tekst i generisanje/objašnjavanje koda, u okviru veličina koje realno staju na jedan konzumerski/radni-stanica uređaj (1.5B–8B parametara, kvantizovani).</w:t>
       </w:r>
     </w:p>
     <w:p>
@@ -99,7 +59,7 @@
         <w:spacing w:after="160" w:line="276" w:lineRule="auto"/>
       </w:pPr>
       <w:r>
-        <w:t>Testirana su četiri alata za lokalno serviranje modela:</w:t>
+        <w:t>Testirano je pet alata za lokalno serviranje modela:</w:t>
       </w:r>
     </w:p>
     <w:p>
@@ -125,18 +85,7 @@
         <w:spacing w:after="80" w:line="276" w:lineRule="auto"/>
       </w:pPr>
       <w:r>
-        <w:t xml:space="preserve">LM Studio — desktop aplikacija </w:t>
-      </w:r>
-      <w:proofErr w:type="gramStart"/>
-      <w:r>
-        <w:t>sa</w:t>
-      </w:r>
-      <w:proofErr w:type="gramEnd"/>
-      <w:r>
-        <w:t xml:space="preserve"> gra</w:t>
-      </w:r>
-      <w:r>
-        <w:t>fičkim interfejsom, GGUF modeli.</w:t>
+        <w:t>LM Studio — desktop aplikacija sa grafičkim interfejsom, GGUF modeli.</w:t>
       </w:r>
     </w:p>
     <w:p>
@@ -149,7 +98,7 @@
         <w:spacing w:after="80" w:line="276" w:lineRule="auto"/>
       </w:pPr>
       <w:r>
-        <w:t>Text Generation WebUI (oobabooga) — web interfejs + API, podržava više "loadera" (llama.cpp/GGUF, transformers, exllama...).</w:t>
+        <w:t>llama.cpp — osnovni C/C++ inference engine i skup CLI/server alata za GGUF modele, sa direktnom kontrolom nad buildom, parametrima izvršavanja i OpenAI-kompatibilnim API-jem.</w:t>
       </w:r>
     </w:p>
     <w:p>
@@ -161,69 +110,8 @@
         </w:numPr>
         <w:spacing w:after="80" w:line="276" w:lineRule="auto"/>
       </w:pPr>
-      <w:proofErr w:type="gramStart"/>
-      <w:r>
-        <w:t>vLLM</w:t>
-      </w:r>
-      <w:proofErr w:type="gramEnd"/>
-      <w:r>
-        <w:t xml:space="preserve"> — server namenjen serviranju modela većem broju istovremenih korisnika (npr. za ceo tim preko</w:t>
-      </w:r>
-      <w:r>
-        <w:t xml:space="preserve"> jednog računara).</w:t>
-      </w:r>
-    </w:p>
-    <w:p>
-      <w:pPr>
-        <w:spacing w:after="160" w:line="276" w:lineRule="auto"/>
-      </w:pPr>
-      <w:r>
-        <w:t>Za sve testove korišćen je isti prompt: „Napisi Python funkciju koja proverava da li je broj prost, sa objašnjenjem koda</w:t>
-      </w:r>
-      <w:proofErr w:type="gramStart"/>
-      <w:r>
-        <w:t>.“</w:t>
-      </w:r>
-      <w:proofErr w:type="gramEnd"/>
-      <w:r>
-        <w:t xml:space="preserve"> Merene su iste metrike gde god je alat to omogućavao: vreme do prvog tokena (TTFT), brzina generisanja (tokeni/sek</w:t>
-      </w:r>
-      <w:r>
-        <w:t xml:space="preserve">undi) i ukupno vreme odgovora. Pored brzine, pregledan je i sam sadržaj odgovora — </w:t>
-      </w:r>
-      <w:proofErr w:type="gramStart"/>
-      <w:r>
-        <w:t>na</w:t>
-      </w:r>
-      <w:proofErr w:type="gramEnd"/>
-      <w:r>
-        <w:t xml:space="preserve"> kom jeziku model odgovara, da li je kod ispravan i da li je objašnjenje kompletno (poglavlje 5).</w:t>
-      </w:r>
-    </w:p>
-    <w:p>
-      <w:pPr>
-        <w:pStyle w:val="Heading2"/>
-        <w:spacing w:before="260" w:after="120"/>
-      </w:pPr>
-      <w:r>
-        <w:t>Test okruženja</w:t>
-      </w:r>
-    </w:p>
-    <w:p>
-      <w:pPr>
-        <w:spacing w:after="160" w:line="276" w:lineRule="auto"/>
-      </w:pPr>
-      <w:r>
-        <w:t xml:space="preserve">Rezultati u ovom izveštaju dolaze iz tri </w:t>
-      </w:r>
-      <w:r>
-        <w:t>okružen</w:t>
-      </w:r>
-      <w:r>
-        <w:t>ja</w:t>
-      </w:r>
-      <w:r>
-        <w:t>:</w:t>
+      <w:r>
+        <w:t>Text Generation WebUI (oobabooga) — web interfejs + API, podržava više "loadera" (llama.cpp/GGUF, transformers, exllama...).</w:t>
       </w:r>
     </w:p>
     <w:p>
@@ -236,15 +124,39 @@
         <w:spacing w:after="80" w:line="276" w:lineRule="auto"/>
       </w:pPr>
       <w:r>
-        <w:t xml:space="preserve">Ollama (CPU) — testirano lokalno, </w:t>
-      </w:r>
-      <w:proofErr w:type="gramStart"/>
-      <w:r>
-        <w:t>na</w:t>
-      </w:r>
-      <w:proofErr w:type="gramEnd"/>
-      <w:r>
-        <w:t xml:space="preserve"> regularnom računaru bez namenske GPU akceleracije. Ovo je realan scenario za većinu zaposlenih koji nemaju posebnu grafičku karticu.</w:t>
+        <w:t>vLLM — server namenjen serviranju modela većem broju istovremenih korisnika (npr. za ceo tim preko jednog računara).</w:t>
+      </w:r>
+    </w:p>
+    <w:p>
+      <w:pPr>
+        <w:spacing w:after="160" w:line="276" w:lineRule="auto"/>
+      </w:pPr>
+      <w:r>
+        <w:t>Za sve testove korišćen je isti prompt: „Napisi Python funkciju koja proverava da li je broj prost, sa objašnjenjem koda.“ Merene su iste metrike gde god je alat to omogućavao: vreme do prvog tokena (TTFT), brzina generisanja (tokeni/sekundi) i ukupno vreme odgovora. Pored brzine, pregledan je i sam sadržaj odgovora — na kom jeziku model odgovara, da li je kod ispravan i da li je objašnjenje kompletno (poglavlje 4).</w:t>
+      </w:r>
+    </w:p>
+    <w:p>
+      <w:pPr>
+        <w:pStyle w:val="Heading2"/>
+        <w:keepNext/>
+        <w:spacing w:before="260" w:after="120"/>
+      </w:pPr>
+      <w:r>
+        <w:t>Test okruženja</w:t>
+      </w:r>
+    </w:p>
+    <w:p>
+      <w:pPr>
+        <w:spacing w:after="160" w:line="276" w:lineRule="auto"/>
+      </w:pPr>
+      <w:r>
+        <w:t>Rezultati u ovom izveštaju dolaze iz tri okružen</w:t>
+      </w:r>
+      <w:r>
+        <w:t>ja</w:t>
+      </w:r>
+      <w:r>
+        <w:t>:</w:t>
       </w:r>
     </w:p>
     <w:p>
@@ -257,40 +169,7 @@
         <w:spacing w:after="80" w:line="276" w:lineRule="auto"/>
       </w:pPr>
       <w:r>
-        <w:t>Ollama (GPU), Text Generation WebUI i vLLM — te</w:t>
-      </w:r>
-      <w:r>
-        <w:t xml:space="preserve">stirano </w:t>
-      </w:r>
-      <w:proofErr w:type="gramStart"/>
-      <w:r>
-        <w:t>na</w:t>
-      </w:r>
-      <w:proofErr w:type="gramEnd"/>
-      <w:r>
-        <w:t xml:space="preserve"> Google Colab-u sa NVIDIA T4 GPU (16 GB VRAM), kao zamena za jaču radnu stanicu sa GPU-om (uporedivo sa npr. RTX 3060/4060 12 GB po brzini </w:t>
-      </w:r>
-      <w:proofErr w:type="gramStart"/>
-      <w:r>
-        <w:t>inferencije</w:t>
-      </w:r>
-      <w:proofErr w:type="gramEnd"/>
-      <w:r>
-        <w:t xml:space="preserve">). Ovo pokazuje koliko realno </w:t>
-      </w:r>
-      <w:r>
-        <w:t xml:space="preserve">dobijamo </w:t>
-      </w:r>
-      <w:proofErr w:type="gramStart"/>
-      <w:r>
-        <w:t>sa</w:t>
-      </w:r>
-      <w:proofErr w:type="gramEnd"/>
-      <w:r>
-        <w:t xml:space="preserve"> </w:t>
-      </w:r>
-      <w:r>
-        <w:t>GPU-om.</w:t>
+        <w:t>Ollama i llama.cpp (CPU) — testirano lokalno, na regularnom Windows računaru bez namenske GPU akceleracije. llama.cpp je kompajliran iz izvornog koda kao Release CPU build pomoću MSVC-a i CMake-a.</w:t>
       </w:r>
     </w:p>
     <w:p>
@@ -303,43 +182,13 @@
         <w:spacing w:after="80" w:line="276" w:lineRule="auto"/>
       </w:pPr>
       <w:r>
-        <w:t>LM Studio — testirano</w:t>
-      </w:r>
-      <w:r>
-        <w:t xml:space="preserve"> </w:t>
-      </w:r>
-      <w:proofErr w:type="gramStart"/>
-      <w:r>
-        <w:t>na</w:t>
-      </w:r>
-      <w:proofErr w:type="gramEnd"/>
-      <w:r>
-        <w:t xml:space="preserve"> dodatnom uređaju, u okviru istog seta testova (hardver van T4 okruženja korišćenog za ostale alate).</w:t>
-      </w:r>
-    </w:p>
-    <w:p>
-      <w:pPr>
-        <w:pStyle w:val="Heading2"/>
-        <w:spacing w:before="260" w:after="120"/>
-      </w:pPr>
-      <w:r>
-        <w:t>Kako su metrike prikupljane</w:t>
-      </w:r>
-    </w:p>
-    <w:p>
-      <w:pPr>
-        <w:spacing w:after="160" w:line="276" w:lineRule="auto"/>
-      </w:pPr>
-      <w:r>
-        <w:t xml:space="preserve">Način merenja se razlikuje </w:t>
-      </w:r>
-      <w:proofErr w:type="gramStart"/>
-      <w:r>
-        <w:t>od</w:t>
-      </w:r>
-      <w:proofErr w:type="gramEnd"/>
-      <w:r>
-        <w:t xml:space="preserve"> alata do alata, jer svaki ima svoj format izveštavanja o performansama:</w:t>
+        <w:t xml:space="preserve">Ollama (GPU), Text Generation WebUI i vLLM — testirano na Google Colab-u sa NVIDIA T4 GPU (16 GB VRAM), kao zamena za jaču radnu stanicu sa GPU-om (uporedivo sa npr. RTX 3060/4060 12 GB po brzini inferencije). Ovo pokazuje koliko realno </w:t>
+      </w:r>
+      <w:r>
+        <w:t xml:space="preserve">dobijamo sa </w:t>
+      </w:r>
+      <w:r>
+        <w:t>GPU-om.</w:t>
       </w:r>
     </w:p>
     <w:p>
@@ -352,18 +201,25 @@
         <w:spacing w:after="80" w:line="276" w:lineRule="auto"/>
       </w:pPr>
       <w:r>
-        <w:t>Ollama — flag --verbo</w:t>
-      </w:r>
-      <w:r>
-        <w:t xml:space="preserve">se uz ollama run ispisuje total/load/prompt eval/eval trajanje i broj tokena; brzina generisanja (tok/s) je eval count podeljen </w:t>
-      </w:r>
-      <w:proofErr w:type="gramStart"/>
-      <w:r>
-        <w:t>sa</w:t>
-      </w:r>
-      <w:proofErr w:type="gramEnd"/>
-      <w:r>
-        <w:t xml:space="preserve"> eval duration.</w:t>
+        <w:t>LM Studio — testirano na dodatnom uređaju, u okviru istog seta testova (hardver van T4 okruženja korišćenog za ostale alate).</w:t>
+      </w:r>
+    </w:p>
+    <w:p>
+      <w:pPr>
+        <w:pStyle w:val="Heading2"/>
+        <w:keepNext/>
+        <w:spacing w:before="260" w:after="120"/>
+      </w:pPr>
+      <w:r>
+        <w:t>Kako su metrike prikupljane</w:t>
+      </w:r>
+    </w:p>
+    <w:p>
+      <w:pPr>
+        <w:spacing w:after="160" w:line="276" w:lineRule="auto"/>
+      </w:pPr>
+      <w:r>
+        <w:t>Način merenja se razlikuje od alata do alata, jer svaki ima svoj format izveštavanja o performansama:</w:t>
       </w:r>
     </w:p>
     <w:p>
@@ -376,10 +232,7 @@
         <w:spacing w:after="80" w:line="276" w:lineRule="auto"/>
       </w:pPr>
       <w:r>
-        <w:t>LM Studio — GUI panel „Prediction Stats“ posle svakog odgovora automatski prikazuje Tokens/Second, Time to Fir</w:t>
-      </w:r>
-      <w:r>
-        <w:t>st Token i broj tokena.</w:t>
+        <w:t>Ollama — flag --verbose uz ollama run ispisuje total/load/prompt eval/eval trajanje i broj tokena; brzina generisanja (tok/s) je eval count podeljen sa eval duration.</w:t>
       </w:r>
     </w:p>
     <w:p>
@@ -392,7 +245,7 @@
         <w:spacing w:after="80" w:line="276" w:lineRule="auto"/>
       </w:pPr>
       <w:r>
-        <w:t>Text Generation WebUI — server je pozivan preko OpenAI-kompatibilnog API-ja (/v1/completions) iz Python skripte; TTFT i tok/s računati su ručno iz vremena odgovora i broja generisanih tokena (polje usage u JSON odgovoru).</w:t>
+        <w:t>LM Studio — GUI panel „Prediction Stats“ posle svakog odgovora automatski prikazuje Tokens/Second, Time to First Token i broj tokena.</w:t>
       </w:r>
     </w:p>
     <w:p>
@@ -404,54 +257,8 @@
         </w:numPr>
         <w:spacing w:after="80" w:line="276" w:lineRule="auto"/>
       </w:pPr>
-      <w:proofErr w:type="gramStart"/>
-      <w:r>
-        <w:t>vLLM</w:t>
-      </w:r>
-      <w:proofErr w:type="gramEnd"/>
-      <w:r>
-        <w:t xml:space="preserve"> — pos</w:t>
-      </w:r>
-      <w:r>
-        <w:t>ebna Python skripta merila je i pojedinačni zahtev (streaming, TTFT + tok/s) i ponašanje pod paralelnim opterećenjem (1, 8 i 16 istovremenih zahteva), sa ukupnim protokom servera i prosečnim/najgorim vremenom čekanja po korisniku.</w:t>
-      </w:r>
-    </w:p>
-    <w:p>
-      <w:pPr>
-        <w:pStyle w:val="Heading1"/>
-        <w:spacing w:before="320" w:after="160"/>
-      </w:pPr>
-      <w:r>
-        <w:lastRenderedPageBreak/>
-        <w:t>2. Alati i koraci postavl</w:t>
-      </w:r>
-      <w:r>
-        <w:t>janja</w:t>
-      </w:r>
-    </w:p>
-    <w:p>
-      <w:pPr>
-        <w:pStyle w:val="Heading2"/>
-        <w:spacing w:before="260" w:after="120"/>
-      </w:pPr>
-      <w:r>
-        <w:t>2.1 Ollama</w:t>
-      </w:r>
-    </w:p>
-    <w:p>
-      <w:pPr>
-        <w:spacing w:after="160" w:line="276" w:lineRule="auto"/>
-      </w:pPr>
-      <w:r>
-        <w:t xml:space="preserve">Instalacija: </w:t>
-      </w:r>
-      <w:proofErr w:type="gramStart"/>
-      <w:r>
-        <w:t>na</w:t>
-      </w:r>
-      <w:proofErr w:type="gramEnd"/>
-      <w:r>
-        <w:t xml:space="preserve"> Linuxu jednom komandom (curl -fsSL https://ollama.com/install.sh | sh), na Windows/Mac instalacijom sa ollama.com. Nakon instalacije:</w:t>
+      <w:r>
+        <w:t>llama.cpp — za svaki GGUF model pokrenut je zaseban llama-server na portu 8080, a testni zahtev je poslat iz drugog Developer PowerShell prozora na /v1/chat/completions. Metrike su preuzete iz timings i usage objekata (prompt_n, prompt_ms, prompt_per_second, predicted_n, predicted_ms i predicted_per_second). cache_prompt=false je sprečio ponovno korišćenje prompt cache-a. Pošto je stream=false, nije meren pravi TTFT, već prompt-eval vreme, generaciono vreme i end-to-end HTTP trajanje.</w:t>
       </w:r>
     </w:p>
     <w:p>
@@ -464,7 +271,8 @@
         <w:spacing w:after="80" w:line="276" w:lineRule="auto"/>
       </w:pPr>
       <w:r>
-        <w:t>1. Pokretanje servera u pozadini: ollama serve</w:t>
+        <w:lastRenderedPageBreak/>
+        <w:t>Text Generation WebUI — server je pozivan preko OpenAI-kompatibilnog API-ja (/v1/completions) iz Python skripte; TTFT i tok/s računati su ručno iz vremena odgovora i broja generisanih tokena (polje usage u JSON odgovoru).</w:t>
       </w:r>
     </w:p>
     <w:p>
@@ -477,7 +285,35 @@
         <w:spacing w:after="80" w:line="276" w:lineRule="auto"/>
       </w:pPr>
       <w:r>
-        <w:t>2. Preuzimanje modela: ollama pull &lt;model&gt; (npr. qwen2.5-coder:7b)</w:t>
+        <w:t>vLLM — posebna Python skripta merila je i pojedinačni zahtev (streaming, TTFT + tok/s) i ponašanje pod paralelnim opterećenjem (1, 8 i 16 istovremenih zahteva), sa ukupnim protokom servera i prosečnim/najgorim vremenom čekanja po korisniku.</w:t>
+      </w:r>
+    </w:p>
+    <w:p>
+      <w:pPr>
+        <w:pStyle w:val="Heading1"/>
+        <w:keepNext/>
+        <w:spacing w:before="320" w:after="160"/>
+      </w:pPr>
+      <w:r>
+        <w:t>2. Alati i koraci postavljanja</w:t>
+      </w:r>
+    </w:p>
+    <w:p>
+      <w:pPr>
+        <w:pStyle w:val="Heading2"/>
+        <w:keepNext/>
+        <w:spacing w:before="260" w:after="120"/>
+      </w:pPr>
+      <w:r>
+        <w:t>2.1 Ollama</w:t>
+      </w:r>
+    </w:p>
+    <w:p>
+      <w:pPr>
+        <w:spacing w:after="160" w:line="276" w:lineRule="auto"/>
+      </w:pPr>
+      <w:r>
+        <w:t>Instalacija: na Linuxu jednom komandom (curl -fsSL https://ollama.com/install.sh | sh), na Windows/Mac instalacijom sa ollama.com. Nakon instalacije:</w:t>
       </w:r>
     </w:p>
     <w:p>
@@ -490,63 +326,7 @@
         <w:spacing w:after="80" w:line="276" w:lineRule="auto"/>
       </w:pPr>
       <w:r>
-        <w:t>3. Slanje upita: ollama run &lt;model&gt; "prompt" --verbose (flag --verbose ispisuje metrike brzine)</w:t>
-      </w:r>
-    </w:p>
-    <w:p>
-      <w:pPr>
-        <w:spacing w:after="160" w:line="276" w:lineRule="auto"/>
-      </w:pPr>
-      <w:r>
-        <w:t>Modeli su GGUF, kvantizovani (u ovim testovima podrazumevana kvantizacija koju Ollama povuče,</w:t>
-      </w:r>
-      <w:r>
-        <w:t xml:space="preserve"> tipično Q4).</w:t>
-      </w:r>
-    </w:p>
-    <w:p>
-      <w:pPr>
-        <w:pStyle w:val="Heading2"/>
-        <w:spacing w:before="260" w:after="120"/>
-      </w:pPr>
-      <w:r>
-        <w:t>2.2 LM Studio</w:t>
-      </w:r>
-    </w:p>
-    <w:p>
-      <w:pPr>
-        <w:spacing w:after="160" w:line="276" w:lineRule="auto"/>
-      </w:pPr>
-      <w:r>
-        <w:t xml:space="preserve">Desktop aplikacija </w:t>
-      </w:r>
-      <w:proofErr w:type="gramStart"/>
-      <w:r>
-        <w:t>sa</w:t>
-      </w:r>
-      <w:proofErr w:type="gramEnd"/>
-      <w:r>
-        <w:t xml:space="preserve"> grafičkim interfejsom — preuzimanje sa lmstudio.ai, pretraga i preuzimanje modela kroz GUI, zatim chat prozor. Metrike (Prediction Stats: Tokens/Second, Time to First Token, broj tokena) se automatski prika</w:t>
-      </w:r>
-      <w:r>
-        <w:t>zuju posle svakog odgovora, bez dodatnog podešavanja.</w:t>
-      </w:r>
-    </w:p>
-    <w:p>
-      <w:pPr>
-        <w:pStyle w:val="Heading2"/>
-        <w:spacing w:before="260" w:after="120"/>
-      </w:pPr>
-      <w:r>
-        <w:t>2.3 Text Generation WebUI</w:t>
-      </w:r>
-    </w:p>
-    <w:p>
-      <w:pPr>
-        <w:spacing w:after="160" w:line="276" w:lineRule="auto"/>
-      </w:pPr>
-      <w:r>
-        <w:t>Instalacija zahteva više koraka:</w:t>
+        <w:t>1. Pokretanje servera u pozadini: ollama serve</w:t>
       </w:r>
     </w:p>
     <w:p>
@@ -559,7 +339,7 @@
         <w:spacing w:after="80" w:line="276" w:lineRule="auto"/>
       </w:pPr>
       <w:r>
-        <w:t>1. git clone https://github.com/oobabooga/text-generation-webui.git</w:t>
+        <w:t>2. Preuzimanje modela: ollama pull &lt;model&gt; (npr. qwen2.5-coder:7b)</w:t>
       </w:r>
     </w:p>
     <w:p>
@@ -572,10 +352,241 @@
         <w:spacing w:after="80" w:line="276" w:lineRule="auto"/>
       </w:pPr>
       <w:r>
-        <w:t>2. Instalacija zavisnosti: pip install -r requirements/portable/requirement</w:t>
-      </w:r>
-      <w:r>
-        <w:t>s.txt</w:t>
+        <w:t>3. Slanje upita: ollama run &lt;model&gt; "prompt" --verbose (flag --verbose ispisuje metrike brzine)</w:t>
+      </w:r>
+    </w:p>
+    <w:p>
+      <w:pPr>
+        <w:spacing w:after="160" w:line="276" w:lineRule="auto"/>
+      </w:pPr>
+      <w:r>
+        <w:t>Modeli su GGUF, kvantizovani (u ovim testovima podrazumevana kvantizacija koju Ollama povuče, tipično Q4).</w:t>
+      </w:r>
+    </w:p>
+    <w:p>
+      <w:pPr>
+        <w:pStyle w:val="Heading2"/>
+        <w:keepNext/>
+        <w:spacing w:before="260" w:after="120"/>
+      </w:pPr>
+      <w:r>
+        <w:t>2.2 LM Studio</w:t>
+      </w:r>
+    </w:p>
+    <w:p>
+      <w:pPr>
+        <w:spacing w:after="160" w:line="276" w:lineRule="auto"/>
+      </w:pPr>
+      <w:r>
+        <w:t>Desktop aplikacija sa grafičkim interfejsom — preuzimanje sa lmstudio.ai, pretraga i preuzimanje modela kroz GUI, zatim chat prozor. Metrike (Prediction Stats: Tokens/Second, Time to First Token, broj tokena) se automatski prikazuju posle svakog odgovora, bez dodatnog podešavanja.</w:t>
+      </w:r>
+    </w:p>
+    <w:p>
+      <w:pPr>
+        <w:pStyle w:val="Heading2"/>
+        <w:keepNext/>
+      </w:pPr>
+      <w:r>
+        <w:t>2.3 llama.cpp</w:t>
+      </w:r>
+    </w:p>
+    <w:p>
+      <w:r>
+        <w:t xml:space="preserve">Instalacija je urađena na Windowsu. </w:t>
+      </w:r>
+      <w:bookmarkStart w:id="0" w:name="_GoBack"/>
+      <w:bookmarkEnd w:id="0"/>
+      <w:r>
+        <w:t>Za C/C++ alatni lanac korišćen je Visual Studio Installer sa workload-om „Desktop development with C++“, uz komponente MSVC Build Tools for x64/x86, C++ CMake tools for Windows i Windows 11 SDK.</w:t>
+      </w:r>
+    </w:p>
+    <w:p>
+      <w:r>
+        <w:t>1. Preuzimanje izvornog koda:</w:t>
+      </w:r>
+    </w:p>
+    <w:p>
+      <w:pPr>
+        <w:pBdr>
+          <w:top w:val="single" w:sz="4" w:space="2" w:color="BFBFBF"/>
+          <w:left w:val="single" w:sz="4" w:space="2" w:color="BFBFBF"/>
+          <w:bottom w:val="single" w:sz="4" w:space="2" w:color="BFBFBF"/>
+          <w:right w:val="single" w:sz="4" w:space="2" w:color="BFBFBF"/>
+        </w:pBdr>
+        <w:shd w:val="clear" w:color="auto" w:fill="E7E6E6"/>
+        <w:spacing w:before="60" w:after="120"/>
+        <w:ind w:left="259" w:right="173"/>
+      </w:pPr>
+      <w:r>
+        <w:rPr>
+          <w:rFonts w:ascii="Consolas" w:hAnsi="Consolas"/>
+          <w:sz w:val="16"/>
+        </w:rPr>
+        <w:t>git clone https://github.com/ggml-org/llama.cpp</w:t>
+      </w:r>
+      <w:r>
+        <w:rPr>
+          <w:rFonts w:ascii="Consolas" w:hAnsi="Consolas"/>
+          <w:sz w:val="16"/>
+        </w:rPr>
+        <w:br/>
+      </w:r>
+      <w:r>
+        <w:rPr>
+          <w:rFonts w:ascii="Consolas" w:hAnsi="Consolas"/>
+          <w:sz w:val="16"/>
+        </w:rPr>
+        <w:t>cd</w:t>
+      </w:r>
+      <w:r>
+        <w:rPr>
+          <w:rFonts w:ascii="Consolas" w:hAnsi="Consolas"/>
+          <w:sz w:val="16"/>
+        </w:rPr>
+        <w:t xml:space="preserve"> </w:t>
+      </w:r>
+      <w:r>
+        <w:rPr>
+          <w:rFonts w:ascii="Consolas" w:hAnsi="Consolas"/>
+          <w:sz w:val="16"/>
+        </w:rPr>
+        <w:t>llama.cpp</w:t>
+      </w:r>
+    </w:p>
+    <w:p>
+      <w:r>
+        <w:t>2. Konfigurisanje i kompajliranje Release CPU verzije:</w:t>
+      </w:r>
+    </w:p>
+    <w:p>
+      <w:pPr>
+        <w:pBdr>
+          <w:top w:val="single" w:sz="4" w:space="2" w:color="BFBFBF"/>
+          <w:left w:val="single" w:sz="4" w:space="2" w:color="BFBFBF"/>
+          <w:bottom w:val="single" w:sz="4" w:space="2" w:color="BFBFBF"/>
+          <w:right w:val="single" w:sz="4" w:space="2" w:color="BFBFBF"/>
+        </w:pBdr>
+        <w:shd w:val="clear" w:color="auto" w:fill="E7E6E6"/>
+        <w:spacing w:before="60" w:after="120"/>
+        <w:ind w:left="259" w:right="173"/>
+      </w:pPr>
+      <w:r>
+        <w:rPr>
+          <w:rFonts w:ascii="Consolas" w:hAnsi="Consolas"/>
+          <w:sz w:val="16"/>
+        </w:rPr>
+        <w:t>cmake -B build</w:t>
+      </w:r>
+      <w:r>
+        <w:rPr>
+          <w:rFonts w:ascii="Consolas" w:hAnsi="Consolas"/>
+          <w:sz w:val="16"/>
+        </w:rPr>
+        <w:br/>
+        <w:t>cmake --build build --config Release -j 8</w:t>
+      </w:r>
+    </w:p>
+    <w:p>
+      <w:r>
+        <w:t>3. Kvantizovani GGUF modeli smešteni su u direktorijum C:\Models. Za svaki model pokretan je novi server u posebnom Developer PowerShell prozoru:</w:t>
+      </w:r>
+    </w:p>
+    <w:p>
+      <w:pPr>
+        <w:pBdr>
+          <w:top w:val="single" w:sz="4" w:space="2" w:color="BFBFBF"/>
+          <w:left w:val="single" w:sz="4" w:space="2" w:color="BFBFBF"/>
+          <w:bottom w:val="single" w:sz="4" w:space="2" w:color="BFBFBF"/>
+          <w:right w:val="single" w:sz="4" w:space="2" w:color="BFBFBF"/>
+        </w:pBdr>
+        <w:shd w:val="clear" w:color="auto" w:fill="E7E6E6"/>
+        <w:spacing w:before="60" w:after="120"/>
+        <w:ind w:left="259" w:right="173"/>
+      </w:pPr>
+      <w:r>
+        <w:rPr>
+          <w:rFonts w:ascii="Consolas" w:hAnsi="Consolas"/>
+          <w:sz w:val="16"/>
+        </w:rPr>
+        <w:t>$Model = "C:\Models\qwen2.5-coder-1.5b-instruct-q4_k_m.gguf"</w:t>
+      </w:r>
+      <w:r>
+        <w:rPr>
+          <w:rFonts w:ascii="Consolas" w:hAnsi="Consolas"/>
+          <w:sz w:val="16"/>
+        </w:rPr>
+        <w:br/>
+      </w:r>
+      <w:r>
+        <w:rPr>
+          <w:rFonts w:ascii="Consolas" w:hAnsi="Consolas"/>
+          <w:sz w:val="16"/>
+        </w:rPr>
+        <w:br/>
+        <w:t>.\build\bin\Release\llama-server.exe `</w:t>
+      </w:r>
+      <w:r>
+        <w:rPr>
+          <w:rFonts w:ascii="Consolas" w:hAnsi="Consolas"/>
+          <w:sz w:val="16"/>
+        </w:rPr>
+        <w:br/>
+        <w:t xml:space="preserve">    --model $Model `</w:t>
+      </w:r>
+      <w:r>
+        <w:rPr>
+          <w:rFonts w:ascii="Consolas" w:hAnsi="Consolas"/>
+          <w:sz w:val="16"/>
+        </w:rPr>
+        <w:br/>
+        <w:t xml:space="preserve">    --alias local-model `</w:t>
+      </w:r>
+      <w:r>
+        <w:rPr>
+          <w:rFonts w:ascii="Consolas" w:hAnsi="Consolas"/>
+          <w:sz w:val="16"/>
+        </w:rPr>
+        <w:br/>
+        <w:t xml:space="preserve">    --ctx-size 4096 `</w:t>
+      </w:r>
+      <w:r>
+        <w:rPr>
+          <w:rFonts w:ascii="Consolas" w:hAnsi="Consolas"/>
+          <w:sz w:val="16"/>
+        </w:rPr>
+        <w:br/>
+        <w:t xml:space="preserve">    --port 8080 `</w:t>
+      </w:r>
+      <w:r>
+        <w:rPr>
+          <w:rFonts w:ascii="Consolas" w:hAnsi="Consolas"/>
+          <w:sz w:val="16"/>
+        </w:rPr>
+        <w:br/>
+        <w:t xml:space="preserve">    --perf</w:t>
+      </w:r>
+    </w:p>
+    <w:p>
+      <w:r>
+        <w:t>4. U drugom Developer PowerShell prozoru poslat je isti prompt preko OpenAI-kompatibilnog /v1/chat/completions endpointa. Korišćeni su max_tokens=-1, temperature=0.8, top_k=40, top_p=0.95, seed=42, stream=false i cache_prompt=false. Time je modelima omogućeno da prirodno završe odgovor generisanjem završnog tokena.</w:t>
+      </w:r>
+    </w:p>
+    <w:p>
+      <w:pPr>
+        <w:pStyle w:val="Heading2"/>
+        <w:keepNext/>
+        <w:spacing w:before="260" w:after="120"/>
+      </w:pPr>
+      <w:r>
+        <w:t>2.4 Text Generation WebUI</w:t>
+      </w:r>
+    </w:p>
+    <w:p>
+      <w:pPr>
+        <w:spacing w:after="160" w:line="276" w:lineRule="auto"/>
+      </w:pPr>
+      <w:r>
+        <w:t>Instalacija zahteva više koraka:</w:t>
       </w:r>
     </w:p>
     <w:p>
@@ -588,7 +599,7 @@
         <w:spacing w:after="80" w:line="276" w:lineRule="auto"/>
       </w:pPr>
       <w:r>
-        <w:t>3. Preuzimanje GGUF modela sa Hugging Face-a (npr. hf download bartowski/Qwen2.5-Coder-7B-Instruct-GGUF ...)</w:t>
+        <w:t>1. git clone https://github.com/oobabooga/text-generation-webui.git</w:t>
       </w:r>
     </w:p>
     <w:p>
@@ -601,6 +612,33 @@
         <w:spacing w:after="80" w:line="276" w:lineRule="auto"/>
       </w:pPr>
       <w:r>
+        <w:lastRenderedPageBreak/>
+        <w:t>2. Instalacija zavisnosti: pip install -r requirements/portable/requirements.txt</w:t>
+      </w:r>
+    </w:p>
+    <w:p>
+      <w:pPr>
+        <w:pStyle w:val="ListParagraph"/>
+        <w:numPr>
+          <w:ilvl w:val="0"/>
+          <w:numId w:val="1"/>
+        </w:numPr>
+        <w:spacing w:after="80" w:line="276" w:lineRule="auto"/>
+      </w:pPr>
+      <w:r>
+        <w:t>3. Preuzimanje GGUF modela sa Hugging Face-a (npr. hf download bartowski/Qwen2.5-Coder-7B-Instruct-GGUF ...)</w:t>
+      </w:r>
+    </w:p>
+    <w:p>
+      <w:pPr>
+        <w:pStyle w:val="ListParagraph"/>
+        <w:numPr>
+          <w:ilvl w:val="0"/>
+          <w:numId w:val="1"/>
+        </w:numPr>
+        <w:spacing w:after="80" w:line="276" w:lineRule="auto"/>
+      </w:pPr>
+      <w:r>
         <w:t>4. Pokretanje servera: python server.py --model &lt;ime&gt; --loader llama.cpp --n-gpu-layers 100 --api --listen</w:t>
       </w:r>
     </w:p>
@@ -609,27 +647,17 @@
         <w:spacing w:after="160" w:line="276" w:lineRule="auto"/>
       </w:pPr>
       <w:r>
-        <w:t xml:space="preserve">Server izlaže OpenAI-kompatibilan </w:t>
-      </w:r>
-      <w:r>
-        <w:t xml:space="preserve">API (/v1/completions) </w:t>
-      </w:r>
-      <w:proofErr w:type="gramStart"/>
-      <w:r>
-        <w:t>na</w:t>
-      </w:r>
-      <w:proofErr w:type="gramEnd"/>
-      <w:r>
-        <w:t xml:space="preserve"> portu 5000, pa mu se može pristupiti i programski, ne samo kroz web interfejs.</w:t>
+        <w:t>Server izlaže OpenAI-kompatibilan API (/v1/completions) na portu 5000, pa mu se može pristupiti i programski, ne samo kroz web interfejs.</w:t>
       </w:r>
     </w:p>
     <w:p>
       <w:pPr>
         <w:pStyle w:val="Heading2"/>
+        <w:keepNext/>
         <w:spacing w:before="260" w:after="120"/>
       </w:pPr>
       <w:r>
-        <w:t>2.4 vLLM</w:t>
+        <w:t>2.5 vLLM</w:t>
       </w:r>
     </w:p>
     <w:p>
@@ -637,42 +665,13 @@
         <w:spacing w:after="160" w:line="276" w:lineRule="auto"/>
       </w:pPr>
       <w:r>
-        <w:t xml:space="preserve">Instalacija preko pip-a (pip install vllm), pokretanje servera komandom python -m vllm.entrypoints.openai.api_server </w:t>
-      </w:r>
-      <w:proofErr w:type="gramStart"/>
-      <w:r>
-        <w:t>sa</w:t>
-      </w:r>
-      <w:proofErr w:type="gramEnd"/>
-      <w:r>
-        <w:t xml:space="preserve"> parametrima modela. Za </w:t>
-      </w:r>
-      <w:r>
-        <w:t xml:space="preserve">razliku </w:t>
-      </w:r>
-      <w:proofErr w:type="gramStart"/>
-      <w:r>
-        <w:t>od</w:t>
-      </w:r>
-      <w:proofErr w:type="gramEnd"/>
-      <w:r>
-        <w:t xml:space="preserve"> ostala tri alata, vLLM ne koristi GGUF — modeli se preuzimaju direktno sa Hugging Face-a u originalnom (safetensors) formatu, a za manje VRAM-a koristi se AWQ/GPTQ kvantizacija. Ključna razlika u odnosu </w:t>
-      </w:r>
-      <w:proofErr w:type="gramStart"/>
-      <w:r>
-        <w:t>na</w:t>
-      </w:r>
-      <w:proofErr w:type="gramEnd"/>
-      <w:r>
-        <w:t xml:space="preserve"> ostale alate je continuous batching — s</w:t>
-      </w:r>
-      <w:r>
-        <w:t>erver istovremeno obrađuje zahteve više korisnika u jednom prolazu, umesto da ih servira jedan po jedan.</w:t>
+        <w:t>Instalacija preko pip-a (pip install vllm), pokretanje servera komandom python -m vllm.entrypoints.openai.api_server sa parametrima modela. Za razliku od ostala četiri alata, vLLM ne koristi GGUF — modeli se preuzimaju direktno sa Hugging Face-a u originalnom (safetensors) formatu, a za manje VRAM-a koristi se AWQ/GPTQ kvantizacija. Ključna razlika u odnosu na ostale alate je continuous batching — server istovremeno obrađuje zahteve više korisnika u jednom prolazu, umesto da ih servira jedan po jedan.</w:t>
       </w:r>
     </w:p>
     <w:p>
       <w:pPr>
         <w:pStyle w:val="Heading1"/>
+        <w:keepNext/>
         <w:spacing w:before="320" w:after="160"/>
       </w:pPr>
       <w:r>
@@ -682,6 +681,7 @@
     <w:p>
       <w:pPr>
         <w:pStyle w:val="Heading2"/>
+        <w:keepNext/>
         <w:spacing w:before="260" w:after="120"/>
       </w:pPr>
       <w:r>
@@ -714,12 +714,6 @@
         <w:gridCol w:w="1560"/>
       </w:tblGrid>
       <w:tr>
-        <w:tblPrEx>
-          <w:tblCellMar>
-            <w:top w:w="0" w:type="dxa"/>
-            <w:bottom w:w="0" w:type="dxa"/>
-          </w:tblCellMar>
-        </w:tblPrEx>
         <w:trPr>
           <w:tblHeader/>
         </w:trPr>
@@ -881,12 +875,6 @@
         </w:tc>
       </w:tr>
       <w:tr>
-        <w:tblPrEx>
-          <w:tblCellMar>
-            <w:top w:w="0" w:type="dxa"/>
-            <w:bottom w:w="0" w:type="dxa"/>
-          </w:tblCellMar>
-        </w:tblPrEx>
         <w:tc>
           <w:tcPr>
             <w:tcW w:w="2600" w:type="dxa"/>
@@ -1024,12 +1012,6 @@
         </w:tc>
       </w:tr>
       <w:tr>
-        <w:tblPrEx>
-          <w:tblCellMar>
-            <w:top w:w="0" w:type="dxa"/>
-            <w:bottom w:w="0" w:type="dxa"/>
-          </w:tblCellMar>
-        </w:tblPrEx>
         <w:tc>
           <w:tcPr>
             <w:tcW w:w="2600" w:type="dxa"/>
@@ -1173,12 +1155,6 @@
         </w:tc>
       </w:tr>
       <w:tr>
-        <w:tblPrEx>
-          <w:tblCellMar>
-            <w:top w:w="0" w:type="dxa"/>
-            <w:bottom w:w="0" w:type="dxa"/>
-          </w:tblCellMar>
-        </w:tblPrEx>
         <w:tc>
           <w:tcPr>
             <w:tcW w:w="2600" w:type="dxa"/>
@@ -1316,12 +1292,6 @@
         </w:tc>
       </w:tr>
       <w:tr>
-        <w:tblPrEx>
-          <w:tblCellMar>
-            <w:top w:w="0" w:type="dxa"/>
-            <w:bottom w:w="0" w:type="dxa"/>
-          </w:tblCellMar>
-        </w:tblPrEx>
         <w:tc>
           <w:tcPr>
             <w:tcW w:w="2600" w:type="dxa"/>
@@ -1465,12 +1435,6 @@
         </w:tc>
       </w:tr>
       <w:tr>
-        <w:tblPrEx>
-          <w:tblCellMar>
-            <w:top w:w="0" w:type="dxa"/>
-            <w:bottom w:w="0" w:type="dxa"/>
-          </w:tblCellMar>
-        </w:tblPrEx>
         <w:tc>
           <w:tcPr>
             <w:tcW w:w="2600" w:type="dxa"/>
@@ -1487,7 +1451,6 @@
               <w:rPr>
                 <w:color w:val="000000"/>
               </w:rPr>
-              <w:lastRenderedPageBreak/>
               <w:t>Mistral 7B</w:t>
             </w:r>
           </w:p>
@@ -1628,7 +1591,7 @@
           <w:iCs/>
           <w:color w:val="555555"/>
         </w:rPr>
-        <w:t>)“</w:t>
+        <w:t>)“ uključuje</w:t>
       </w:r>
       <w:proofErr w:type="gramEnd"/>
       <w:r>
@@ -1637,12 +1600,13 @@
           <w:iCs/>
           <w:color w:val="555555"/>
         </w:rPr>
-        <w:t xml:space="preserve"> uključuje i vreme učitavanja modela u VRAM (30–40s po modelu u ovom testu), zato je razlika u ukupnom vremenu nešto manja od razlike u čistoj brzini generisanja (tok/s).</w:t>
+        <w:t xml:space="preserve"> i vreme učitavanja modela u VRAM (30–40s po modelu u ovom testu), zato je razlika u ukupnom vremenu nešto manja od razlike u čistoj brzini generisanja (tok/s).</w:t>
       </w:r>
     </w:p>
     <w:p>
       <w:pPr>
         <w:pStyle w:val="Heading2"/>
+        <w:keepNext/>
         <w:spacing w:before="260" w:after="120"/>
       </w:pPr>
       <w:r>
@@ -1673,12 +1637,6 @@
         <w:gridCol w:w="2160"/>
       </w:tblGrid>
       <w:tr>
-        <w:tblPrEx>
-          <w:tblCellMar>
-            <w:top w:w="0" w:type="dxa"/>
-            <w:bottom w:w="0" w:type="dxa"/>
-          </w:tblCellMar>
-        </w:tblPrEx>
         <w:trPr>
           <w:tblHeader/>
         </w:trPr>
@@ -1788,12 +1746,6 @@
         </w:tc>
       </w:tr>
       <w:tr>
-        <w:tblPrEx>
-          <w:tblCellMar>
-            <w:top w:w="0" w:type="dxa"/>
-            <w:bottom w:w="0" w:type="dxa"/>
-          </w:tblCellMar>
-        </w:tblPrEx>
         <w:tc>
           <w:tcPr>
             <w:tcW w:w="4000" w:type="dxa"/>
@@ -1885,12 +1837,6 @@
         </w:tc>
       </w:tr>
       <w:tr>
-        <w:tblPrEx>
-          <w:tblCellMar>
-            <w:top w:w="0" w:type="dxa"/>
-            <w:bottom w:w="0" w:type="dxa"/>
-          </w:tblCellMar>
-        </w:tblPrEx>
         <w:tc>
           <w:tcPr>
             <w:tcW w:w="4000" w:type="dxa"/>
@@ -1986,12 +1932,6 @@
         </w:tc>
       </w:tr>
       <w:tr>
-        <w:tblPrEx>
-          <w:tblCellMar>
-            <w:top w:w="0" w:type="dxa"/>
-            <w:bottom w:w="0" w:type="dxa"/>
-          </w:tblCellMar>
-        </w:tblPrEx>
         <w:tc>
           <w:tcPr>
             <w:tcW w:w="4000" w:type="dxa"/>
@@ -2083,12 +2023,6 @@
         </w:tc>
       </w:tr>
       <w:tr>
-        <w:tblPrEx>
-          <w:tblCellMar>
-            <w:top w:w="0" w:type="dxa"/>
-            <w:bottom w:w="0" w:type="dxa"/>
-          </w:tblCellMar>
-        </w:tblPrEx>
         <w:tc>
           <w:tcPr>
             <w:tcW w:w="4000" w:type="dxa"/>
@@ -2194,34 +2128,426 @@
           <w:iCs/>
           <w:color w:val="555555"/>
         </w:rPr>
-        <w:t xml:space="preserve">Mistral 7B nije testiran u LM Studio. Brzine su bliske CPU rezultatima iz Ollama testa, što upućuje </w:t>
-      </w:r>
-      <w:proofErr w:type="gramStart"/>
-      <w:r>
-        <w:rPr>
-          <w:i/>
-          <w:iCs/>
-          <w:color w:val="555555"/>
-        </w:rPr>
-        <w:t>na</w:t>
-      </w:r>
-      <w:proofErr w:type="gramEnd"/>
-      <w:r>
-        <w:rPr>
-          <w:i/>
-          <w:iCs/>
-          <w:color w:val="555555"/>
-        </w:rPr>
-        <w:t xml:space="preserve"> to da je i ovaj test rađen bez (punog) GPU ubrzanja.</w:t>
+        <w:t>Mistral 7B nije testiran u LM Studio. Brzine su bliske CPU rezultatima iz Ollama testa, što upućuje na to da je i ovaj test rađen bez (punog) GPU ubrzanja.</w:t>
       </w:r>
     </w:p>
     <w:p>
       <w:pPr>
         <w:pStyle w:val="Heading2"/>
+        <w:keepNext/>
+      </w:pPr>
+      <w:r>
+        <w:t>3.3 llama.cpp (CPU, lokalni Windows računar)</w:t>
+      </w:r>
+    </w:p>
+    <w:tbl>
+      <w:tblPr>
+        <w:tblW w:w="10193" w:type="dxa"/>
+        <w:tblBorders>
+          <w:top w:val="single" w:sz="4" w:space="0" w:color="auto"/>
+          <w:left w:val="single" w:sz="4" w:space="0" w:color="auto"/>
+          <w:bottom w:val="single" w:sz="4" w:space="0" w:color="auto"/>
+          <w:right w:val="single" w:sz="4" w:space="0" w:color="auto"/>
+          <w:insideH w:val="single" w:sz="4" w:space="0" w:color="auto"/>
+          <w:insideV w:val="single" w:sz="4" w:space="0" w:color="auto"/>
+        </w:tblBorders>
+        <w:tblLayout w:type="fixed"/>
+        <w:tblLook w:val="04A0" w:firstRow="1" w:lastRow="0" w:firstColumn="1" w:lastColumn="0" w:noHBand="0" w:noVBand="1"/>
+      </w:tblPr>
+      <w:tblGrid>
+        <w:gridCol w:w="3331"/>
+        <w:gridCol w:w="1655"/>
+        <w:gridCol w:w="1514"/>
+        <w:gridCol w:w="1473"/>
+        <w:gridCol w:w="2220"/>
+      </w:tblGrid>
+      <w:tr>
+        <w:trPr>
+          <w:trHeight w:val="376"/>
+          <w:tblHeader/>
+        </w:trPr>
+        <w:tc>
+          <w:tcPr>
+            <w:tcW w:w="3331" w:type="dxa"/>
+            <w:shd w:val="clear" w:color="auto" w:fill="1F3864"/>
+            <w:vAlign w:val="center"/>
+          </w:tcPr>
+          <w:p>
+            <w:pPr>
+              <w:jc w:val="center"/>
+            </w:pPr>
+            <w:r>
+              <w:rPr>
+                <w:b/>
+                <w:color w:val="FFFFFF"/>
+              </w:rPr>
+              <w:t>Model</w:t>
+            </w:r>
+          </w:p>
+        </w:tc>
+        <w:tc>
+          <w:tcPr>
+            <w:tcW w:w="1655" w:type="dxa"/>
+            <w:shd w:val="clear" w:color="auto" w:fill="1F3864"/>
+            <w:vAlign w:val="center"/>
+          </w:tcPr>
+          <w:p>
+            <w:pPr>
+              <w:jc w:val="center"/>
+            </w:pPr>
+            <w:r>
+              <w:rPr>
+                <w:b/>
+                <w:color w:val="FFFFFF"/>
+              </w:rPr>
+              <w:t>Prompt tok/s</w:t>
+            </w:r>
+          </w:p>
+        </w:tc>
+        <w:tc>
+          <w:tcPr>
+            <w:tcW w:w="1514" w:type="dxa"/>
+            <w:shd w:val="clear" w:color="auto" w:fill="1F3864"/>
+            <w:vAlign w:val="center"/>
+          </w:tcPr>
+          <w:p>
+            <w:pPr>
+              <w:jc w:val="center"/>
+            </w:pPr>
+            <w:r>
+              <w:rPr>
+                <w:b/>
+                <w:color w:val="FFFFFF"/>
+              </w:rPr>
+              <w:t>Gen. tok/s</w:t>
+            </w:r>
+          </w:p>
+        </w:tc>
+        <w:tc>
+          <w:tcPr>
+            <w:tcW w:w="1473" w:type="dxa"/>
+            <w:shd w:val="clear" w:color="auto" w:fill="1F3864"/>
+            <w:vAlign w:val="center"/>
+          </w:tcPr>
+          <w:p>
+            <w:pPr>
+              <w:jc w:val="center"/>
+            </w:pPr>
+            <w:r>
+              <w:rPr>
+                <w:b/>
+                <w:color w:val="FFFFFF"/>
+              </w:rPr>
+              <w:t>Izlazni tokeni</w:t>
+            </w:r>
+          </w:p>
+        </w:tc>
+        <w:tc>
+          <w:tcPr>
+            <w:tcW w:w="2220" w:type="dxa"/>
+            <w:shd w:val="clear" w:color="auto" w:fill="1F3864"/>
+            <w:vAlign w:val="center"/>
+          </w:tcPr>
+          <w:p>
+            <w:pPr>
+              <w:jc w:val="center"/>
+            </w:pPr>
+            <w:r>
+              <w:rPr>
+                <w:b/>
+                <w:color w:val="FFFFFF"/>
+              </w:rPr>
+              <w:t>Inference vreme</w:t>
+            </w:r>
+          </w:p>
+        </w:tc>
+      </w:tr>
+      <w:tr>
+        <w:trPr>
+          <w:trHeight w:val="388"/>
+        </w:trPr>
+        <w:tc>
+          <w:tcPr>
+            <w:tcW w:w="3331" w:type="dxa"/>
+            <w:vAlign w:val="center"/>
+          </w:tcPr>
+          <w:p>
+            <w:r>
+              <w:rPr>
+                <w:color w:val="000000"/>
+              </w:rPr>
+              <w:t>Qwen2.5-Coder 1.5B Q4_K_M</w:t>
+            </w:r>
+          </w:p>
+        </w:tc>
+        <w:tc>
+          <w:tcPr>
+            <w:tcW w:w="1655" w:type="dxa"/>
+            <w:vAlign w:val="center"/>
+          </w:tcPr>
+          <w:p>
+            <w:pPr>
+              <w:jc w:val="center"/>
+            </w:pPr>
+            <w:r>
+              <w:rPr>
+                <w:color w:val="000000"/>
+              </w:rPr>
+              <w:t>15.72</w:t>
+            </w:r>
+          </w:p>
+        </w:tc>
+        <w:tc>
+          <w:tcPr>
+            <w:tcW w:w="1514" w:type="dxa"/>
+            <w:vAlign w:val="center"/>
+          </w:tcPr>
+          <w:p>
+            <w:pPr>
+              <w:jc w:val="center"/>
+            </w:pPr>
+            <w:r>
+              <w:rPr>
+                <w:color w:val="000000"/>
+              </w:rPr>
+              <w:t>3.81</w:t>
+            </w:r>
+          </w:p>
+        </w:tc>
+        <w:tc>
+          <w:tcPr>
+            <w:tcW w:w="1473" w:type="dxa"/>
+            <w:vAlign w:val="center"/>
+          </w:tcPr>
+          <w:p>
+            <w:pPr>
+              <w:jc w:val="center"/>
+            </w:pPr>
+            <w:r>
+              <w:rPr>
+                <w:color w:val="000000"/>
+              </w:rPr>
+              <w:t>256</w:t>
+            </w:r>
+          </w:p>
+        </w:tc>
+        <w:tc>
+          <w:tcPr>
+            <w:tcW w:w="2220" w:type="dxa"/>
+            <w:vAlign w:val="center"/>
+          </w:tcPr>
+          <w:p>
+            <w:pPr>
+              <w:jc w:val="center"/>
+            </w:pPr>
+            <w:r>
+              <w:rPr>
+                <w:color w:val="000000"/>
+              </w:rPr>
+              <w:t>70.768s</w:t>
+            </w:r>
+          </w:p>
+        </w:tc>
+      </w:tr>
+      <w:tr>
+        <w:trPr>
+          <w:trHeight w:val="376"/>
+        </w:trPr>
+        <w:tc>
+          <w:tcPr>
+            <w:tcW w:w="3331" w:type="dxa"/>
+            <w:vAlign w:val="center"/>
+          </w:tcPr>
+          <w:p>
+            <w:r>
+              <w:rPr>
+                <w:color w:val="000000"/>
+              </w:rPr>
+              <w:t>Qwen2.5-Coder 7B Q4_K_M</w:t>
+            </w:r>
+          </w:p>
+        </w:tc>
+        <w:tc>
+          <w:tcPr>
+            <w:tcW w:w="1655" w:type="dxa"/>
+            <w:vAlign w:val="center"/>
+          </w:tcPr>
+          <w:p>
+            <w:pPr>
+              <w:jc w:val="center"/>
+            </w:pPr>
+            <w:r>
+              <w:rPr>
+                <w:color w:val="000000"/>
+              </w:rPr>
+              <w:t>7.73</w:t>
+            </w:r>
+          </w:p>
+        </w:tc>
+        <w:tc>
+          <w:tcPr>
+            <w:tcW w:w="1514" w:type="dxa"/>
+            <w:vAlign w:val="center"/>
+          </w:tcPr>
+          <w:p>
+            <w:pPr>
+              <w:jc w:val="center"/>
+            </w:pPr>
+            <w:r>
+              <w:rPr>
+                <w:color w:val="000000"/>
+              </w:rPr>
+              <w:t>2.39</w:t>
+            </w:r>
+          </w:p>
+        </w:tc>
+        <w:tc>
+          <w:tcPr>
+            <w:tcW w:w="1473" w:type="dxa"/>
+            <w:vAlign w:val="center"/>
+          </w:tcPr>
+          <w:p>
+            <w:pPr>
+              <w:jc w:val="center"/>
+            </w:pPr>
+            <w:r>
+              <w:rPr>
+                <w:color w:val="000000"/>
+              </w:rPr>
+              <w:t>666</w:t>
+            </w:r>
+          </w:p>
+        </w:tc>
+        <w:tc>
+          <w:tcPr>
+            <w:tcW w:w="2220" w:type="dxa"/>
+            <w:vAlign w:val="center"/>
+          </w:tcPr>
+          <w:p>
+            <w:pPr>
+              <w:jc w:val="center"/>
+            </w:pPr>
+            <w:r>
+              <w:rPr>
+                <w:color w:val="000000"/>
+              </w:rPr>
+              <w:t>285.889s</w:t>
+            </w:r>
+          </w:p>
+        </w:tc>
+      </w:tr>
+      <w:tr>
+        <w:trPr>
+          <w:trHeight w:val="188"/>
+        </w:trPr>
+        <w:tc>
+          <w:tcPr>
+            <w:tcW w:w="3331" w:type="dxa"/>
+            <w:shd w:val="clear" w:color="auto" w:fill="F2F2F2"/>
+            <w:vAlign w:val="center"/>
+          </w:tcPr>
+          <w:p>
+            <w:r>
+              <w:rPr>
+                <w:color w:val="000000"/>
+              </w:rPr>
+              <w:t>Llama3.2 3B Q4_K_M</w:t>
+            </w:r>
+          </w:p>
+        </w:tc>
+        <w:tc>
+          <w:tcPr>
+            <w:tcW w:w="1655" w:type="dxa"/>
+            <w:shd w:val="clear" w:color="auto" w:fill="F2F2F2"/>
+            <w:vAlign w:val="center"/>
+          </w:tcPr>
+          <w:p>
+            <w:pPr>
+              <w:jc w:val="center"/>
+            </w:pPr>
+            <w:r>
+              <w:rPr>
+                <w:color w:val="000000"/>
+              </w:rPr>
+              <w:t>13.05</w:t>
+            </w:r>
+          </w:p>
+        </w:tc>
+        <w:tc>
+          <w:tcPr>
+            <w:tcW w:w="1514" w:type="dxa"/>
+            <w:shd w:val="clear" w:color="auto" w:fill="F2F2F2"/>
+            <w:vAlign w:val="center"/>
+          </w:tcPr>
+          <w:p>
+            <w:pPr>
+              <w:jc w:val="center"/>
+            </w:pPr>
+            <w:r>
+              <w:rPr>
+                <w:color w:val="000000"/>
+              </w:rPr>
+              <w:t>4.18</w:t>
+            </w:r>
+          </w:p>
+        </w:tc>
+        <w:tc>
+          <w:tcPr>
+            <w:tcW w:w="1473" w:type="dxa"/>
+            <w:shd w:val="clear" w:color="auto" w:fill="F2F2F2"/>
+            <w:vAlign w:val="center"/>
+          </w:tcPr>
+          <w:p>
+            <w:pPr>
+              <w:jc w:val="center"/>
+            </w:pPr>
+            <w:r>
+              <w:rPr>
+                <w:color w:val="000000"/>
+              </w:rPr>
+              <w:t>434</w:t>
+            </w:r>
+          </w:p>
+        </w:tc>
+        <w:tc>
+          <w:tcPr>
+            <w:tcW w:w="2220" w:type="dxa"/>
+            <w:shd w:val="clear" w:color="auto" w:fill="F2F2F2"/>
+            <w:vAlign w:val="center"/>
+          </w:tcPr>
+          <w:p>
+            <w:pPr>
+              <w:jc w:val="center"/>
+            </w:pPr>
+            <w:r>
+              <w:rPr>
+                <w:color w:val="000000"/>
+              </w:rPr>
+              <w:t>108.597s</w:t>
+            </w:r>
+          </w:p>
+        </w:tc>
+      </w:tr>
+    </w:tbl>
+    <w:p>
+      <w:r>
+        <w:lastRenderedPageBreak/>
+        <w:t>Model je u svakom testu već bio učitan u llama-server pre pokretanja štoperice, pa prikazana vremena ne uključuju učitavanje modela sa diska. Prompt cache je bio isključen (cache_n=0), tako da je prompt ponovo obrađen pri svakom zahtevu. Različit broj prompt tokena (55 za Qwen modele i 61 za Llama3.2) potiče od različitih tokenizera i chat šablona.</w:t>
+      </w:r>
+    </w:p>
+    <w:p>
+      <w:r>
+        <w:t>Qwen2.5-Coder 1.5B je prirodno završio posle 256 tokena i generisao 3.81 tok/s. Qwen2.5-Coder 7B je prirodno završio posle 666 tokena uz brzinu od 2.39 tok/s. Llama3.2 3B je imao najveću zabeleženu generacionu brzinu u llama.cpp grupi (4.18 tok/s), uz 434 generisana tokena.</w:t>
+      </w:r>
+    </w:p>
+    <w:p>
+      <w:pPr>
+        <w:pStyle w:val="Heading2"/>
+        <w:keepNext/>
         <w:spacing w:before="260" w:after="120"/>
       </w:pPr>
       <w:r>
-        <w:t>3.3 Text Generation WebUI (Colab T4 GPU)</w:t>
+        <w:t>3.4 Text Generation WebUI (Colab T4 GPU)</w:t>
       </w:r>
     </w:p>
     <w:tbl>
@@ -2248,12 +2574,6 @@
         <w:gridCol w:w="3065"/>
       </w:tblGrid>
       <w:tr>
-        <w:tblPrEx>
-          <w:tblCellMar>
-            <w:top w:w="0" w:type="dxa"/>
-            <w:bottom w:w="0" w:type="dxa"/>
-          </w:tblCellMar>
-        </w:tblPrEx>
         <w:trPr>
           <w:tblHeader/>
         </w:trPr>
@@ -2363,12 +2683,6 @@
         </w:tc>
       </w:tr>
       <w:tr>
-        <w:tblPrEx>
-          <w:tblCellMar>
-            <w:top w:w="0" w:type="dxa"/>
-            <w:bottom w:w="0" w:type="dxa"/>
-          </w:tblCellMar>
-        </w:tblPrEx>
         <w:tc>
           <w:tcPr>
             <w:tcW w:w="3400" w:type="dxa"/>
@@ -2460,12 +2774,6 @@
         </w:tc>
       </w:tr>
       <w:tr>
-        <w:tblPrEx>
-          <w:tblCellMar>
-            <w:top w:w="0" w:type="dxa"/>
-            <w:bottom w:w="0" w:type="dxa"/>
-          </w:tblCellMar>
-        </w:tblPrEx>
         <w:tc>
           <w:tcPr>
             <w:tcW w:w="3400" w:type="dxa"/>
@@ -2561,12 +2869,6 @@
         </w:tc>
       </w:tr>
       <w:tr>
-        <w:tblPrEx>
-          <w:tblCellMar>
-            <w:top w:w="0" w:type="dxa"/>
-            <w:bottom w:w="0" w:type="dxa"/>
-          </w:tblCellMar>
-        </w:tblPrEx>
         <w:tc>
           <w:tcPr>
             <w:tcW w:w="3400" w:type="dxa"/>
@@ -2658,12 +2960,6 @@
         </w:tc>
       </w:tr>
       <w:tr>
-        <w:tblPrEx>
-          <w:tblCellMar>
-            <w:top w:w="0" w:type="dxa"/>
-            <w:bottom w:w="0" w:type="dxa"/>
-          </w:tblCellMar>
-        </w:tblPrEx>
         <w:tc>
           <w:tcPr>
             <w:tcW w:w="3400" w:type="dxa"/>
@@ -2759,12 +3055,6 @@
         </w:tc>
       </w:tr>
       <w:tr>
-        <w:tblPrEx>
-          <w:tblCellMar>
-            <w:top w:w="0" w:type="dxa"/>
-            <w:bottom w:w="0" w:type="dxa"/>
-          </w:tblCellMar>
-        </w:tblPrEx>
         <w:tc>
           <w:tcPr>
             <w:tcW w:w="3400" w:type="dxa"/>
@@ -2866,34 +3156,17 @@
           <w:iCs/>
           <w:color w:val="555555"/>
         </w:rPr>
-        <w:t xml:space="preserve">Kod 7B modela odgovor je dostigao maksimum </w:t>
-      </w:r>
-      <w:proofErr w:type="gramStart"/>
-      <w:r>
-        <w:rPr>
-          <w:i/>
-          <w:iCs/>
-          <w:color w:val="555555"/>
-        </w:rPr>
-        <w:t>od</w:t>
-      </w:r>
-      <w:proofErr w:type="gramEnd"/>
-      <w:r>
-        <w:rPr>
-          <w:i/>
-          <w:iCs/>
-          <w:color w:val="555555"/>
-        </w:rPr>
-        <w:t xml:space="preserve"> 1000 tokena (model nije sam stao), pa je ukupno vreme veće nego kod ostalih modela iz iste porodice.</w:t>
+        <w:t>Kod 7B modela odgovor je dostigao maksimum od 1000 tokena (model nije sam stao), pa je ukupno vreme veće nego kod ostalih modela iz iste porodice.</w:t>
       </w:r>
     </w:p>
     <w:p>
       <w:pPr>
         <w:pStyle w:val="Heading2"/>
+        <w:keepNext/>
         <w:spacing w:before="260" w:after="120"/>
       </w:pPr>
       <w:r>
-        <w:t>3.4 vLLM (Colab T4 GPU) — pojedinačni zahtev</w:t>
+        <w:t>3.5 vLLM (Colab T4 GPU) — pojedinačni zahtev</w:t>
       </w:r>
     </w:p>
     <w:tbl>
@@ -2920,12 +3193,6 @@
         <w:gridCol w:w="1065"/>
       </w:tblGrid>
       <w:tr>
-        <w:tblPrEx>
-          <w:tblCellMar>
-            <w:top w:w="0" w:type="dxa"/>
-            <w:bottom w:w="0" w:type="dxa"/>
-          </w:tblCellMar>
-        </w:tblPrEx>
         <w:trPr>
           <w:tblHeader/>
         </w:trPr>
@@ -3035,12 +3302,6 @@
         </w:tc>
       </w:tr>
       <w:tr>
-        <w:tblPrEx>
-          <w:tblCellMar>
-            <w:top w:w="0" w:type="dxa"/>
-            <w:bottom w:w="0" w:type="dxa"/>
-          </w:tblCellMar>
-        </w:tblPrEx>
         <w:tc>
           <w:tcPr>
             <w:tcW w:w="5200" w:type="dxa"/>
@@ -3132,12 +3393,6 @@
         </w:tc>
       </w:tr>
       <w:tr>
-        <w:tblPrEx>
-          <w:tblCellMar>
-            <w:top w:w="0" w:type="dxa"/>
-            <w:bottom w:w="0" w:type="dxa"/>
-          </w:tblCellMar>
-        </w:tblPrEx>
         <w:tc>
           <w:tcPr>
             <w:tcW w:w="5200" w:type="dxa"/>
@@ -3237,32 +3492,57 @@
       <w:pPr>
         <w:spacing w:after="200"/>
       </w:pPr>
-      <w:proofErr w:type="gramStart"/>
       <w:r>
         <w:rPr>
           <w:i/>
           <w:iCs/>
           <w:color w:val="555555"/>
         </w:rPr>
-        <w:t>vLLM</w:t>
-      </w:r>
-      <w:proofErr w:type="gramEnd"/>
+        <w:t xml:space="preserve">vLLM koristi AWQ kvantizaciju (a ne GGUF Q4 kao ostali alati), pa poređenje brzine sa prethodnim tabelama nije potpuno „jabuka za </w:t>
+      </w:r>
+      <w:proofErr w:type="gramStart"/>
       <w:r>
         <w:rPr>
           <w:i/>
           <w:iCs/>
           <w:color w:val="555555"/>
         </w:rPr>
-        <w:t xml:space="preserve"> koristi AWQ kvantizaciju (a ne GGUF Q4 kao ostali alati), pa poređenje brzine sa prethodnim tabelama nije potpuno „jabuka za jabuku“ — orijentaciono je uporedivo, ne apsolutno.</w:t>
+        <w:t>jabuku“ —</w:t>
+      </w:r>
+      <w:proofErr w:type="gramEnd"/>
+      <w:r>
+        <w:rPr>
+          <w:i/>
+          <w:iCs/>
+          <w:color w:val="555555"/>
+        </w:rPr>
+        <w:t xml:space="preserve"> orijentaciono je uporedivo, n</w:t>
+      </w:r>
+      <w:r>
+        <w:rPr>
+          <w:i/>
+          <w:iCs/>
+          <w:color w:val="555555"/>
+        </w:rPr>
+        <w:t>e</w:t>
+      </w:r>
+      <w:r>
+        <w:rPr>
+          <w:i/>
+          <w:iCs/>
+          <w:color w:val="555555"/>
+        </w:rPr>
+        <w:t xml:space="preserve"> apsolutno.</w:t>
       </w:r>
     </w:p>
     <w:p>
       <w:pPr>
         <w:pStyle w:val="Heading2"/>
+        <w:keepNext/>
         <w:spacing w:before="260" w:after="120"/>
       </w:pPr>
       <w:r>
-        <w:t>3.5 vLLM — ponašanje pod paralelnim opterećenjem (1 / 8 / 16 korisnika)</w:t>
+        <w:t>3.6 vLLM — ponašanje pod paralelnim opterećenjem (1 / 8 / 16 korisnika)</w:t>
       </w:r>
     </w:p>
     <w:tbl>
@@ -3290,12 +3570,6 @@
         <w:gridCol w:w="1065"/>
       </w:tblGrid>
       <w:tr>
-        <w:tblPrEx>
-          <w:tblCellMar>
-            <w:top w:w="0" w:type="dxa"/>
-            <w:bottom w:w="0" w:type="dxa"/>
-          </w:tblCellMar>
-        </w:tblPrEx>
         <w:trPr>
           <w:tblHeader/>
         </w:trPr>
@@ -3431,12 +3705,6 @@
         </w:tc>
       </w:tr>
       <w:tr>
-        <w:tblPrEx>
-          <w:tblCellMar>
-            <w:top w:w="0" w:type="dxa"/>
-            <w:bottom w:w="0" w:type="dxa"/>
-          </w:tblCellMar>
-        </w:tblPrEx>
         <w:tc>
           <w:tcPr>
             <w:tcW w:w="3200" w:type="dxa"/>
@@ -3551,12 +3819,6 @@
         </w:tc>
       </w:tr>
       <w:tr>
-        <w:tblPrEx>
-          <w:tblCellMar>
-            <w:top w:w="0" w:type="dxa"/>
-            <w:bottom w:w="0" w:type="dxa"/>
-          </w:tblCellMar>
-        </w:tblPrEx>
         <w:tc>
           <w:tcPr>
             <w:tcW w:w="3200" w:type="dxa"/>
@@ -3676,12 +3938,6 @@
         </w:tc>
       </w:tr>
       <w:tr>
-        <w:tblPrEx>
-          <w:tblCellMar>
-            <w:top w:w="0" w:type="dxa"/>
-            <w:bottom w:w="0" w:type="dxa"/>
-          </w:tblCellMar>
-        </w:tblPrEx>
         <w:tc>
           <w:tcPr>
             <w:tcW w:w="3200" w:type="dxa"/>
@@ -3796,12 +4052,6 @@
         </w:tc>
       </w:tr>
       <w:tr>
-        <w:tblPrEx>
-          <w:tblCellMar>
-            <w:top w:w="0" w:type="dxa"/>
-            <w:bottom w:w="0" w:type="dxa"/>
-          </w:tblCellMar>
-        </w:tblPrEx>
         <w:tc>
           <w:tcPr>
             <w:tcW w:w="3200" w:type="dxa"/>
@@ -3819,7 +4069,6 @@
               <w:rPr>
                 <w:color w:val="000000"/>
               </w:rPr>
-              <w:lastRenderedPageBreak/>
               <w:t>Qwen3-8B-AWQ</w:t>
             </w:r>
           </w:p>
@@ -3922,12 +4171,6 @@
         </w:tc>
       </w:tr>
       <w:tr>
-        <w:tblPrEx>
-          <w:tblCellMar>
-            <w:top w:w="0" w:type="dxa"/>
-            <w:bottom w:w="0" w:type="dxa"/>
-          </w:tblCellMar>
-        </w:tblPrEx>
         <w:tc>
           <w:tcPr>
             <w:tcW w:w="3200" w:type="dxa"/>
@@ -4042,12 +4285,6 @@
         </w:tc>
       </w:tr>
       <w:tr>
-        <w:tblPrEx>
-          <w:tblCellMar>
-            <w:top w:w="0" w:type="dxa"/>
-            <w:bottom w:w="0" w:type="dxa"/>
-          </w:tblCellMar>
-        </w:tblPrEx>
         <w:tc>
           <w:tcPr>
             <w:tcW w:w="3200" w:type="dxa"/>
@@ -4172,96 +4409,38 @@
         <w:spacing w:after="160" w:line="276" w:lineRule="auto"/>
       </w:pPr>
       <w:r>
-        <w:t xml:space="preserve">Protok servera raste ~9× kada broj istovremenih korisnika poraste </w:t>
+        <w:t>Protok servera raste ~9× kada broj istovremenih korisnika poraste sa 1 na 16 (Qwen2.5-Coder-7B: 9.1×, Qwen3-8B: 9.5×), dok se prosečno vreme čekanja po korisniku povećava tek blago (sa ~17–18s na ~22–26s). Ovo je posledica continuous batching-a — server obrađuje više zahteva paralelno umesto redom.</w:t>
+      </w:r>
+    </w:p>
+    <w:p>
+      <w:pPr>
+        <w:spacing w:after="160" w:line="276" w:lineRule="auto"/>
+      </w:pPr>
+      <w:r>
+        <w:t>Ollama, LM Studio, Text Generation WebUI i llama.cpp u ovom izveštaju nisu opterećivani paralelnim zahtevima, pa za njih nema direktno izmerenih rezultata sa 8 ili 16 korisnika. llama-server podržava više paralelnih slotova i continuous batching kada se tako konfiguriše, ali ta mogućnost ovde nije testirana. Zbog toga vLLM rezultat potvrđuje njegovu efikasnost u izmerenom serverskom scenariju, ali ne predstavlja direktan benchmark protiv paralelno podešenog llama.cpp servera.</w:t>
+      </w:r>
+    </w:p>
+    <w:p>
+      <w:pPr>
+        <w:pStyle w:val="Heading1"/>
+        <w:keepNext/>
+        <w:spacing w:before="320" w:after="160"/>
+      </w:pPr>
+      <w:r>
+        <w:lastRenderedPageBreak/>
+        <w:t>4. Kvalitet i tačnost generisanih odgovora</w:t>
+      </w:r>
+    </w:p>
+    <w:p>
+      <w:pPr>
+        <w:spacing w:after="160" w:line="276" w:lineRule="auto"/>
+      </w:pPr>
+      <w:r>
+        <w:t>Brzina nije jedini bitan faktor. Pregledan je i sadržaj svakog odgovora: da li model odgovara na jeziku prompta (srpski), da li je generisani Python kod zaista ispravan i da li je odgovor kompletan ili je odsečen. Ovo je pregledano na svim odgovorima gde je tekst bio čitljivo sačuvan u log fajlovima (kod Ollama GPU testa deo teksta je „</w:t>
       </w:r>
       <w:proofErr w:type="gramStart"/>
       <w:r>
-        <w:t>sa</w:t>
-      </w:r>
-      <w:proofErr w:type="gramEnd"/>
-      <w:r>
-        <w:t xml:space="preserve"> 1 na 16 (Qwen2.5-Coder-7B: 9.1×, Qwen3-8B: 9.5×), dok se prosečno vreme čekanja po korisniku povećava tek blago (sa ~17–18s na ~22–26s). Ovo je posledica continuous batching-a — server ob</w:t>
-      </w:r>
-      <w:r>
-        <w:t>rađuje više zahteva paralelno umesto redom.</w:t>
-      </w:r>
-    </w:p>
-    <w:p>
-      <w:pPr>
-        <w:spacing w:after="160" w:line="276" w:lineRule="auto"/>
-      </w:pPr>
-      <w:r>
-        <w:t xml:space="preserve">Ollama, LM Studio i Text Generation WebUI u ovim testovima nisu opterećivani paralelnim zahtevima, </w:t>
-      </w:r>
-      <w:proofErr w:type="gramStart"/>
-      <w:r>
-        <w:t>ali</w:t>
-      </w:r>
-      <w:proofErr w:type="gramEnd"/>
-      <w:r>
-        <w:t xml:space="preserve"> po arhitekturi (nema batching-a, obrada je sekvencijalna) očekivano bi kod N istovremenih korisnika ukupno vr</w:t>
-      </w:r>
-      <w:r>
-        <w:t>eme čekanja raslo približno linearno sa N. O</w:t>
-      </w:r>
-      <w:r>
-        <w:t xml:space="preserve">vo nije direktno izmereno </w:t>
-      </w:r>
-      <w:r>
-        <w:rPr>
-          <w:lang w:val="sr-Latn-RS"/>
-        </w:rPr>
-        <w:t xml:space="preserve">već </w:t>
-      </w:r>
-      <w:r>
-        <w:t>poznato arhitektu</w:t>
-      </w:r>
-      <w:r>
-        <w:t>rno ograničenje</w:t>
-      </w:r>
-      <w:r>
-        <w:t>.</w:t>
-      </w:r>
-    </w:p>
-    <w:p>
-      <w:pPr>
-        <w:pStyle w:val="Heading1"/>
-        <w:spacing w:before="320" w:after="160"/>
-      </w:pPr>
-      <w:r>
-        <w:t>4. Kvalitet i tačnost generisanih odgovora</w:t>
-      </w:r>
-    </w:p>
-    <w:p>
-      <w:pPr>
-        <w:spacing w:after="160" w:line="276" w:lineRule="auto"/>
-      </w:pPr>
-      <w:r>
-        <w:t>B</w:t>
-      </w:r>
-      <w:r>
-        <w:t>rzina nije jedini bitan factor. P</w:t>
-      </w:r>
-      <w:r>
-        <w:t>regledan je i s</w:t>
-      </w:r>
-      <w:r>
-        <w:t xml:space="preserve">adržaj svakog odgovora: da li model odgovara </w:t>
-      </w:r>
-      <w:proofErr w:type="gramStart"/>
-      <w:r>
-        <w:t>na</w:t>
-      </w:r>
-      <w:proofErr w:type="gramEnd"/>
-      <w:r>
-        <w:t xml:space="preserve"> jeziku prompta (srpski), da li je generisani Python kod zaista ispravan i da li je odgovor kompletan ili je odsečen. Ovo je pregledano na svim odgovorima gde je tekst bio čitljivo sačuvan u log fajlovima (kod</w:t>
-      </w:r>
-      <w:r>
-        <w:t xml:space="preserve"> Ollama GPU testa deo teksta je „progutan</w:t>
-      </w:r>
-      <w:proofErr w:type="gramStart"/>
-      <w:r>
-        <w:t>“ terminalskim</w:t>
+        <w:t>progutan“ terminalskim</w:t>
       </w:r>
       <w:proofErr w:type="gramEnd"/>
       <w:r>
@@ -4279,6 +4458,7 @@
           <w:insideH w:val="single" w:sz="4" w:space="0" w:color="auto"/>
           <w:insideV w:val="single" w:sz="4" w:space="0" w:color="auto"/>
         </w:tblBorders>
+        <w:tblLayout w:type="fixed"/>
         <w:tblCellMar>
           <w:left w:w="10" w:type="dxa"/>
           <w:right w:w="10" w:type="dxa"/>
@@ -4286,24 +4466,18 @@
         <w:tblLook w:val="04A0" w:firstRow="1" w:lastRow="0" w:firstColumn="1" w:lastColumn="0" w:noHBand="0" w:noVBand="1"/>
       </w:tblPr>
       <w:tblGrid>
-        <w:gridCol w:w="2100"/>
-        <w:gridCol w:w="2000"/>
-        <w:gridCol w:w="2200"/>
-        <w:gridCol w:w="3955"/>
+        <w:gridCol w:w="2124"/>
+        <w:gridCol w:w="1978"/>
+        <w:gridCol w:w="2124"/>
+        <w:gridCol w:w="4029"/>
       </w:tblGrid>
       <w:tr>
-        <w:tblPrEx>
-          <w:tblCellMar>
-            <w:top w:w="0" w:type="dxa"/>
-            <w:bottom w:w="0" w:type="dxa"/>
-          </w:tblCellMar>
-        </w:tblPrEx>
         <w:trPr>
           <w:tblHeader/>
         </w:trPr>
         <w:tc>
           <w:tcPr>
-            <w:tcW w:w="2100" w:type="dxa"/>
+            <w:tcW w:w="2088" w:type="dxa"/>
             <w:shd w:val="clear" w:color="auto" w:fill="1F3864"/>
             <w:tcMar>
               <w:top w:w="80" w:type="dxa"/>
@@ -4322,6 +4496,7 @@
                 <w:b/>
                 <w:bCs/>
                 <w:color w:val="FFFFFF"/>
+                <w:sz w:val="16"/>
               </w:rPr>
               <w:t>Alat</w:t>
             </w:r>
@@ -4329,7 +4504,7 @@
         </w:tc>
         <w:tc>
           <w:tcPr>
-            <w:tcW w:w="2000" w:type="dxa"/>
+            <w:tcW w:w="1944" w:type="dxa"/>
             <w:shd w:val="clear" w:color="auto" w:fill="1F3864"/>
             <w:tcMar>
               <w:top w:w="80" w:type="dxa"/>
@@ -4348,6 +4523,7 @@
                 <w:b/>
                 <w:bCs/>
                 <w:color w:val="FFFFFF"/>
+                <w:sz w:val="16"/>
               </w:rPr>
               <w:t>Model</w:t>
             </w:r>
@@ -4355,7 +4531,7 @@
         </w:tc>
         <w:tc>
           <w:tcPr>
-            <w:tcW w:w="2200" w:type="dxa"/>
+            <w:tcW w:w="2088" w:type="dxa"/>
             <w:shd w:val="clear" w:color="auto" w:fill="1F3864"/>
             <w:tcMar>
               <w:top w:w="80" w:type="dxa"/>
@@ -4374,6 +4550,7 @@
                 <w:b/>
                 <w:bCs/>
                 <w:color w:val="FFFFFF"/>
+                <w:sz w:val="16"/>
               </w:rPr>
               <w:t>Jezik odgovora</w:t>
             </w:r>
@@ -4381,7 +4558,7 @@
         </w:tc>
         <w:tc>
           <w:tcPr>
-            <w:tcW w:w="3955" w:type="dxa"/>
+            <w:tcW w:w="3960" w:type="dxa"/>
             <w:shd w:val="clear" w:color="auto" w:fill="1F3864"/>
             <w:tcMar>
               <w:top w:w="80" w:type="dxa"/>
@@ -4400,6 +4577,7 @@
                 <w:b/>
                 <w:bCs/>
                 <w:color w:val="FFFFFF"/>
+                <w:sz w:val="16"/>
               </w:rPr>
               <w:t>Zapažanje o kodu / objašnjenju</w:t>
             </w:r>
@@ -4407,27 +4585,22 @@
         </w:tc>
       </w:tr>
       <w:tr>
-        <w:tblPrEx>
-          <w:tblCellMar>
-            <w:top w:w="0" w:type="dxa"/>
-            <w:bottom w:w="0" w:type="dxa"/>
-          </w:tblCellMar>
-        </w:tblPrEx>
-        <w:tc>
-          <w:tcPr>
-            <w:tcW w:w="2100" w:type="dxa"/>
-            <w:tcMar>
-              <w:top w:w="80" w:type="dxa"/>
-              <w:left w:w="100" w:type="dxa"/>
-              <w:bottom w:w="80" w:type="dxa"/>
-              <w:right w:w="100" w:type="dxa"/>
-            </w:tcMar>
-            <w:vAlign w:val="center"/>
-          </w:tcPr>
-          <w:p>
-            <w:r>
-              <w:rPr>
-                <w:color w:val="000000"/>
+        <w:tc>
+          <w:tcPr>
+            <w:tcW w:w="2088" w:type="dxa"/>
+            <w:tcMar>
+              <w:top w:w="80" w:type="dxa"/>
+              <w:left w:w="100" w:type="dxa"/>
+              <w:bottom w:w="80" w:type="dxa"/>
+              <w:right w:w="100" w:type="dxa"/>
+            </w:tcMar>
+            <w:vAlign w:val="center"/>
+          </w:tcPr>
+          <w:p>
+            <w:r>
+              <w:rPr>
+                <w:color w:val="000000"/>
+                <w:sz w:val="16"/>
               </w:rPr>
               <w:t>Ollama (CPU)</w:t>
             </w:r>
@@ -4435,22 +4608,23 @@
         </w:tc>
         <w:tc>
           <w:tcPr>
-            <w:tcW w:w="2000" w:type="dxa"/>
-            <w:tcMar>
-              <w:top w:w="80" w:type="dxa"/>
-              <w:left w:w="100" w:type="dxa"/>
-              <w:bottom w:w="80" w:type="dxa"/>
-              <w:right w:w="100" w:type="dxa"/>
-            </w:tcMar>
-            <w:vAlign w:val="center"/>
-          </w:tcPr>
-          <w:p>
-            <w:pPr>
-              <w:jc w:val="center"/>
-            </w:pPr>
-            <w:r>
-              <w:rPr>
-                <w:color w:val="000000"/>
+            <w:tcW w:w="1944" w:type="dxa"/>
+            <w:tcMar>
+              <w:top w:w="80" w:type="dxa"/>
+              <w:left w:w="100" w:type="dxa"/>
+              <w:bottom w:w="80" w:type="dxa"/>
+              <w:right w:w="100" w:type="dxa"/>
+            </w:tcMar>
+            <w:vAlign w:val="center"/>
+          </w:tcPr>
+          <w:p>
+            <w:pPr>
+              <w:jc w:val="center"/>
+            </w:pPr>
+            <w:r>
+              <w:rPr>
+                <w:color w:val="000000"/>
+                <w:sz w:val="16"/>
               </w:rPr>
               <w:t>Qwen2.5-Coder 7B</w:t>
             </w:r>
@@ -4458,22 +4632,23 @@
         </w:tc>
         <w:tc>
           <w:tcPr>
-            <w:tcW w:w="2200" w:type="dxa"/>
-            <w:tcMar>
-              <w:top w:w="80" w:type="dxa"/>
-              <w:left w:w="100" w:type="dxa"/>
-              <w:bottom w:w="80" w:type="dxa"/>
-              <w:right w:w="100" w:type="dxa"/>
-            </w:tcMar>
-            <w:vAlign w:val="center"/>
-          </w:tcPr>
-          <w:p>
-            <w:pPr>
-              <w:jc w:val="center"/>
-            </w:pPr>
-            <w:r>
-              <w:rPr>
-                <w:color w:val="000000"/>
+            <w:tcW w:w="2088" w:type="dxa"/>
+            <w:tcMar>
+              <w:top w:w="80" w:type="dxa"/>
+              <w:left w:w="100" w:type="dxa"/>
+              <w:bottom w:w="80" w:type="dxa"/>
+              <w:right w:w="100" w:type="dxa"/>
+            </w:tcMar>
+            <w:vAlign w:val="center"/>
+          </w:tcPr>
+          <w:p>
+            <w:pPr>
+              <w:jc w:val="center"/>
+            </w:pPr>
+            <w:r>
+              <w:rPr>
+                <w:color w:val="000000"/>
+                <w:sz w:val="16"/>
               </w:rPr>
               <w:t>srpski</w:t>
             </w:r>
@@ -4481,22 +4656,23 @@
         </w:tc>
         <w:tc>
           <w:tcPr>
-            <w:tcW w:w="3955" w:type="dxa"/>
-            <w:tcMar>
-              <w:top w:w="80" w:type="dxa"/>
-              <w:left w:w="100" w:type="dxa"/>
-              <w:bottom w:w="80" w:type="dxa"/>
-              <w:right w:w="100" w:type="dxa"/>
-            </w:tcMar>
-            <w:vAlign w:val="center"/>
-          </w:tcPr>
-          <w:p>
-            <w:pPr>
-              <w:jc w:val="center"/>
-            </w:pPr>
-            <w:r>
-              <w:rPr>
-                <w:color w:val="000000"/>
+            <w:tcW w:w="3960" w:type="dxa"/>
+            <w:tcMar>
+              <w:top w:w="80" w:type="dxa"/>
+              <w:left w:w="100" w:type="dxa"/>
+              <w:bottom w:w="80" w:type="dxa"/>
+              <w:right w:w="100" w:type="dxa"/>
+            </w:tcMar>
+            <w:vAlign w:val="center"/>
+          </w:tcPr>
+          <w:p>
+            <w:pPr>
+              <w:jc w:val="center"/>
+            </w:pPr>
+            <w:r>
+              <w:rPr>
+                <w:color w:val="000000"/>
+                <w:sz w:val="16"/>
               </w:rPr>
               <w:t>Ispravna implementacija (petlja do kvadratnog korena), jasno objašnjenje korak po korak.</w:t>
             </w:r>
@@ -4504,28 +4680,23 @@
         </w:tc>
       </w:tr>
       <w:tr>
-        <w:tblPrEx>
-          <w:tblCellMar>
-            <w:top w:w="0" w:type="dxa"/>
-            <w:bottom w:w="0" w:type="dxa"/>
-          </w:tblCellMar>
-        </w:tblPrEx>
-        <w:tc>
-          <w:tcPr>
-            <w:tcW w:w="2100" w:type="dxa"/>
-            <w:shd w:val="clear" w:color="auto" w:fill="F2F2F2"/>
-            <w:tcMar>
-              <w:top w:w="80" w:type="dxa"/>
-              <w:left w:w="100" w:type="dxa"/>
-              <w:bottom w:w="80" w:type="dxa"/>
-              <w:right w:w="100" w:type="dxa"/>
-            </w:tcMar>
-            <w:vAlign w:val="center"/>
-          </w:tcPr>
-          <w:p>
-            <w:r>
-              <w:rPr>
-                <w:color w:val="000000"/>
+        <w:tc>
+          <w:tcPr>
+            <w:tcW w:w="2088" w:type="dxa"/>
+            <w:shd w:val="clear" w:color="auto" w:fill="F2F2F2"/>
+            <w:tcMar>
+              <w:top w:w="80" w:type="dxa"/>
+              <w:left w:w="100" w:type="dxa"/>
+              <w:bottom w:w="80" w:type="dxa"/>
+              <w:right w:w="100" w:type="dxa"/>
+            </w:tcMar>
+            <w:vAlign w:val="center"/>
+          </w:tcPr>
+          <w:p>
+            <w:r>
+              <w:rPr>
+                <w:color w:val="000000"/>
+                <w:sz w:val="16"/>
               </w:rPr>
               <w:t>Ollama (CPU)</w:t>
             </w:r>
@@ -4533,23 +4704,24 @@
         </w:tc>
         <w:tc>
           <w:tcPr>
-            <w:tcW w:w="2000" w:type="dxa"/>
-            <w:shd w:val="clear" w:color="auto" w:fill="F2F2F2"/>
-            <w:tcMar>
-              <w:top w:w="80" w:type="dxa"/>
-              <w:left w:w="100" w:type="dxa"/>
-              <w:bottom w:w="80" w:type="dxa"/>
-              <w:right w:w="100" w:type="dxa"/>
-            </w:tcMar>
-            <w:vAlign w:val="center"/>
-          </w:tcPr>
-          <w:p>
-            <w:pPr>
-              <w:jc w:val="center"/>
-            </w:pPr>
-            <w:r>
-              <w:rPr>
-                <w:color w:val="000000"/>
+            <w:tcW w:w="1944" w:type="dxa"/>
+            <w:shd w:val="clear" w:color="auto" w:fill="F2F2F2"/>
+            <w:tcMar>
+              <w:top w:w="80" w:type="dxa"/>
+              <w:left w:w="100" w:type="dxa"/>
+              <w:bottom w:w="80" w:type="dxa"/>
+              <w:right w:w="100" w:type="dxa"/>
+            </w:tcMar>
+            <w:vAlign w:val="center"/>
+          </w:tcPr>
+          <w:p>
+            <w:pPr>
+              <w:jc w:val="center"/>
+            </w:pPr>
+            <w:r>
+              <w:rPr>
+                <w:color w:val="000000"/>
+                <w:sz w:val="16"/>
               </w:rPr>
               <w:t>Qwen2.5-Coder 1.5B</w:t>
             </w:r>
@@ -4557,23 +4729,24 @@
         </w:tc>
         <w:tc>
           <w:tcPr>
-            <w:tcW w:w="2200" w:type="dxa"/>
-            <w:shd w:val="clear" w:color="auto" w:fill="F2F2F2"/>
-            <w:tcMar>
-              <w:top w:w="80" w:type="dxa"/>
-              <w:left w:w="100" w:type="dxa"/>
-              <w:bottom w:w="80" w:type="dxa"/>
-              <w:right w:w="100" w:type="dxa"/>
-            </w:tcMar>
-            <w:vAlign w:val="center"/>
-          </w:tcPr>
-          <w:p>
-            <w:pPr>
-              <w:jc w:val="center"/>
-            </w:pPr>
-            <w:r>
-              <w:rPr>
-                <w:color w:val="000000"/>
+            <w:tcW w:w="2088" w:type="dxa"/>
+            <w:shd w:val="clear" w:color="auto" w:fill="F2F2F2"/>
+            <w:tcMar>
+              <w:top w:w="80" w:type="dxa"/>
+              <w:left w:w="100" w:type="dxa"/>
+              <w:bottom w:w="80" w:type="dxa"/>
+              <w:right w:w="100" w:type="dxa"/>
+            </w:tcMar>
+            <w:vAlign w:val="center"/>
+          </w:tcPr>
+          <w:p>
+            <w:pPr>
+              <w:jc w:val="center"/>
+            </w:pPr>
+            <w:r>
+              <w:rPr>
+                <w:color w:val="000000"/>
+                <w:sz w:val="16"/>
               </w:rPr>
               <w:t>srpski</w:t>
             </w:r>
@@ -4581,23 +4754,24 @@
         </w:tc>
         <w:tc>
           <w:tcPr>
-            <w:tcW w:w="3955" w:type="dxa"/>
-            <w:shd w:val="clear" w:color="auto" w:fill="F2F2F2"/>
-            <w:tcMar>
-              <w:top w:w="80" w:type="dxa"/>
-              <w:left w:w="100" w:type="dxa"/>
-              <w:bottom w:w="80" w:type="dxa"/>
-              <w:right w:w="100" w:type="dxa"/>
-            </w:tcMar>
-            <w:vAlign w:val="center"/>
-          </w:tcPr>
-          <w:p>
-            <w:pPr>
-              <w:jc w:val="center"/>
-            </w:pPr>
-            <w:r>
-              <w:rPr>
-                <w:color w:val="000000"/>
+            <w:tcW w:w="3960" w:type="dxa"/>
+            <w:shd w:val="clear" w:color="auto" w:fill="F2F2F2"/>
+            <w:tcMar>
+              <w:top w:w="80" w:type="dxa"/>
+              <w:left w:w="100" w:type="dxa"/>
+              <w:bottom w:w="80" w:type="dxa"/>
+              <w:right w:w="100" w:type="dxa"/>
+            </w:tcMar>
+            <w:vAlign w:val="center"/>
+          </w:tcPr>
+          <w:p>
+            <w:pPr>
+              <w:jc w:val="center"/>
+            </w:pPr>
+            <w:r>
+              <w:rPr>
+                <w:color w:val="000000"/>
+                <w:sz w:val="16"/>
               </w:rPr>
               <w:t>Ispravna implementacija; poneka nezgrapna/izmišljena reč u objašnjenju, ali razumljivo.</w:t>
             </w:r>
@@ -4605,27 +4779,22 @@
         </w:tc>
       </w:tr>
       <w:tr>
-        <w:tblPrEx>
-          <w:tblCellMar>
-            <w:top w:w="0" w:type="dxa"/>
-            <w:bottom w:w="0" w:type="dxa"/>
-          </w:tblCellMar>
-        </w:tblPrEx>
-        <w:tc>
-          <w:tcPr>
-            <w:tcW w:w="2100" w:type="dxa"/>
-            <w:tcMar>
-              <w:top w:w="80" w:type="dxa"/>
-              <w:left w:w="100" w:type="dxa"/>
-              <w:bottom w:w="80" w:type="dxa"/>
-              <w:right w:w="100" w:type="dxa"/>
-            </w:tcMar>
-            <w:vAlign w:val="center"/>
-          </w:tcPr>
-          <w:p>
-            <w:r>
-              <w:rPr>
-                <w:color w:val="000000"/>
+        <w:tc>
+          <w:tcPr>
+            <w:tcW w:w="2088" w:type="dxa"/>
+            <w:tcMar>
+              <w:top w:w="80" w:type="dxa"/>
+              <w:left w:w="100" w:type="dxa"/>
+              <w:bottom w:w="80" w:type="dxa"/>
+              <w:right w:w="100" w:type="dxa"/>
+            </w:tcMar>
+            <w:vAlign w:val="center"/>
+          </w:tcPr>
+          <w:p>
+            <w:r>
+              <w:rPr>
+                <w:color w:val="000000"/>
+                <w:sz w:val="16"/>
               </w:rPr>
               <w:t>Ollama (CPU)</w:t>
             </w:r>
@@ -4633,22 +4802,23 @@
         </w:tc>
         <w:tc>
           <w:tcPr>
-            <w:tcW w:w="2000" w:type="dxa"/>
-            <w:tcMar>
-              <w:top w:w="80" w:type="dxa"/>
-              <w:left w:w="100" w:type="dxa"/>
-              <w:bottom w:w="80" w:type="dxa"/>
-              <w:right w:w="100" w:type="dxa"/>
-            </w:tcMar>
-            <w:vAlign w:val="center"/>
-          </w:tcPr>
-          <w:p>
-            <w:pPr>
-              <w:jc w:val="center"/>
-            </w:pPr>
-            <w:r>
-              <w:rPr>
-                <w:color w:val="000000"/>
+            <w:tcW w:w="1944" w:type="dxa"/>
+            <w:tcMar>
+              <w:top w:w="80" w:type="dxa"/>
+              <w:left w:w="100" w:type="dxa"/>
+              <w:bottom w:w="80" w:type="dxa"/>
+              <w:right w:w="100" w:type="dxa"/>
+            </w:tcMar>
+            <w:vAlign w:val="center"/>
+          </w:tcPr>
+          <w:p>
+            <w:pPr>
+              <w:jc w:val="center"/>
+            </w:pPr>
+            <w:r>
+              <w:rPr>
+                <w:color w:val="000000"/>
+                <w:sz w:val="16"/>
               </w:rPr>
               <w:t>Gemma2 2B</w:t>
             </w:r>
@@ -4656,22 +4826,23 @@
         </w:tc>
         <w:tc>
           <w:tcPr>
-            <w:tcW w:w="2200" w:type="dxa"/>
-            <w:tcMar>
-              <w:top w:w="80" w:type="dxa"/>
-              <w:left w:w="100" w:type="dxa"/>
-              <w:bottom w:w="80" w:type="dxa"/>
-              <w:right w:w="100" w:type="dxa"/>
-            </w:tcMar>
-            <w:vAlign w:val="center"/>
-          </w:tcPr>
-          <w:p>
-            <w:pPr>
-              <w:jc w:val="center"/>
-            </w:pPr>
-            <w:r>
-              <w:rPr>
-                <w:color w:val="000000"/>
+            <w:tcW w:w="2088" w:type="dxa"/>
+            <w:tcMar>
+              <w:top w:w="80" w:type="dxa"/>
+              <w:left w:w="100" w:type="dxa"/>
+              <w:bottom w:w="80" w:type="dxa"/>
+              <w:right w:w="100" w:type="dxa"/>
+            </w:tcMar>
+            <w:vAlign w:val="center"/>
+          </w:tcPr>
+          <w:p>
+            <w:pPr>
+              <w:jc w:val="center"/>
+            </w:pPr>
+            <w:r>
+              <w:rPr>
+                <w:color w:val="000000"/>
+                <w:sz w:val="16"/>
               </w:rPr>
               <w:t>srpski</w:t>
             </w:r>
@@ -4679,22 +4850,23 @@
         </w:tc>
         <w:tc>
           <w:tcPr>
-            <w:tcW w:w="3955" w:type="dxa"/>
-            <w:tcMar>
-              <w:top w:w="80" w:type="dxa"/>
-              <w:left w:w="100" w:type="dxa"/>
-              <w:bottom w:w="80" w:type="dxa"/>
-              <w:right w:w="100" w:type="dxa"/>
-            </w:tcMar>
-            <w:vAlign w:val="center"/>
-          </w:tcPr>
-          <w:p>
-            <w:pPr>
-              <w:jc w:val="center"/>
-            </w:pPr>
-            <w:r>
-              <w:rPr>
-                <w:color w:val="000000"/>
+            <w:tcW w:w="3960" w:type="dxa"/>
+            <w:tcMar>
+              <w:top w:w="80" w:type="dxa"/>
+              <w:left w:w="100" w:type="dxa"/>
+              <w:bottom w:w="80" w:type="dxa"/>
+              <w:right w:w="100" w:type="dxa"/>
+            </w:tcMar>
+            <w:vAlign w:val="center"/>
+          </w:tcPr>
+          <w:p>
+            <w:pPr>
+              <w:jc w:val="center"/>
+            </w:pPr>
+            <w:r>
+              <w:rPr>
+                <w:color w:val="000000"/>
+                <w:sz w:val="16"/>
               </w:rPr>
               <w:t>Ispravna i optimizovana implementacija (provera oblika 6k±1), tačno objašnjeno na srpskom — jedini test u kom je ovaj model ostao na srpskom.</w:t>
             </w:r>
@@ -4702,28 +4874,23 @@
         </w:tc>
       </w:tr>
       <w:tr>
-        <w:tblPrEx>
-          <w:tblCellMar>
-            <w:top w:w="0" w:type="dxa"/>
-            <w:bottom w:w="0" w:type="dxa"/>
-          </w:tblCellMar>
-        </w:tblPrEx>
-        <w:tc>
-          <w:tcPr>
-            <w:tcW w:w="2100" w:type="dxa"/>
-            <w:shd w:val="clear" w:color="auto" w:fill="F2F2F2"/>
-            <w:tcMar>
-              <w:top w:w="80" w:type="dxa"/>
-              <w:left w:w="100" w:type="dxa"/>
-              <w:bottom w:w="80" w:type="dxa"/>
-              <w:right w:w="100" w:type="dxa"/>
-            </w:tcMar>
-            <w:vAlign w:val="center"/>
-          </w:tcPr>
-          <w:p>
-            <w:r>
-              <w:rPr>
-                <w:color w:val="000000"/>
+        <w:tc>
+          <w:tcPr>
+            <w:tcW w:w="2088" w:type="dxa"/>
+            <w:shd w:val="clear" w:color="auto" w:fill="F2F2F2"/>
+            <w:tcMar>
+              <w:top w:w="80" w:type="dxa"/>
+              <w:left w:w="100" w:type="dxa"/>
+              <w:bottom w:w="80" w:type="dxa"/>
+              <w:right w:w="100" w:type="dxa"/>
+            </w:tcMar>
+            <w:vAlign w:val="center"/>
+          </w:tcPr>
+          <w:p>
+            <w:r>
+              <w:rPr>
+                <w:color w:val="000000"/>
+                <w:sz w:val="16"/>
               </w:rPr>
               <w:t>Ollama (CPU)</w:t>
             </w:r>
@@ -4731,23 +4898,24 @@
         </w:tc>
         <w:tc>
           <w:tcPr>
-            <w:tcW w:w="2000" w:type="dxa"/>
-            <w:shd w:val="clear" w:color="auto" w:fill="F2F2F2"/>
-            <w:tcMar>
-              <w:top w:w="80" w:type="dxa"/>
-              <w:left w:w="100" w:type="dxa"/>
-              <w:bottom w:w="80" w:type="dxa"/>
-              <w:right w:w="100" w:type="dxa"/>
-            </w:tcMar>
-            <w:vAlign w:val="center"/>
-          </w:tcPr>
-          <w:p>
-            <w:pPr>
-              <w:jc w:val="center"/>
-            </w:pPr>
-            <w:r>
-              <w:rPr>
-                <w:color w:val="000000"/>
+            <w:tcW w:w="1944" w:type="dxa"/>
+            <w:shd w:val="clear" w:color="auto" w:fill="F2F2F2"/>
+            <w:tcMar>
+              <w:top w:w="80" w:type="dxa"/>
+              <w:left w:w="100" w:type="dxa"/>
+              <w:bottom w:w="80" w:type="dxa"/>
+              <w:right w:w="100" w:type="dxa"/>
+            </w:tcMar>
+            <w:vAlign w:val="center"/>
+          </w:tcPr>
+          <w:p>
+            <w:pPr>
+              <w:jc w:val="center"/>
+            </w:pPr>
+            <w:r>
+              <w:rPr>
+                <w:color w:val="000000"/>
+                <w:sz w:val="16"/>
               </w:rPr>
               <w:t>Llama3.2 3B</w:t>
             </w:r>
@@ -4755,23 +4923,24 @@
         </w:tc>
         <w:tc>
           <w:tcPr>
-            <w:tcW w:w="2200" w:type="dxa"/>
-            <w:shd w:val="clear" w:color="auto" w:fill="F2F2F2"/>
-            <w:tcMar>
-              <w:top w:w="80" w:type="dxa"/>
-              <w:left w:w="100" w:type="dxa"/>
-              <w:bottom w:w="80" w:type="dxa"/>
-              <w:right w:w="100" w:type="dxa"/>
-            </w:tcMar>
-            <w:vAlign w:val="center"/>
-          </w:tcPr>
-          <w:p>
-            <w:pPr>
-              <w:jc w:val="center"/>
-            </w:pPr>
-            <w:r>
-              <w:rPr>
-                <w:color w:val="000000"/>
+            <w:tcW w:w="2088" w:type="dxa"/>
+            <w:shd w:val="clear" w:color="auto" w:fill="F2F2F2"/>
+            <w:tcMar>
+              <w:top w:w="80" w:type="dxa"/>
+              <w:left w:w="100" w:type="dxa"/>
+              <w:bottom w:w="80" w:type="dxa"/>
+              <w:right w:w="100" w:type="dxa"/>
+            </w:tcMar>
+            <w:vAlign w:val="center"/>
+          </w:tcPr>
+          <w:p>
+            <w:pPr>
+              <w:jc w:val="center"/>
+            </w:pPr>
+            <w:r>
+              <w:rPr>
+                <w:color w:val="000000"/>
+                <w:sz w:val="16"/>
               </w:rPr>
               <w:t>srpski, nekonzistentno</w:t>
             </w:r>
@@ -4779,23 +4948,24 @@
         </w:tc>
         <w:tc>
           <w:tcPr>
-            <w:tcW w:w="3955" w:type="dxa"/>
-            <w:shd w:val="clear" w:color="auto" w:fill="F2F2F2"/>
-            <w:tcMar>
-              <w:top w:w="80" w:type="dxa"/>
-              <w:left w:w="100" w:type="dxa"/>
-              <w:bottom w:w="80" w:type="dxa"/>
-              <w:right w:w="100" w:type="dxa"/>
-            </w:tcMar>
-            <w:vAlign w:val="center"/>
-          </w:tcPr>
-          <w:p>
-            <w:pPr>
-              <w:jc w:val="center"/>
-            </w:pPr>
-            <w:r>
-              <w:rPr>
-                <w:color w:val="000000"/>
+            <w:tcW w:w="3960" w:type="dxa"/>
+            <w:shd w:val="clear" w:color="auto" w:fill="F2F2F2"/>
+            <w:tcMar>
+              <w:top w:w="80" w:type="dxa"/>
+              <w:left w:w="100" w:type="dxa"/>
+              <w:bottom w:w="80" w:type="dxa"/>
+              <w:right w:w="100" w:type="dxa"/>
+            </w:tcMar>
+            <w:vAlign w:val="center"/>
+          </w:tcPr>
+          <w:p>
+            <w:pPr>
+              <w:jc w:val="center"/>
+            </w:pPr>
+            <w:r>
+              <w:rPr>
+                <w:color w:val="000000"/>
+                <w:sz w:val="16"/>
               </w:rPr>
               <w:t>Logička greška u kodu: koristi presek skupova umesto stvarne provere deljivosti — za veće brojeve daje netačan rezultat. Najozbiljnija greška uočena u testu.</w:t>
             </w:r>
@@ -4803,27 +4973,22 @@
         </w:tc>
       </w:tr>
       <w:tr>
-        <w:tblPrEx>
-          <w:tblCellMar>
-            <w:top w:w="0" w:type="dxa"/>
-            <w:bottom w:w="0" w:type="dxa"/>
-          </w:tblCellMar>
-        </w:tblPrEx>
-        <w:tc>
-          <w:tcPr>
-            <w:tcW w:w="2100" w:type="dxa"/>
-            <w:tcMar>
-              <w:top w:w="80" w:type="dxa"/>
-              <w:left w:w="100" w:type="dxa"/>
-              <w:bottom w:w="80" w:type="dxa"/>
-              <w:right w:w="100" w:type="dxa"/>
-            </w:tcMar>
-            <w:vAlign w:val="center"/>
-          </w:tcPr>
-          <w:p>
-            <w:r>
-              <w:rPr>
-                <w:color w:val="000000"/>
+        <w:tc>
+          <w:tcPr>
+            <w:tcW w:w="2088" w:type="dxa"/>
+            <w:tcMar>
+              <w:top w:w="80" w:type="dxa"/>
+              <w:left w:w="100" w:type="dxa"/>
+              <w:bottom w:w="80" w:type="dxa"/>
+              <w:right w:w="100" w:type="dxa"/>
+            </w:tcMar>
+            <w:vAlign w:val="center"/>
+          </w:tcPr>
+          <w:p>
+            <w:r>
+              <w:rPr>
+                <w:color w:val="000000"/>
+                <w:sz w:val="16"/>
               </w:rPr>
               <w:t>Ollama (CPU)</w:t>
             </w:r>
@@ -4831,22 +4996,23 @@
         </w:tc>
         <w:tc>
           <w:tcPr>
-            <w:tcW w:w="2000" w:type="dxa"/>
-            <w:tcMar>
-              <w:top w:w="80" w:type="dxa"/>
-              <w:left w:w="100" w:type="dxa"/>
-              <w:bottom w:w="80" w:type="dxa"/>
-              <w:right w:w="100" w:type="dxa"/>
-            </w:tcMar>
-            <w:vAlign w:val="center"/>
-          </w:tcPr>
-          <w:p>
-            <w:pPr>
-              <w:jc w:val="center"/>
-            </w:pPr>
-            <w:r>
-              <w:rPr>
-                <w:color w:val="000000"/>
+            <w:tcW w:w="1944" w:type="dxa"/>
+            <w:tcMar>
+              <w:top w:w="80" w:type="dxa"/>
+              <w:left w:w="100" w:type="dxa"/>
+              <w:bottom w:w="80" w:type="dxa"/>
+              <w:right w:w="100" w:type="dxa"/>
+            </w:tcMar>
+            <w:vAlign w:val="center"/>
+          </w:tcPr>
+          <w:p>
+            <w:pPr>
+              <w:jc w:val="center"/>
+            </w:pPr>
+            <w:r>
+              <w:rPr>
+                <w:color w:val="000000"/>
+                <w:sz w:val="16"/>
               </w:rPr>
               <w:t>Mistral 7B</w:t>
             </w:r>
@@ -4854,22 +5020,23 @@
         </w:tc>
         <w:tc>
           <w:tcPr>
-            <w:tcW w:w="2200" w:type="dxa"/>
-            <w:tcMar>
-              <w:top w:w="80" w:type="dxa"/>
-              <w:left w:w="100" w:type="dxa"/>
-              <w:bottom w:w="80" w:type="dxa"/>
-              <w:right w:w="100" w:type="dxa"/>
-            </w:tcMar>
-            <w:vAlign w:val="center"/>
-          </w:tcPr>
-          <w:p>
-            <w:pPr>
-              <w:jc w:val="center"/>
-            </w:pPr>
-            <w:r>
-              <w:rPr>
-                <w:color w:val="000000"/>
+            <w:tcW w:w="2088" w:type="dxa"/>
+            <w:tcMar>
+              <w:top w:w="80" w:type="dxa"/>
+              <w:left w:w="100" w:type="dxa"/>
+              <w:bottom w:w="80" w:type="dxa"/>
+              <w:right w:w="100" w:type="dxa"/>
+            </w:tcMar>
+            <w:vAlign w:val="center"/>
+          </w:tcPr>
+          <w:p>
+            <w:pPr>
+              <w:jc w:val="center"/>
+            </w:pPr>
+            <w:r>
+              <w:rPr>
+                <w:color w:val="000000"/>
+                <w:sz w:val="16"/>
               </w:rPr>
               <w:t>počinje na srpskom, prelazi na engleski</w:t>
             </w:r>
@@ -4877,22 +5044,23 @@
         </w:tc>
         <w:tc>
           <w:tcPr>
-            <w:tcW w:w="3955" w:type="dxa"/>
-            <w:tcMar>
-              <w:top w:w="80" w:type="dxa"/>
-              <w:left w:w="100" w:type="dxa"/>
-              <w:bottom w:w="80" w:type="dxa"/>
-              <w:right w:w="100" w:type="dxa"/>
-            </w:tcMar>
-            <w:vAlign w:val="center"/>
-          </w:tcPr>
-          <w:p>
-            <w:pPr>
-              <w:jc w:val="center"/>
-            </w:pPr>
-            <w:r>
-              <w:rPr>
-                <w:color w:val="000000"/>
+            <w:tcW w:w="3960" w:type="dxa"/>
+            <w:tcMar>
+              <w:top w:w="80" w:type="dxa"/>
+              <w:left w:w="100" w:type="dxa"/>
+              <w:bottom w:w="80" w:type="dxa"/>
+              <w:right w:w="100" w:type="dxa"/>
+            </w:tcMar>
+            <w:vAlign w:val="center"/>
+          </w:tcPr>
+          <w:p>
+            <w:pPr>
+              <w:jc w:val="center"/>
+            </w:pPr>
+            <w:r>
+              <w:rPr>
+                <w:color w:val="000000"/>
+                <w:sz w:val="16"/>
               </w:rPr>
               <w:t>Kod je ispravan, ali model ne ostaje dosledan jeziku prompta.</w:t>
             </w:r>
@@ -4900,28 +5068,23 @@
         </w:tc>
       </w:tr>
       <w:tr>
-        <w:tblPrEx>
-          <w:tblCellMar>
-            <w:top w:w="0" w:type="dxa"/>
-            <w:bottom w:w="0" w:type="dxa"/>
-          </w:tblCellMar>
-        </w:tblPrEx>
-        <w:tc>
-          <w:tcPr>
-            <w:tcW w:w="2100" w:type="dxa"/>
-            <w:shd w:val="clear" w:color="auto" w:fill="F2F2F2"/>
-            <w:tcMar>
-              <w:top w:w="80" w:type="dxa"/>
-              <w:left w:w="100" w:type="dxa"/>
-              <w:bottom w:w="80" w:type="dxa"/>
-              <w:right w:w="100" w:type="dxa"/>
-            </w:tcMar>
-            <w:vAlign w:val="center"/>
-          </w:tcPr>
-          <w:p>
-            <w:r>
-              <w:rPr>
-                <w:color w:val="000000"/>
+        <w:tc>
+          <w:tcPr>
+            <w:tcW w:w="2088" w:type="dxa"/>
+            <w:shd w:val="clear" w:color="auto" w:fill="F2F2F2"/>
+            <w:tcMar>
+              <w:top w:w="80" w:type="dxa"/>
+              <w:left w:w="100" w:type="dxa"/>
+              <w:bottom w:w="80" w:type="dxa"/>
+              <w:right w:w="100" w:type="dxa"/>
+            </w:tcMar>
+            <w:vAlign w:val="center"/>
+          </w:tcPr>
+          <w:p>
+            <w:r>
+              <w:rPr>
+                <w:color w:val="000000"/>
+                <w:sz w:val="16"/>
               </w:rPr>
               <w:t>LM Studio</w:t>
             </w:r>
@@ -4929,23 +5092,24 @@
         </w:tc>
         <w:tc>
           <w:tcPr>
-            <w:tcW w:w="2000" w:type="dxa"/>
-            <w:shd w:val="clear" w:color="auto" w:fill="F2F2F2"/>
-            <w:tcMar>
-              <w:top w:w="80" w:type="dxa"/>
-              <w:left w:w="100" w:type="dxa"/>
-              <w:bottom w:w="80" w:type="dxa"/>
-              <w:right w:w="100" w:type="dxa"/>
-            </w:tcMar>
-            <w:vAlign w:val="center"/>
-          </w:tcPr>
-          <w:p>
-            <w:pPr>
-              <w:jc w:val="center"/>
-            </w:pPr>
-            <w:r>
-              <w:rPr>
-                <w:color w:val="000000"/>
+            <w:tcW w:w="1944" w:type="dxa"/>
+            <w:shd w:val="clear" w:color="auto" w:fill="F2F2F2"/>
+            <w:tcMar>
+              <w:top w:w="80" w:type="dxa"/>
+              <w:left w:w="100" w:type="dxa"/>
+              <w:bottom w:w="80" w:type="dxa"/>
+              <w:right w:w="100" w:type="dxa"/>
+            </w:tcMar>
+            <w:vAlign w:val="center"/>
+          </w:tcPr>
+          <w:p>
+            <w:pPr>
+              <w:jc w:val="center"/>
+            </w:pPr>
+            <w:r>
+              <w:rPr>
+                <w:color w:val="000000"/>
+                <w:sz w:val="16"/>
               </w:rPr>
               <w:t>Qwen2.5-Coder 7B</w:t>
             </w:r>
@@ -4953,23 +5117,24 @@
         </w:tc>
         <w:tc>
           <w:tcPr>
-            <w:tcW w:w="2200" w:type="dxa"/>
-            <w:shd w:val="clear" w:color="auto" w:fill="F2F2F2"/>
-            <w:tcMar>
-              <w:top w:w="80" w:type="dxa"/>
-              <w:left w:w="100" w:type="dxa"/>
-              <w:bottom w:w="80" w:type="dxa"/>
-              <w:right w:w="100" w:type="dxa"/>
-            </w:tcMar>
-            <w:vAlign w:val="center"/>
-          </w:tcPr>
-          <w:p>
-            <w:pPr>
-              <w:jc w:val="center"/>
-            </w:pPr>
-            <w:r>
-              <w:rPr>
-                <w:color w:val="000000"/>
+            <w:tcW w:w="2088" w:type="dxa"/>
+            <w:shd w:val="clear" w:color="auto" w:fill="F2F2F2"/>
+            <w:tcMar>
+              <w:top w:w="80" w:type="dxa"/>
+              <w:left w:w="100" w:type="dxa"/>
+              <w:bottom w:w="80" w:type="dxa"/>
+              <w:right w:w="100" w:type="dxa"/>
+            </w:tcMar>
+            <w:vAlign w:val="center"/>
+          </w:tcPr>
+          <w:p>
+            <w:pPr>
+              <w:jc w:val="center"/>
+            </w:pPr>
+            <w:r>
+              <w:rPr>
+                <w:color w:val="000000"/>
+                <w:sz w:val="16"/>
               </w:rPr>
               <w:t>—</w:t>
             </w:r>
@@ -4977,23 +5142,24 @@
         </w:tc>
         <w:tc>
           <w:tcPr>
-            <w:tcW w:w="3955" w:type="dxa"/>
-            <w:shd w:val="clear" w:color="auto" w:fill="F2F2F2"/>
-            <w:tcMar>
-              <w:top w:w="80" w:type="dxa"/>
-              <w:left w:w="100" w:type="dxa"/>
-              <w:bottom w:w="80" w:type="dxa"/>
-              <w:right w:w="100" w:type="dxa"/>
-            </w:tcMar>
-            <w:vAlign w:val="center"/>
-          </w:tcPr>
-          <w:p>
-            <w:pPr>
-              <w:jc w:val="center"/>
-            </w:pPr>
-            <w:r>
-              <w:rPr>
-                <w:color w:val="000000"/>
+            <w:tcW w:w="3960" w:type="dxa"/>
+            <w:shd w:val="clear" w:color="auto" w:fill="F2F2F2"/>
+            <w:tcMar>
+              <w:top w:w="80" w:type="dxa"/>
+              <w:left w:w="100" w:type="dxa"/>
+              <w:bottom w:w="80" w:type="dxa"/>
+              <w:right w:w="100" w:type="dxa"/>
+            </w:tcMar>
+            <w:vAlign w:val="center"/>
+          </w:tcPr>
+          <w:p>
+            <w:pPr>
+              <w:jc w:val="center"/>
+            </w:pPr>
+            <w:r>
+              <w:rPr>
+                <w:color w:val="000000"/>
+                <w:sz w:val="16"/>
               </w:rPr>
               <w:t>Tekst odgovora nije sačuvan u logu, dostupne su samo statistike brzine.</w:t>
             </w:r>
@@ -5001,27 +5167,22 @@
         </w:tc>
       </w:tr>
       <w:tr>
-        <w:tblPrEx>
-          <w:tblCellMar>
-            <w:top w:w="0" w:type="dxa"/>
-            <w:bottom w:w="0" w:type="dxa"/>
-          </w:tblCellMar>
-        </w:tblPrEx>
-        <w:tc>
-          <w:tcPr>
-            <w:tcW w:w="2100" w:type="dxa"/>
-            <w:tcMar>
-              <w:top w:w="80" w:type="dxa"/>
-              <w:left w:w="100" w:type="dxa"/>
-              <w:bottom w:w="80" w:type="dxa"/>
-              <w:right w:w="100" w:type="dxa"/>
-            </w:tcMar>
-            <w:vAlign w:val="center"/>
-          </w:tcPr>
-          <w:p>
-            <w:r>
-              <w:rPr>
-                <w:color w:val="000000"/>
+        <w:tc>
+          <w:tcPr>
+            <w:tcW w:w="2088" w:type="dxa"/>
+            <w:tcMar>
+              <w:top w:w="80" w:type="dxa"/>
+              <w:left w:w="100" w:type="dxa"/>
+              <w:bottom w:w="80" w:type="dxa"/>
+              <w:right w:w="100" w:type="dxa"/>
+            </w:tcMar>
+            <w:vAlign w:val="center"/>
+          </w:tcPr>
+          <w:p>
+            <w:r>
+              <w:rPr>
+                <w:color w:val="000000"/>
+                <w:sz w:val="16"/>
               </w:rPr>
               <w:t>LM Studio</w:t>
             </w:r>
@@ -5029,22 +5190,23 @@
         </w:tc>
         <w:tc>
           <w:tcPr>
-            <w:tcW w:w="2000" w:type="dxa"/>
-            <w:tcMar>
-              <w:top w:w="80" w:type="dxa"/>
-              <w:left w:w="100" w:type="dxa"/>
-              <w:bottom w:w="80" w:type="dxa"/>
-              <w:right w:w="100" w:type="dxa"/>
-            </w:tcMar>
-            <w:vAlign w:val="center"/>
-          </w:tcPr>
-          <w:p>
-            <w:pPr>
-              <w:jc w:val="center"/>
-            </w:pPr>
-            <w:r>
-              <w:rPr>
-                <w:color w:val="000000"/>
+            <w:tcW w:w="1944" w:type="dxa"/>
+            <w:tcMar>
+              <w:top w:w="80" w:type="dxa"/>
+              <w:left w:w="100" w:type="dxa"/>
+              <w:bottom w:w="80" w:type="dxa"/>
+              <w:right w:w="100" w:type="dxa"/>
+            </w:tcMar>
+            <w:vAlign w:val="center"/>
+          </w:tcPr>
+          <w:p>
+            <w:pPr>
+              <w:jc w:val="center"/>
+            </w:pPr>
+            <w:r>
+              <w:rPr>
+                <w:color w:val="000000"/>
+                <w:sz w:val="16"/>
               </w:rPr>
               <w:t>Qwen2.5-Coder 1.5B</w:t>
             </w:r>
@@ -5052,22 +5214,23 @@
         </w:tc>
         <w:tc>
           <w:tcPr>
-            <w:tcW w:w="2200" w:type="dxa"/>
-            <w:tcMar>
-              <w:top w:w="80" w:type="dxa"/>
-              <w:left w:w="100" w:type="dxa"/>
-              <w:bottom w:w="80" w:type="dxa"/>
-              <w:right w:w="100" w:type="dxa"/>
-            </w:tcMar>
-            <w:vAlign w:val="center"/>
-          </w:tcPr>
-          <w:p>
-            <w:pPr>
-              <w:jc w:val="center"/>
-            </w:pPr>
-            <w:r>
-              <w:rPr>
-                <w:color w:val="000000"/>
+            <w:tcW w:w="2088" w:type="dxa"/>
+            <w:tcMar>
+              <w:top w:w="80" w:type="dxa"/>
+              <w:left w:w="100" w:type="dxa"/>
+              <w:bottom w:w="80" w:type="dxa"/>
+              <w:right w:w="100" w:type="dxa"/>
+            </w:tcMar>
+            <w:vAlign w:val="center"/>
+          </w:tcPr>
+          <w:p>
+            <w:pPr>
+              <w:jc w:val="center"/>
+            </w:pPr>
+            <w:r>
+              <w:rPr>
+                <w:color w:val="000000"/>
+                <w:sz w:val="16"/>
               </w:rPr>
               <w:t>srpski</w:t>
             </w:r>
@@ -5075,22 +5238,23 @@
         </w:tc>
         <w:tc>
           <w:tcPr>
-            <w:tcW w:w="3955" w:type="dxa"/>
-            <w:tcMar>
-              <w:top w:w="80" w:type="dxa"/>
-              <w:left w:w="100" w:type="dxa"/>
-              <w:bottom w:w="80" w:type="dxa"/>
-              <w:right w:w="100" w:type="dxa"/>
-            </w:tcMar>
-            <w:vAlign w:val="center"/>
-          </w:tcPr>
-          <w:p>
-            <w:pPr>
-              <w:jc w:val="center"/>
-            </w:pPr>
-            <w:r>
-              <w:rPr>
-                <w:color w:val="000000"/>
+            <w:tcW w:w="3960" w:type="dxa"/>
+            <w:tcMar>
+              <w:top w:w="80" w:type="dxa"/>
+              <w:left w:w="100" w:type="dxa"/>
+              <w:bottom w:w="80" w:type="dxa"/>
+              <w:right w:w="100" w:type="dxa"/>
+            </w:tcMar>
+            <w:vAlign w:val="center"/>
+          </w:tcPr>
+          <w:p>
+            <w:pPr>
+              <w:jc w:val="center"/>
+            </w:pPr>
+            <w:r>
+              <w:rPr>
+                <w:color w:val="000000"/>
+                <w:sz w:val="16"/>
               </w:rPr>
               <w:t>Ispravna implementacija, slična Ollama verziji istog modela; jedna sitna greška u spajanju reči u tekstu.</w:t>
             </w:r>
@@ -5098,28 +5262,23 @@
         </w:tc>
       </w:tr>
       <w:tr>
-        <w:tblPrEx>
-          <w:tblCellMar>
-            <w:top w:w="0" w:type="dxa"/>
-            <w:bottom w:w="0" w:type="dxa"/>
-          </w:tblCellMar>
-        </w:tblPrEx>
-        <w:tc>
-          <w:tcPr>
-            <w:tcW w:w="2100" w:type="dxa"/>
-            <w:shd w:val="clear" w:color="auto" w:fill="F2F2F2"/>
-            <w:tcMar>
-              <w:top w:w="80" w:type="dxa"/>
-              <w:left w:w="100" w:type="dxa"/>
-              <w:bottom w:w="80" w:type="dxa"/>
-              <w:right w:w="100" w:type="dxa"/>
-            </w:tcMar>
-            <w:vAlign w:val="center"/>
-          </w:tcPr>
-          <w:p>
-            <w:r>
-              <w:rPr>
-                <w:color w:val="000000"/>
+        <w:tc>
+          <w:tcPr>
+            <w:tcW w:w="2088" w:type="dxa"/>
+            <w:shd w:val="clear" w:color="auto" w:fill="F2F2F2"/>
+            <w:tcMar>
+              <w:top w:w="80" w:type="dxa"/>
+              <w:left w:w="100" w:type="dxa"/>
+              <w:bottom w:w="80" w:type="dxa"/>
+              <w:right w:w="100" w:type="dxa"/>
+            </w:tcMar>
+            <w:vAlign w:val="center"/>
+          </w:tcPr>
+          <w:p>
+            <w:r>
+              <w:rPr>
+                <w:color w:val="000000"/>
+                <w:sz w:val="16"/>
               </w:rPr>
               <w:t>LM Studio</w:t>
             </w:r>
@@ -5127,23 +5286,24 @@
         </w:tc>
         <w:tc>
           <w:tcPr>
-            <w:tcW w:w="2000" w:type="dxa"/>
-            <w:shd w:val="clear" w:color="auto" w:fill="F2F2F2"/>
-            <w:tcMar>
-              <w:top w:w="80" w:type="dxa"/>
-              <w:left w:w="100" w:type="dxa"/>
-              <w:bottom w:w="80" w:type="dxa"/>
-              <w:right w:w="100" w:type="dxa"/>
-            </w:tcMar>
-            <w:vAlign w:val="center"/>
-          </w:tcPr>
-          <w:p>
-            <w:pPr>
-              <w:jc w:val="center"/>
-            </w:pPr>
-            <w:r>
-              <w:rPr>
-                <w:color w:val="000000"/>
+            <w:tcW w:w="1944" w:type="dxa"/>
+            <w:shd w:val="clear" w:color="auto" w:fill="F2F2F2"/>
+            <w:tcMar>
+              <w:top w:w="80" w:type="dxa"/>
+              <w:left w:w="100" w:type="dxa"/>
+              <w:bottom w:w="80" w:type="dxa"/>
+              <w:right w:w="100" w:type="dxa"/>
+            </w:tcMar>
+            <w:vAlign w:val="center"/>
+          </w:tcPr>
+          <w:p>
+            <w:pPr>
+              <w:jc w:val="center"/>
+            </w:pPr>
+            <w:r>
+              <w:rPr>
+                <w:color w:val="000000"/>
+                <w:sz w:val="16"/>
               </w:rPr>
               <w:t>Gemma2 2B</w:t>
             </w:r>
@@ -5151,23 +5311,24 @@
         </w:tc>
         <w:tc>
           <w:tcPr>
-            <w:tcW w:w="2200" w:type="dxa"/>
-            <w:shd w:val="clear" w:color="auto" w:fill="F2F2F2"/>
-            <w:tcMar>
-              <w:top w:w="80" w:type="dxa"/>
-              <w:left w:w="100" w:type="dxa"/>
-              <w:bottom w:w="80" w:type="dxa"/>
-              <w:right w:w="100" w:type="dxa"/>
-            </w:tcMar>
-            <w:vAlign w:val="center"/>
-          </w:tcPr>
-          <w:p>
-            <w:pPr>
-              <w:jc w:val="center"/>
-            </w:pPr>
-            <w:r>
-              <w:rPr>
-                <w:color w:val="000000"/>
+            <w:tcW w:w="2088" w:type="dxa"/>
+            <w:shd w:val="clear" w:color="auto" w:fill="F2F2F2"/>
+            <w:tcMar>
+              <w:top w:w="80" w:type="dxa"/>
+              <w:left w:w="100" w:type="dxa"/>
+              <w:bottom w:w="80" w:type="dxa"/>
+              <w:right w:w="100" w:type="dxa"/>
+            </w:tcMar>
+            <w:vAlign w:val="center"/>
+          </w:tcPr>
+          <w:p>
+            <w:pPr>
+              <w:jc w:val="center"/>
+            </w:pPr>
+            <w:r>
+              <w:rPr>
+                <w:color w:val="000000"/>
+                <w:sz w:val="16"/>
               </w:rPr>
               <w:t>engleski</w:t>
             </w:r>
@@ -5175,23 +5336,24 @@
         </w:tc>
         <w:tc>
           <w:tcPr>
-            <w:tcW w:w="3955" w:type="dxa"/>
-            <w:shd w:val="clear" w:color="auto" w:fill="F2F2F2"/>
-            <w:tcMar>
-              <w:top w:w="80" w:type="dxa"/>
-              <w:left w:w="100" w:type="dxa"/>
-              <w:bottom w:w="80" w:type="dxa"/>
-              <w:right w:w="100" w:type="dxa"/>
-            </w:tcMar>
-            <w:vAlign w:val="center"/>
-          </w:tcPr>
-          <w:p>
-            <w:pPr>
-              <w:jc w:val="center"/>
-            </w:pPr>
-            <w:r>
-              <w:rPr>
-                <w:color w:val="000000"/>
+            <w:tcW w:w="3960" w:type="dxa"/>
+            <w:shd w:val="clear" w:color="auto" w:fill="F2F2F2"/>
+            <w:tcMar>
+              <w:top w:w="80" w:type="dxa"/>
+              <w:left w:w="100" w:type="dxa"/>
+              <w:bottom w:w="80" w:type="dxa"/>
+              <w:right w:w="100" w:type="dxa"/>
+            </w:tcMar>
+            <w:vAlign w:val="center"/>
+          </w:tcPr>
+          <w:p>
+            <w:pPr>
+              <w:jc w:val="center"/>
+            </w:pPr>
+            <w:r>
+              <w:rPr>
+                <w:color w:val="000000"/>
+                <w:sz w:val="16"/>
               </w:rPr>
               <w:t>Model u potpunosti odgovara na engleskom uprkos srpskom promptu; kod ispravan i optimizovan.</w:t>
             </w:r>
@@ -5199,27 +5361,22 @@
         </w:tc>
       </w:tr>
       <w:tr>
-        <w:tblPrEx>
-          <w:tblCellMar>
-            <w:top w:w="0" w:type="dxa"/>
-            <w:bottom w:w="0" w:type="dxa"/>
-          </w:tblCellMar>
-        </w:tblPrEx>
-        <w:tc>
-          <w:tcPr>
-            <w:tcW w:w="2100" w:type="dxa"/>
-            <w:tcMar>
-              <w:top w:w="80" w:type="dxa"/>
-              <w:left w:w="100" w:type="dxa"/>
-              <w:bottom w:w="80" w:type="dxa"/>
-              <w:right w:w="100" w:type="dxa"/>
-            </w:tcMar>
-            <w:vAlign w:val="center"/>
-          </w:tcPr>
-          <w:p>
-            <w:r>
-              <w:rPr>
-                <w:color w:val="000000"/>
+        <w:tc>
+          <w:tcPr>
+            <w:tcW w:w="2088" w:type="dxa"/>
+            <w:tcMar>
+              <w:top w:w="80" w:type="dxa"/>
+              <w:left w:w="100" w:type="dxa"/>
+              <w:bottom w:w="80" w:type="dxa"/>
+              <w:right w:w="100" w:type="dxa"/>
+            </w:tcMar>
+            <w:vAlign w:val="center"/>
+          </w:tcPr>
+          <w:p>
+            <w:r>
+              <w:rPr>
+                <w:color w:val="000000"/>
+                <w:sz w:val="16"/>
               </w:rPr>
               <w:t>LM Studio</w:t>
             </w:r>
@@ -5227,22 +5384,23 @@
         </w:tc>
         <w:tc>
           <w:tcPr>
-            <w:tcW w:w="2000" w:type="dxa"/>
-            <w:tcMar>
-              <w:top w:w="80" w:type="dxa"/>
-              <w:left w:w="100" w:type="dxa"/>
-              <w:bottom w:w="80" w:type="dxa"/>
-              <w:right w:w="100" w:type="dxa"/>
-            </w:tcMar>
-            <w:vAlign w:val="center"/>
-          </w:tcPr>
-          <w:p>
-            <w:pPr>
-              <w:jc w:val="center"/>
-            </w:pPr>
-            <w:r>
-              <w:rPr>
-                <w:color w:val="000000"/>
+            <w:tcW w:w="1944" w:type="dxa"/>
+            <w:tcMar>
+              <w:top w:w="80" w:type="dxa"/>
+              <w:left w:w="100" w:type="dxa"/>
+              <w:bottom w:w="80" w:type="dxa"/>
+              <w:right w:w="100" w:type="dxa"/>
+            </w:tcMar>
+            <w:vAlign w:val="center"/>
+          </w:tcPr>
+          <w:p>
+            <w:pPr>
+              <w:jc w:val="center"/>
+            </w:pPr>
+            <w:r>
+              <w:rPr>
+                <w:color w:val="000000"/>
+                <w:sz w:val="16"/>
               </w:rPr>
               <w:t>Llama3.2 3B</w:t>
             </w:r>
@@ -5250,22 +5408,23 @@
         </w:tc>
         <w:tc>
           <w:tcPr>
-            <w:tcW w:w="2200" w:type="dxa"/>
-            <w:tcMar>
-              <w:top w:w="80" w:type="dxa"/>
-              <w:left w:w="100" w:type="dxa"/>
-              <w:bottom w:w="80" w:type="dxa"/>
-              <w:right w:w="100" w:type="dxa"/>
-            </w:tcMar>
-            <w:vAlign w:val="center"/>
-          </w:tcPr>
-          <w:p>
-            <w:pPr>
-              <w:jc w:val="center"/>
-            </w:pPr>
-            <w:r>
-              <w:rPr>
-                <w:color w:val="000000"/>
+            <w:tcW w:w="2088" w:type="dxa"/>
+            <w:tcMar>
+              <w:top w:w="80" w:type="dxa"/>
+              <w:left w:w="100" w:type="dxa"/>
+              <w:bottom w:w="80" w:type="dxa"/>
+              <w:right w:w="100" w:type="dxa"/>
+            </w:tcMar>
+            <w:vAlign w:val="center"/>
+          </w:tcPr>
+          <w:p>
+            <w:pPr>
+              <w:jc w:val="center"/>
+            </w:pPr>
+            <w:r>
+              <w:rPr>
+                <w:color w:val="000000"/>
+                <w:sz w:val="16"/>
               </w:rPr>
               <w:t>srpski, nezgrapno</w:t>
             </w:r>
@@ -5273,22 +5432,23 @@
         </w:tc>
         <w:tc>
           <w:tcPr>
-            <w:tcW w:w="3955" w:type="dxa"/>
-            <w:tcMar>
-              <w:top w:w="80" w:type="dxa"/>
-              <w:left w:w="100" w:type="dxa"/>
-              <w:bottom w:w="80" w:type="dxa"/>
-              <w:right w:w="100" w:type="dxa"/>
-            </w:tcMar>
-            <w:vAlign w:val="center"/>
-          </w:tcPr>
-          <w:p>
-            <w:pPr>
-              <w:jc w:val="center"/>
-            </w:pPr>
-            <w:r>
-              <w:rPr>
-                <w:color w:val="000000"/>
+            <w:tcW w:w="3960" w:type="dxa"/>
+            <w:tcMar>
+              <w:top w:w="80" w:type="dxa"/>
+              <w:left w:w="100" w:type="dxa"/>
+              <w:bottom w:w="80" w:type="dxa"/>
+              <w:right w:w="100" w:type="dxa"/>
+            </w:tcMar>
+            <w:vAlign w:val="center"/>
+          </w:tcPr>
+          <w:p>
+            <w:pPr>
+              <w:jc w:val="center"/>
+            </w:pPr>
+            <w:r>
+              <w:rPr>
+                <w:color w:val="000000"/>
+                <w:sz w:val="16"/>
               </w:rPr>
               <w:t>Osnovna implementacija ispravna, ali objašnjenje gramatički nezgrapno i mestimično nejasno.</w:t>
             </w:r>
@@ -5296,327 +5456,243 @@
         </w:tc>
       </w:tr>
       <w:tr>
-        <w:tblPrEx>
-          <w:tblCellMar>
-            <w:top w:w="0" w:type="dxa"/>
-            <w:bottom w:w="0" w:type="dxa"/>
-          </w:tblCellMar>
-        </w:tblPrEx>
-        <w:tc>
-          <w:tcPr>
-            <w:tcW w:w="2100" w:type="dxa"/>
-            <w:shd w:val="clear" w:color="auto" w:fill="F2F2F2"/>
-            <w:tcMar>
-              <w:top w:w="80" w:type="dxa"/>
-              <w:left w:w="100" w:type="dxa"/>
-              <w:bottom w:w="80" w:type="dxa"/>
-              <w:right w:w="100" w:type="dxa"/>
-            </w:tcMar>
-            <w:vAlign w:val="center"/>
-          </w:tcPr>
-          <w:p>
-            <w:r>
-              <w:rPr>
-                <w:color w:val="000000"/>
-              </w:rPr>
-              <w:lastRenderedPageBreak/>
-              <w:t>Text Generation WebUI</w:t>
-            </w:r>
-          </w:p>
-        </w:tc>
-        <w:tc>
-          <w:tcPr>
-            <w:tcW w:w="2000" w:type="dxa"/>
-            <w:shd w:val="clear" w:color="auto" w:fill="F2F2F2"/>
-            <w:tcMar>
-              <w:top w:w="80" w:type="dxa"/>
-              <w:left w:w="100" w:type="dxa"/>
-              <w:bottom w:w="80" w:type="dxa"/>
-              <w:right w:w="100" w:type="dxa"/>
-            </w:tcMar>
-            <w:vAlign w:val="center"/>
-          </w:tcPr>
-          <w:p>
-            <w:pPr>
-              <w:jc w:val="center"/>
-            </w:pPr>
-            <w:r>
-              <w:rPr>
-                <w:color w:val="000000"/>
-              </w:rPr>
-              <w:t>Qwen2.5-Coder 7B</w:t>
-            </w:r>
-          </w:p>
-        </w:tc>
-        <w:tc>
-          <w:tcPr>
-            <w:tcW w:w="2200" w:type="dxa"/>
-            <w:shd w:val="clear" w:color="auto" w:fill="F2F2F2"/>
-            <w:tcMar>
-              <w:top w:w="80" w:type="dxa"/>
-              <w:left w:w="100" w:type="dxa"/>
-              <w:bottom w:w="80" w:type="dxa"/>
-              <w:right w:w="100" w:type="dxa"/>
-            </w:tcMar>
-            <w:vAlign w:val="center"/>
-          </w:tcPr>
-          <w:p>
-            <w:pPr>
-              <w:jc w:val="center"/>
-            </w:pPr>
-            <w:r>
-              <w:rPr>
-                <w:color w:val="000000"/>
-              </w:rPr>
-              <w:t>srpski, nepotpuno</w:t>
-            </w:r>
-          </w:p>
-        </w:tc>
-        <w:tc>
-          <w:tcPr>
-            <w:tcW w:w="3955" w:type="dxa"/>
-            <w:shd w:val="clear" w:color="auto" w:fill="F2F2F2"/>
-            <w:tcMar>
-              <w:top w:w="80" w:type="dxa"/>
-              <w:left w:w="100" w:type="dxa"/>
-              <w:bottom w:w="80" w:type="dxa"/>
-              <w:right w:w="100" w:type="dxa"/>
-            </w:tcMar>
-            <w:vAlign w:val="center"/>
-          </w:tcPr>
-          <w:p>
-            <w:pPr>
-              <w:jc w:val="center"/>
-            </w:pPr>
-            <w:r>
-              <w:rPr>
-                <w:color w:val="000000"/>
-              </w:rPr>
-              <w:t>Odgovor je dostigao limit od 1000 tokena pre kraja — odsečen usred objašnjenja.</w:t>
+        <w:tc>
+          <w:tcPr>
+            <w:tcW w:w="2088" w:type="dxa"/>
+            <w:shd w:val="clear" w:color="auto" w:fill="F2F2F2"/>
+            <w:vAlign w:val="center"/>
+          </w:tcPr>
+          <w:p>
+            <w:r>
+              <w:rPr>
+                <w:color w:val="000000"/>
+                <w:sz w:val="16"/>
+              </w:rPr>
+              <w:t>llama.cpp (CPU)</w:t>
+            </w:r>
+          </w:p>
+        </w:tc>
+        <w:tc>
+          <w:tcPr>
+            <w:tcW w:w="1944" w:type="dxa"/>
+            <w:shd w:val="clear" w:color="auto" w:fill="F2F2F2"/>
+            <w:vAlign w:val="center"/>
+          </w:tcPr>
+          <w:p>
+            <w:pPr>
+              <w:jc w:val="center"/>
+            </w:pPr>
+            <w:r>
+              <w:rPr>
+                <w:color w:val="000000"/>
+                <w:sz w:val="16"/>
+              </w:rPr>
+              <w:t>Qwen2.5-Coder 1.5B</w:t>
+            </w:r>
+          </w:p>
+        </w:tc>
+        <w:tc>
+          <w:tcPr>
+            <w:tcW w:w="2088" w:type="dxa"/>
+            <w:shd w:val="clear" w:color="auto" w:fill="F2F2F2"/>
+            <w:vAlign w:val="center"/>
+          </w:tcPr>
+          <w:p>
+            <w:pPr>
+              <w:jc w:val="center"/>
+            </w:pPr>
+            <w:r>
+              <w:rPr>
+                <w:color w:val="000000"/>
+                <w:sz w:val="16"/>
+              </w:rPr>
+              <w:t>srpski, nezgrapno</w:t>
+            </w:r>
+          </w:p>
+        </w:tc>
+        <w:tc>
+          <w:tcPr>
+            <w:tcW w:w="3960" w:type="dxa"/>
+            <w:shd w:val="clear" w:color="auto" w:fill="F2F2F2"/>
+            <w:vAlign w:val="center"/>
+          </w:tcPr>
+          <w:p>
+            <w:pPr>
+              <w:jc w:val="center"/>
+            </w:pPr>
+            <w:r>
+              <w:rPr>
+                <w:color w:val="000000"/>
+                <w:sz w:val="16"/>
+              </w:rPr>
+              <w:t>Kod je ispravan i efikasan (provera do kvadratnog korena). Objašnjenje je razumljivo, ali sadrži gramatički nezgrapne i pogrešno formulisane rečenice.</w:t>
             </w:r>
           </w:p>
         </w:tc>
       </w:tr>
       <w:tr>
-        <w:tblPrEx>
-          <w:tblCellMar>
-            <w:top w:w="0" w:type="dxa"/>
-            <w:bottom w:w="0" w:type="dxa"/>
-          </w:tblCellMar>
-        </w:tblPrEx>
-        <w:tc>
-          <w:tcPr>
-            <w:tcW w:w="2100" w:type="dxa"/>
-            <w:tcMar>
-              <w:top w:w="80" w:type="dxa"/>
-              <w:left w:w="100" w:type="dxa"/>
-              <w:bottom w:w="80" w:type="dxa"/>
-              <w:right w:w="100" w:type="dxa"/>
-            </w:tcMar>
-            <w:vAlign w:val="center"/>
-          </w:tcPr>
-          <w:p>
-            <w:r>
-              <w:rPr>
-                <w:color w:val="000000"/>
-              </w:rPr>
-              <w:t>Text Generation WebUI</w:t>
-            </w:r>
-          </w:p>
-        </w:tc>
-        <w:tc>
-          <w:tcPr>
-            <w:tcW w:w="2000" w:type="dxa"/>
-            <w:tcMar>
-              <w:top w:w="80" w:type="dxa"/>
-              <w:left w:w="100" w:type="dxa"/>
-              <w:bottom w:w="80" w:type="dxa"/>
-              <w:right w:w="100" w:type="dxa"/>
-            </w:tcMar>
-            <w:vAlign w:val="center"/>
-          </w:tcPr>
-          <w:p>
-            <w:pPr>
-              <w:jc w:val="center"/>
-            </w:pPr>
-            <w:r>
-              <w:rPr>
-                <w:color w:val="000000"/>
-              </w:rPr>
-              <w:t>Qwen2.5-Coder 1.5B</w:t>
-            </w:r>
-          </w:p>
-        </w:tc>
-        <w:tc>
-          <w:tcPr>
-            <w:tcW w:w="2200" w:type="dxa"/>
-            <w:tcMar>
-              <w:top w:w="80" w:type="dxa"/>
-              <w:left w:w="100" w:type="dxa"/>
-              <w:bottom w:w="80" w:type="dxa"/>
-              <w:right w:w="100" w:type="dxa"/>
-            </w:tcMar>
-            <w:vAlign w:val="center"/>
-          </w:tcPr>
-          <w:p>
-            <w:pPr>
-              <w:jc w:val="center"/>
-            </w:pPr>
-            <w:r>
-              <w:rPr>
-                <w:color w:val="000000"/>
-              </w:rPr>
-              <w:t>srpski, ponavljanje</w:t>
-            </w:r>
-          </w:p>
-        </w:tc>
-        <w:tc>
-          <w:tcPr>
-            <w:tcW w:w="3955" w:type="dxa"/>
-            <w:tcMar>
-              <w:top w:w="80" w:type="dxa"/>
-              <w:left w:w="100" w:type="dxa"/>
-              <w:bottom w:w="80" w:type="dxa"/>
-              <w:right w:w="100" w:type="dxa"/>
-            </w:tcMar>
-            <w:vAlign w:val="center"/>
-          </w:tcPr>
-          <w:p>
-            <w:pPr>
-              <w:jc w:val="center"/>
-            </w:pPr>
-            <w:r>
-              <w:rPr>
-                <w:color w:val="000000"/>
-              </w:rPr>
-              <w:t>Deo teksta deluje kao nastavak iz prekinutog konteksta (dupliran docstring); vezano za dužinu odgovora, ne za tačnost koda.</w:t>
+        <w:tc>
+          <w:tcPr>
+            <w:tcW w:w="2088" w:type="dxa"/>
+            <w:shd w:val="clear" w:color="auto" w:fill="F2F2F2"/>
+            <w:vAlign w:val="center"/>
+          </w:tcPr>
+          <w:p>
+            <w:r>
+              <w:rPr>
+                <w:color w:val="000000"/>
+                <w:sz w:val="16"/>
+              </w:rPr>
+              <w:t>llama.cpp (CPU)</w:t>
+            </w:r>
+          </w:p>
+        </w:tc>
+        <w:tc>
+          <w:tcPr>
+            <w:tcW w:w="1944" w:type="dxa"/>
+            <w:shd w:val="clear" w:color="auto" w:fill="F2F2F2"/>
+            <w:vAlign w:val="center"/>
+          </w:tcPr>
+          <w:p>
+            <w:pPr>
+              <w:jc w:val="center"/>
+            </w:pPr>
+            <w:r>
+              <w:rPr>
+                <w:sz w:val="16"/>
+              </w:rPr>
+              <w:t>Qwen2.5-Coder 7B</w:t>
+            </w:r>
+          </w:p>
+        </w:tc>
+        <w:tc>
+          <w:tcPr>
+            <w:tcW w:w="2088" w:type="dxa"/>
+            <w:shd w:val="clear" w:color="auto" w:fill="F2F2F2"/>
+            <w:vAlign w:val="center"/>
+          </w:tcPr>
+          <w:p>
+            <w:pPr>
+              <w:jc w:val="center"/>
+            </w:pPr>
+            <w:r>
+              <w:rPr>
+                <w:color w:val="000000"/>
+                <w:sz w:val="16"/>
+              </w:rPr>
+              <w:t>srpski</w:t>
+            </w:r>
+          </w:p>
+        </w:tc>
+        <w:tc>
+          <w:tcPr>
+            <w:tcW w:w="3960" w:type="dxa"/>
+            <w:shd w:val="clear" w:color="auto" w:fill="F2F2F2"/>
+            <w:vAlign w:val="center"/>
+          </w:tcPr>
+          <w:p>
+            <w:pPr>
+              <w:jc w:val="center"/>
+            </w:pPr>
+            <w:r>
+              <w:rPr>
+                <w:color w:val="000000"/>
+                <w:sz w:val="16"/>
+              </w:rPr>
+              <w:t>Kod je ispravan i odgovor je kompletan. Objašnjenje više puta kaže „do kvadrata broja“ umesto „do kvadratnog korena“, iako je implementacija tačna.</w:t>
             </w:r>
           </w:p>
         </w:tc>
       </w:tr>
       <w:tr>
-        <w:tblPrEx>
-          <w:tblCellMar>
-            <w:top w:w="0" w:type="dxa"/>
-            <w:bottom w:w="0" w:type="dxa"/>
-          </w:tblCellMar>
-        </w:tblPrEx>
-        <w:tc>
-          <w:tcPr>
-            <w:tcW w:w="2100" w:type="dxa"/>
-            <w:shd w:val="clear" w:color="auto" w:fill="F2F2F2"/>
-            <w:tcMar>
-              <w:top w:w="80" w:type="dxa"/>
-              <w:left w:w="100" w:type="dxa"/>
-              <w:bottom w:w="80" w:type="dxa"/>
-              <w:right w:w="100" w:type="dxa"/>
-            </w:tcMar>
-            <w:vAlign w:val="center"/>
-          </w:tcPr>
-          <w:p>
-            <w:r>
-              <w:rPr>
-                <w:color w:val="000000"/>
-              </w:rPr>
-              <w:t>Text Generation WebUI</w:t>
-            </w:r>
-          </w:p>
-        </w:tc>
-        <w:tc>
-          <w:tcPr>
-            <w:tcW w:w="2000" w:type="dxa"/>
-            <w:shd w:val="clear" w:color="auto" w:fill="F2F2F2"/>
-            <w:tcMar>
-              <w:top w:w="80" w:type="dxa"/>
-              <w:left w:w="100" w:type="dxa"/>
-              <w:bottom w:w="80" w:type="dxa"/>
-              <w:right w:w="100" w:type="dxa"/>
-            </w:tcMar>
-            <w:vAlign w:val="center"/>
-          </w:tcPr>
-          <w:p>
-            <w:pPr>
-              <w:jc w:val="center"/>
-            </w:pPr>
-            <w:r>
-              <w:rPr>
-                <w:color w:val="000000"/>
-              </w:rPr>
-              <w:t>Gemma2 2B</w:t>
-            </w:r>
-          </w:p>
-        </w:tc>
-        <w:tc>
-          <w:tcPr>
-            <w:tcW w:w="2200" w:type="dxa"/>
-            <w:shd w:val="clear" w:color="auto" w:fill="F2F2F2"/>
-            <w:tcMar>
-              <w:top w:w="80" w:type="dxa"/>
-              <w:left w:w="100" w:type="dxa"/>
-              <w:bottom w:w="80" w:type="dxa"/>
-              <w:right w:w="100" w:type="dxa"/>
-            </w:tcMar>
-            <w:vAlign w:val="center"/>
-          </w:tcPr>
-          <w:p>
-            <w:pPr>
-              <w:jc w:val="center"/>
-            </w:pPr>
-            <w:r>
-              <w:rPr>
-                <w:color w:val="000000"/>
-              </w:rPr>
-              <w:t>engleski</w:t>
-            </w:r>
-          </w:p>
-        </w:tc>
-        <w:tc>
-          <w:tcPr>
-            <w:tcW w:w="3955" w:type="dxa"/>
-            <w:shd w:val="clear" w:color="auto" w:fill="F2F2F2"/>
-            <w:tcMar>
-              <w:top w:w="80" w:type="dxa"/>
-              <w:left w:w="100" w:type="dxa"/>
-              <w:bottom w:w="80" w:type="dxa"/>
-              <w:right w:w="100" w:type="dxa"/>
-            </w:tcMar>
-            <w:vAlign w:val="center"/>
-          </w:tcPr>
-          <w:p>
-            <w:pPr>
-              <w:jc w:val="center"/>
-            </w:pPr>
-            <w:r>
-              <w:rPr>
-                <w:color w:val="000000"/>
-              </w:rPr>
-              <w:t>Isto ponašanje kao u LM Studio testu — prelazak na engleski uprkos srpskom promptu; kod ispravan.</w:t>
+        <w:tc>
+          <w:tcPr>
+            <w:tcW w:w="2088" w:type="dxa"/>
+            <w:vAlign w:val="center"/>
+          </w:tcPr>
+          <w:p>
+            <w:r>
+              <w:rPr>
+                <w:color w:val="000000"/>
+                <w:sz w:val="16"/>
+              </w:rPr>
+              <w:t>llama.cpp (CPU)</w:t>
+            </w:r>
+          </w:p>
+        </w:tc>
+        <w:tc>
+          <w:tcPr>
+            <w:tcW w:w="1944" w:type="dxa"/>
+            <w:vAlign w:val="center"/>
+          </w:tcPr>
+          <w:p>
+            <w:pPr>
+              <w:jc w:val="center"/>
+            </w:pPr>
+            <w:r>
+              <w:rPr>
+                <w:color w:val="000000"/>
+                <w:sz w:val="16"/>
+              </w:rPr>
+              <w:t>Llama3.2 3B</w:t>
+            </w:r>
+          </w:p>
+        </w:tc>
+        <w:tc>
+          <w:tcPr>
+            <w:tcW w:w="2088" w:type="dxa"/>
+            <w:vAlign w:val="center"/>
+          </w:tcPr>
+          <w:p>
+            <w:pPr>
+              <w:jc w:val="center"/>
+            </w:pPr>
+            <w:r>
+              <w:rPr>
+                <w:color w:val="000000"/>
+                <w:sz w:val="16"/>
+              </w:rPr>
+              <w:t>srpski, nezgrapno</w:t>
+            </w:r>
+          </w:p>
+        </w:tc>
+        <w:tc>
+          <w:tcPr>
+            <w:tcW w:w="3960" w:type="dxa"/>
+            <w:vAlign w:val="center"/>
+          </w:tcPr>
+          <w:p>
+            <w:pPr>
+              <w:jc w:val="center"/>
+            </w:pPr>
+            <w:r>
+              <w:rPr>
+                <w:color w:val="000000"/>
+                <w:sz w:val="16"/>
+              </w:rPr>
+              <w:t>Kod je ispravan, za razliku od Ollama CPU testa istog modela. Objašnjenje je neprecizno jer tvrdi da proverava sve manje brojeve, dok petlja ide samo do √n.</w:t>
             </w:r>
           </w:p>
         </w:tc>
       </w:tr>
       <w:tr>
-        <w:tblPrEx>
-          <w:tblCellMar>
-            <w:top w:w="0" w:type="dxa"/>
-            <w:bottom w:w="0" w:type="dxa"/>
-          </w:tblCellMar>
-        </w:tblPrEx>
-        <w:tc>
-          <w:tcPr>
-            <w:tcW w:w="2100" w:type="dxa"/>
-            <w:tcMar>
-              <w:top w:w="80" w:type="dxa"/>
-              <w:left w:w="100" w:type="dxa"/>
-              <w:bottom w:w="80" w:type="dxa"/>
-              <w:right w:w="100" w:type="dxa"/>
-            </w:tcMar>
-            <w:vAlign w:val="center"/>
-          </w:tcPr>
-          <w:p>
-            <w:r>
-              <w:rPr>
-                <w:color w:val="000000"/>
+        <w:tc>
+          <w:tcPr>
+            <w:tcW w:w="2088" w:type="dxa"/>
+            <w:shd w:val="clear" w:color="auto" w:fill="F2F2F2"/>
+            <w:tcMar>
+              <w:top w:w="80" w:type="dxa"/>
+              <w:left w:w="100" w:type="dxa"/>
+              <w:bottom w:w="80" w:type="dxa"/>
+              <w:right w:w="100" w:type="dxa"/>
+            </w:tcMar>
+            <w:vAlign w:val="center"/>
+          </w:tcPr>
+          <w:p>
+            <w:r>
+              <w:rPr>
+                <w:color w:val="000000"/>
+                <w:sz w:val="16"/>
               </w:rPr>
               <w:t>Text Generation WebUI</w:t>
             </w:r>
@@ -5624,97 +5700,97 @@
         </w:tc>
         <w:tc>
           <w:tcPr>
-            <w:tcW w:w="2000" w:type="dxa"/>
-            <w:tcMar>
-              <w:top w:w="80" w:type="dxa"/>
-              <w:left w:w="100" w:type="dxa"/>
-              <w:bottom w:w="80" w:type="dxa"/>
-              <w:right w:w="100" w:type="dxa"/>
-            </w:tcMar>
-            <w:vAlign w:val="center"/>
-          </w:tcPr>
-          <w:p>
-            <w:pPr>
-              <w:jc w:val="center"/>
-            </w:pPr>
-            <w:r>
-              <w:rPr>
-                <w:color w:val="000000"/>
-              </w:rPr>
-              <w:t>Llama3.2 3B</w:t>
-            </w:r>
-          </w:p>
-        </w:tc>
-        <w:tc>
-          <w:tcPr>
-            <w:tcW w:w="2200" w:type="dxa"/>
-            <w:tcMar>
-              <w:top w:w="80" w:type="dxa"/>
-              <w:left w:w="100" w:type="dxa"/>
-              <w:bottom w:w="80" w:type="dxa"/>
-              <w:right w:w="100" w:type="dxa"/>
-            </w:tcMar>
-            <w:vAlign w:val="center"/>
-          </w:tcPr>
-          <w:p>
-            <w:pPr>
-              <w:jc w:val="center"/>
-            </w:pPr>
-            <w:r>
-              <w:rPr>
-                <w:color w:val="000000"/>
-              </w:rPr>
-              <w:t>srpski</w:t>
-            </w:r>
-          </w:p>
-        </w:tc>
-        <w:tc>
-          <w:tcPr>
-            <w:tcW w:w="3955" w:type="dxa"/>
-            <w:tcMar>
-              <w:top w:w="80" w:type="dxa"/>
-              <w:left w:w="100" w:type="dxa"/>
-              <w:bottom w:w="80" w:type="dxa"/>
-              <w:right w:w="100" w:type="dxa"/>
-            </w:tcMar>
-            <w:vAlign w:val="center"/>
-          </w:tcPr>
-          <w:p>
-            <w:pPr>
-              <w:jc w:val="center"/>
-            </w:pPr>
-            <w:r>
-              <w:rPr>
-                <w:color w:val="000000"/>
-              </w:rPr>
-              <w:t>Ispravna implementacija, testirana na više brojeva u samom odgovoru (17, 24, 37, 48, 100, 101...).</w:t>
+            <w:tcW w:w="1944" w:type="dxa"/>
+            <w:shd w:val="clear" w:color="auto" w:fill="F2F2F2"/>
+            <w:tcMar>
+              <w:top w:w="80" w:type="dxa"/>
+              <w:left w:w="100" w:type="dxa"/>
+              <w:bottom w:w="80" w:type="dxa"/>
+              <w:right w:w="100" w:type="dxa"/>
+            </w:tcMar>
+            <w:vAlign w:val="center"/>
+          </w:tcPr>
+          <w:p>
+            <w:pPr>
+              <w:jc w:val="center"/>
+            </w:pPr>
+            <w:r>
+              <w:rPr>
+                <w:color w:val="000000"/>
+                <w:sz w:val="16"/>
+              </w:rPr>
+              <w:t>Qwen2.5-Coder 7B</w:t>
+            </w:r>
+          </w:p>
+        </w:tc>
+        <w:tc>
+          <w:tcPr>
+            <w:tcW w:w="2088" w:type="dxa"/>
+            <w:shd w:val="clear" w:color="auto" w:fill="F2F2F2"/>
+            <w:tcMar>
+              <w:top w:w="80" w:type="dxa"/>
+              <w:left w:w="100" w:type="dxa"/>
+              <w:bottom w:w="80" w:type="dxa"/>
+              <w:right w:w="100" w:type="dxa"/>
+            </w:tcMar>
+            <w:vAlign w:val="center"/>
+          </w:tcPr>
+          <w:p>
+            <w:pPr>
+              <w:jc w:val="center"/>
+            </w:pPr>
+            <w:r>
+              <w:rPr>
+                <w:color w:val="000000"/>
+                <w:sz w:val="16"/>
+              </w:rPr>
+              <w:t>srpski, nepotpuno</w:t>
+            </w:r>
+          </w:p>
+        </w:tc>
+        <w:tc>
+          <w:tcPr>
+            <w:tcW w:w="3960" w:type="dxa"/>
+            <w:shd w:val="clear" w:color="auto" w:fill="F2F2F2"/>
+            <w:tcMar>
+              <w:top w:w="80" w:type="dxa"/>
+              <w:left w:w="100" w:type="dxa"/>
+              <w:bottom w:w="80" w:type="dxa"/>
+              <w:right w:w="100" w:type="dxa"/>
+            </w:tcMar>
+            <w:vAlign w:val="center"/>
+          </w:tcPr>
+          <w:p>
+            <w:pPr>
+              <w:jc w:val="center"/>
+            </w:pPr>
+            <w:r>
+              <w:rPr>
+                <w:color w:val="000000"/>
+                <w:sz w:val="16"/>
+              </w:rPr>
+              <w:t>Odgovor je dostigao limit od 1000 tokena pre kraja — odsečen usred objašnjenja.</w:t>
             </w:r>
           </w:p>
         </w:tc>
       </w:tr>
       <w:tr>
-        <w:tblPrEx>
-          <w:tblCellMar>
-            <w:top w:w="0" w:type="dxa"/>
-            <w:bottom w:w="0" w:type="dxa"/>
-          </w:tblCellMar>
-        </w:tblPrEx>
-        <w:tc>
-          <w:tcPr>
-            <w:tcW w:w="2100" w:type="dxa"/>
-            <w:shd w:val="clear" w:color="auto" w:fill="F2F2F2"/>
-            <w:tcMar>
-              <w:top w:w="80" w:type="dxa"/>
-              <w:left w:w="100" w:type="dxa"/>
-              <w:bottom w:w="80" w:type="dxa"/>
-              <w:right w:w="100" w:type="dxa"/>
-            </w:tcMar>
-            <w:vAlign w:val="center"/>
-          </w:tcPr>
-          <w:p>
-            <w:r>
-              <w:rPr>
-                <w:color w:val="000000"/>
+        <w:tc>
+          <w:tcPr>
+            <w:tcW w:w="2088" w:type="dxa"/>
+            <w:tcMar>
+              <w:top w:w="80" w:type="dxa"/>
+              <w:left w:w="100" w:type="dxa"/>
+              <w:bottom w:w="80" w:type="dxa"/>
+              <w:right w:w="100" w:type="dxa"/>
+            </w:tcMar>
+            <w:vAlign w:val="center"/>
+          </w:tcPr>
+          <w:p>
+            <w:r>
+              <w:rPr>
+                <w:color w:val="000000"/>
+                <w:sz w:val="16"/>
               </w:rPr>
               <w:t>Text Generation WebUI</w:t>
             </w:r>
@@ -5722,23 +5798,314 @@
         </w:tc>
         <w:tc>
           <w:tcPr>
-            <w:tcW w:w="2000" w:type="dxa"/>
-            <w:shd w:val="clear" w:color="auto" w:fill="F2F2F2"/>
-            <w:tcMar>
-              <w:top w:w="80" w:type="dxa"/>
-              <w:left w:w="100" w:type="dxa"/>
-              <w:bottom w:w="80" w:type="dxa"/>
-              <w:right w:w="100" w:type="dxa"/>
-            </w:tcMar>
-            <w:vAlign w:val="center"/>
-          </w:tcPr>
-          <w:p>
-            <w:pPr>
-              <w:jc w:val="center"/>
-            </w:pPr>
-            <w:r>
-              <w:rPr>
-                <w:color w:val="000000"/>
+            <w:tcW w:w="1944" w:type="dxa"/>
+            <w:tcMar>
+              <w:top w:w="80" w:type="dxa"/>
+              <w:left w:w="100" w:type="dxa"/>
+              <w:bottom w:w="80" w:type="dxa"/>
+              <w:right w:w="100" w:type="dxa"/>
+            </w:tcMar>
+            <w:vAlign w:val="center"/>
+          </w:tcPr>
+          <w:p>
+            <w:pPr>
+              <w:jc w:val="center"/>
+            </w:pPr>
+            <w:r>
+              <w:rPr>
+                <w:color w:val="000000"/>
+                <w:sz w:val="16"/>
+              </w:rPr>
+              <w:t>Qwen2.5-Coder 1.5B</w:t>
+            </w:r>
+          </w:p>
+        </w:tc>
+        <w:tc>
+          <w:tcPr>
+            <w:tcW w:w="2088" w:type="dxa"/>
+            <w:tcMar>
+              <w:top w:w="80" w:type="dxa"/>
+              <w:left w:w="100" w:type="dxa"/>
+              <w:bottom w:w="80" w:type="dxa"/>
+              <w:right w:w="100" w:type="dxa"/>
+            </w:tcMar>
+            <w:vAlign w:val="center"/>
+          </w:tcPr>
+          <w:p>
+            <w:pPr>
+              <w:jc w:val="center"/>
+            </w:pPr>
+            <w:r>
+              <w:rPr>
+                <w:color w:val="000000"/>
+                <w:sz w:val="16"/>
+              </w:rPr>
+              <w:t>srpski, ponavljanje</w:t>
+            </w:r>
+          </w:p>
+        </w:tc>
+        <w:tc>
+          <w:tcPr>
+            <w:tcW w:w="3960" w:type="dxa"/>
+            <w:tcMar>
+              <w:top w:w="80" w:type="dxa"/>
+              <w:left w:w="100" w:type="dxa"/>
+              <w:bottom w:w="80" w:type="dxa"/>
+              <w:right w:w="100" w:type="dxa"/>
+            </w:tcMar>
+            <w:vAlign w:val="center"/>
+          </w:tcPr>
+          <w:p>
+            <w:pPr>
+              <w:jc w:val="center"/>
+            </w:pPr>
+            <w:r>
+              <w:rPr>
+                <w:color w:val="000000"/>
+                <w:sz w:val="16"/>
+              </w:rPr>
+              <w:t>Deo teksta deluje kao nastavak iz prekinutog konteksta (dupliran docstring); vezano za dužinu odgovora, ne za tačnost koda.</w:t>
+            </w:r>
+          </w:p>
+        </w:tc>
+      </w:tr>
+      <w:tr>
+        <w:tc>
+          <w:tcPr>
+            <w:tcW w:w="2088" w:type="dxa"/>
+            <w:shd w:val="clear" w:color="auto" w:fill="F2F2F2"/>
+            <w:tcMar>
+              <w:top w:w="80" w:type="dxa"/>
+              <w:left w:w="100" w:type="dxa"/>
+              <w:bottom w:w="80" w:type="dxa"/>
+              <w:right w:w="100" w:type="dxa"/>
+            </w:tcMar>
+            <w:vAlign w:val="center"/>
+          </w:tcPr>
+          <w:p>
+            <w:r>
+              <w:rPr>
+                <w:color w:val="000000"/>
+                <w:sz w:val="16"/>
+              </w:rPr>
+              <w:t>Text Generation WebUI</w:t>
+            </w:r>
+          </w:p>
+        </w:tc>
+        <w:tc>
+          <w:tcPr>
+            <w:tcW w:w="1944" w:type="dxa"/>
+            <w:shd w:val="clear" w:color="auto" w:fill="F2F2F2"/>
+            <w:tcMar>
+              <w:top w:w="80" w:type="dxa"/>
+              <w:left w:w="100" w:type="dxa"/>
+              <w:bottom w:w="80" w:type="dxa"/>
+              <w:right w:w="100" w:type="dxa"/>
+            </w:tcMar>
+            <w:vAlign w:val="center"/>
+          </w:tcPr>
+          <w:p>
+            <w:pPr>
+              <w:jc w:val="center"/>
+            </w:pPr>
+            <w:r>
+              <w:rPr>
+                <w:color w:val="000000"/>
+                <w:sz w:val="16"/>
+              </w:rPr>
+              <w:t>Gemma2 2B</w:t>
+            </w:r>
+          </w:p>
+        </w:tc>
+        <w:tc>
+          <w:tcPr>
+            <w:tcW w:w="2088" w:type="dxa"/>
+            <w:shd w:val="clear" w:color="auto" w:fill="F2F2F2"/>
+            <w:tcMar>
+              <w:top w:w="80" w:type="dxa"/>
+              <w:left w:w="100" w:type="dxa"/>
+              <w:bottom w:w="80" w:type="dxa"/>
+              <w:right w:w="100" w:type="dxa"/>
+            </w:tcMar>
+            <w:vAlign w:val="center"/>
+          </w:tcPr>
+          <w:p>
+            <w:pPr>
+              <w:jc w:val="center"/>
+            </w:pPr>
+            <w:r>
+              <w:rPr>
+                <w:color w:val="000000"/>
+                <w:sz w:val="16"/>
+              </w:rPr>
+              <w:t>engleski</w:t>
+            </w:r>
+          </w:p>
+        </w:tc>
+        <w:tc>
+          <w:tcPr>
+            <w:tcW w:w="3960" w:type="dxa"/>
+            <w:shd w:val="clear" w:color="auto" w:fill="F2F2F2"/>
+            <w:tcMar>
+              <w:top w:w="80" w:type="dxa"/>
+              <w:left w:w="100" w:type="dxa"/>
+              <w:bottom w:w="80" w:type="dxa"/>
+              <w:right w:w="100" w:type="dxa"/>
+            </w:tcMar>
+            <w:vAlign w:val="center"/>
+          </w:tcPr>
+          <w:p>
+            <w:pPr>
+              <w:jc w:val="center"/>
+            </w:pPr>
+            <w:r>
+              <w:rPr>
+                <w:color w:val="000000"/>
+                <w:sz w:val="16"/>
+              </w:rPr>
+              <w:t>Isto ponašanje kao u LM Studio testu — prelazak na engleski uprkos srpskom promptu; kod ispravan.</w:t>
+            </w:r>
+          </w:p>
+        </w:tc>
+      </w:tr>
+      <w:tr>
+        <w:tc>
+          <w:tcPr>
+            <w:tcW w:w="2088" w:type="dxa"/>
+            <w:tcMar>
+              <w:top w:w="80" w:type="dxa"/>
+              <w:left w:w="100" w:type="dxa"/>
+              <w:bottom w:w="80" w:type="dxa"/>
+              <w:right w:w="100" w:type="dxa"/>
+            </w:tcMar>
+            <w:vAlign w:val="center"/>
+          </w:tcPr>
+          <w:p>
+            <w:r>
+              <w:rPr>
+                <w:color w:val="000000"/>
+                <w:sz w:val="16"/>
+              </w:rPr>
+              <w:t>Text Generation WebUI</w:t>
+            </w:r>
+          </w:p>
+        </w:tc>
+        <w:tc>
+          <w:tcPr>
+            <w:tcW w:w="1944" w:type="dxa"/>
+            <w:tcMar>
+              <w:top w:w="80" w:type="dxa"/>
+              <w:left w:w="100" w:type="dxa"/>
+              <w:bottom w:w="80" w:type="dxa"/>
+              <w:right w:w="100" w:type="dxa"/>
+            </w:tcMar>
+            <w:vAlign w:val="center"/>
+          </w:tcPr>
+          <w:p>
+            <w:pPr>
+              <w:jc w:val="center"/>
+            </w:pPr>
+            <w:r>
+              <w:rPr>
+                <w:color w:val="000000"/>
+                <w:sz w:val="16"/>
+              </w:rPr>
+              <w:t>Llama3.2 3B</w:t>
+            </w:r>
+          </w:p>
+        </w:tc>
+        <w:tc>
+          <w:tcPr>
+            <w:tcW w:w="2088" w:type="dxa"/>
+            <w:tcMar>
+              <w:top w:w="80" w:type="dxa"/>
+              <w:left w:w="100" w:type="dxa"/>
+              <w:bottom w:w="80" w:type="dxa"/>
+              <w:right w:w="100" w:type="dxa"/>
+            </w:tcMar>
+            <w:vAlign w:val="center"/>
+          </w:tcPr>
+          <w:p>
+            <w:pPr>
+              <w:jc w:val="center"/>
+            </w:pPr>
+            <w:r>
+              <w:rPr>
+                <w:color w:val="000000"/>
+                <w:sz w:val="16"/>
+              </w:rPr>
+              <w:t>srpski</w:t>
+            </w:r>
+          </w:p>
+        </w:tc>
+        <w:tc>
+          <w:tcPr>
+            <w:tcW w:w="3960" w:type="dxa"/>
+            <w:tcMar>
+              <w:top w:w="80" w:type="dxa"/>
+              <w:left w:w="100" w:type="dxa"/>
+              <w:bottom w:w="80" w:type="dxa"/>
+              <w:right w:w="100" w:type="dxa"/>
+            </w:tcMar>
+            <w:vAlign w:val="center"/>
+          </w:tcPr>
+          <w:p>
+            <w:pPr>
+              <w:jc w:val="center"/>
+            </w:pPr>
+            <w:r>
+              <w:rPr>
+                <w:color w:val="000000"/>
+                <w:sz w:val="16"/>
+              </w:rPr>
+              <w:t>Ispravna implementacija, testirana na više brojeva u samom odgovoru (17, 24, 37, 48, 100, 101...).</w:t>
+            </w:r>
+          </w:p>
+        </w:tc>
+      </w:tr>
+      <w:tr>
+        <w:tc>
+          <w:tcPr>
+            <w:tcW w:w="2088" w:type="dxa"/>
+            <w:shd w:val="clear" w:color="auto" w:fill="F2F2F2"/>
+            <w:tcMar>
+              <w:top w:w="80" w:type="dxa"/>
+              <w:left w:w="100" w:type="dxa"/>
+              <w:bottom w:w="80" w:type="dxa"/>
+              <w:right w:w="100" w:type="dxa"/>
+            </w:tcMar>
+            <w:vAlign w:val="center"/>
+          </w:tcPr>
+          <w:p>
+            <w:r>
+              <w:rPr>
+                <w:color w:val="000000"/>
+                <w:sz w:val="16"/>
+              </w:rPr>
+              <w:t>Text Generation WebUI</w:t>
+            </w:r>
+          </w:p>
+        </w:tc>
+        <w:tc>
+          <w:tcPr>
+            <w:tcW w:w="1944" w:type="dxa"/>
+            <w:shd w:val="clear" w:color="auto" w:fill="F2F2F2"/>
+            <w:tcMar>
+              <w:top w:w="80" w:type="dxa"/>
+              <w:left w:w="100" w:type="dxa"/>
+              <w:bottom w:w="80" w:type="dxa"/>
+              <w:right w:w="100" w:type="dxa"/>
+            </w:tcMar>
+            <w:vAlign w:val="center"/>
+          </w:tcPr>
+          <w:p>
+            <w:pPr>
+              <w:jc w:val="center"/>
+            </w:pPr>
+            <w:r>
+              <w:rPr>
+                <w:color w:val="000000"/>
+                <w:sz w:val="16"/>
               </w:rPr>
               <w:t>Mistral 7B</w:t>
             </w:r>
@@ -5746,23 +6113,24 @@
         </w:tc>
         <w:tc>
           <w:tcPr>
-            <w:tcW w:w="2200" w:type="dxa"/>
-            <w:shd w:val="clear" w:color="auto" w:fill="F2F2F2"/>
-            <w:tcMar>
-              <w:top w:w="80" w:type="dxa"/>
-              <w:left w:w="100" w:type="dxa"/>
-              <w:bottom w:w="80" w:type="dxa"/>
-              <w:right w:w="100" w:type="dxa"/>
-            </w:tcMar>
-            <w:vAlign w:val="center"/>
-          </w:tcPr>
-          <w:p>
-            <w:pPr>
-              <w:jc w:val="center"/>
-            </w:pPr>
-            <w:r>
-              <w:rPr>
-                <w:color w:val="000000"/>
+            <w:tcW w:w="2088" w:type="dxa"/>
+            <w:shd w:val="clear" w:color="auto" w:fill="F2F2F2"/>
+            <w:tcMar>
+              <w:top w:w="80" w:type="dxa"/>
+              <w:left w:w="100" w:type="dxa"/>
+              <w:bottom w:w="80" w:type="dxa"/>
+              <w:right w:w="100" w:type="dxa"/>
+            </w:tcMar>
+            <w:vAlign w:val="center"/>
+          </w:tcPr>
+          <w:p>
+            <w:pPr>
+              <w:jc w:val="center"/>
+            </w:pPr>
+            <w:r>
+              <w:rPr>
+                <w:color w:val="000000"/>
+                <w:sz w:val="16"/>
               </w:rPr>
               <w:t>engleski</w:t>
             </w:r>
@@ -5770,23 +6138,24 @@
         </w:tc>
         <w:tc>
           <w:tcPr>
-            <w:tcW w:w="3955" w:type="dxa"/>
-            <w:shd w:val="clear" w:color="auto" w:fill="F2F2F2"/>
-            <w:tcMar>
-              <w:top w:w="80" w:type="dxa"/>
-              <w:left w:w="100" w:type="dxa"/>
-              <w:bottom w:w="80" w:type="dxa"/>
-              <w:right w:w="100" w:type="dxa"/>
-            </w:tcMar>
-            <w:vAlign w:val="center"/>
-          </w:tcPr>
-          <w:p>
-            <w:pPr>
-              <w:jc w:val="center"/>
-            </w:pPr>
-            <w:r>
-              <w:rPr>
-                <w:color w:val="000000"/>
+            <w:tcW w:w="3960" w:type="dxa"/>
+            <w:shd w:val="clear" w:color="auto" w:fill="F2F2F2"/>
+            <w:tcMar>
+              <w:top w:w="80" w:type="dxa"/>
+              <w:left w:w="100" w:type="dxa"/>
+              <w:bottom w:w="80" w:type="dxa"/>
+              <w:right w:w="100" w:type="dxa"/>
+            </w:tcMar>
+            <w:vAlign w:val="center"/>
+          </w:tcPr>
+          <w:p>
+            <w:pPr>
+              <w:jc w:val="center"/>
+            </w:pPr>
+            <w:r>
+              <w:rPr>
+                <w:color w:val="000000"/>
+                <w:sz w:val="16"/>
               </w:rPr>
               <w:t>Model odgovara isključivo na engleskom; kod ispravan i standardan.</w:t>
             </w:r>
@@ -5812,42 +6181,7 @@
         <w:spacing w:after="80" w:line="276" w:lineRule="auto"/>
       </w:pPr>
       <w:r>
-        <w:t xml:space="preserve">Jezik odgovora nije čisto pravilo vezano samo za model — isti model je </w:t>
-      </w:r>
-      <w:proofErr w:type="gramStart"/>
-      <w:r>
-        <w:t>davao</w:t>
-      </w:r>
-      <w:proofErr w:type="gramEnd"/>
-      <w:r>
-        <w:t xml:space="preserve"> različit rezultat u različitim alatima. Qwen2.5-Coder i Llama3.2 su u sva tri okruženja (Ollama, LM Studio, Text Generation WebUI) ostajali </w:t>
-      </w:r>
-      <w:proofErr w:type="gramStart"/>
-      <w:r>
-        <w:t>na</w:t>
-      </w:r>
-      <w:proofErr w:type="gramEnd"/>
-      <w:r>
-        <w:t xml:space="preserve"> srpskom. Gemma2 2B je, međutim, odgo</w:t>
-      </w:r>
-      <w:r>
-        <w:t xml:space="preserve">vorila </w:t>
-      </w:r>
-      <w:proofErr w:type="gramStart"/>
-      <w:r>
-        <w:t>na</w:t>
-      </w:r>
-      <w:proofErr w:type="gramEnd"/>
-      <w:r>
-        <w:t xml:space="preserve"> srpskom u Ollama testu, ali na engleskom u LM Studio i Text Generation WebUI testu — za isti model. Mistral 7B je u oba testa gde je učestvovao (Ollama, Text Generation WebUI) pretežno prelazio </w:t>
-      </w:r>
-      <w:proofErr w:type="gramStart"/>
-      <w:r>
-        <w:t>na</w:t>
-      </w:r>
-      <w:proofErr w:type="gramEnd"/>
-      <w:r>
-        <w:t xml:space="preserve"> engleski.</w:t>
+        <w:t>Jezik odgovora nije čisto pravilo vezano samo za model — isti model je davao različit rezultat u različitim alatima i pri različitim podešavanjima. U dostupnim sačuvanim odgovorima Qwen2.5-Coder i Llama3.2 uglavnom su ostajali na srpskom, a llama.cpp testovi potvrđuju taj obrazac. Gemma2 2B i Mistral 7B nisu testirani direktno u llama.cpp, pa se za njih ne može izvesti dodatni zaključak.</w:t>
       </w:r>
     </w:p>
     <w:p>
@@ -5860,24 +6194,11 @@
         <w:spacing w:after="80" w:line="276" w:lineRule="auto"/>
       </w:pPr>
       <w:r>
+        <w:lastRenderedPageBreak/>
         <w:t>Mogući</w:t>
       </w:r>
       <w:r>
-        <w:t xml:space="preserve"> uzr</w:t>
-      </w:r>
-      <w:r>
-        <w:t>ok razlike kod Gemme: Text Generation WebUI test je pozivan preko „sirovog“ /v1/completions endpointa, bez chat/instruct šablona, dok Ollama i LM Studio rade kroz chat režim koji automatski primenjuje šablon modela — različit format prompta može uticati na</w:t>
-      </w:r>
-      <w:r>
-        <w:t xml:space="preserve"> jezik odgovora. Pored toga, svaki alat ima drugačija podrazumevana podešavanja generisanja (temperatura, top-p), a urađen je samo po jedan test po kombinaciji model/alat, tako da ovo treba čitati kao zapažanje </w:t>
-      </w:r>
-      <w:proofErr w:type="gramStart"/>
-      <w:r>
-        <w:t>na</w:t>
-      </w:r>
-      <w:proofErr w:type="gramEnd"/>
-      <w:r>
-        <w:t xml:space="preserve"> malom uzorku, a ne kao dokazano pravilo.</w:t>
+        <w:t xml:space="preserve"> uzrok razlike kod Gemme: Text Generation WebUI test je pozivan preko „sirovog“ /v1/completions endpointa, bez chat/instruct šablona, dok Ollama i LM Studio rade kroz chat režim koji automatski primenjuje šablon modela — različit format prompta može uticati na jezik odgovora. Pored toga, svaki alat ima drugačija podrazumevana podešavanja generisanja (temperatura, top-p), a urađen je samo po jedan test po kombinaciji model/alat, tako da ovo treba čitati kao zapažanje na malom uzorku, a ne kao dokazano pravilo.</w:t>
       </w:r>
     </w:p>
     <w:p>
@@ -5890,37 +6211,7 @@
         <w:spacing w:after="80" w:line="276" w:lineRule="auto"/>
       </w:pPr>
       <w:r>
-        <w:t>P</w:t>
-      </w:r>
-      <w:r>
-        <w:t xml:space="preserve">raktičan zaključak i dalje važi, samo oprezniji: u ovom testu su Qwen2.5-Coder i Llama3.2 bili najpouzdaniji izbor ako je odgovor </w:t>
-      </w:r>
-      <w:proofErr w:type="gramStart"/>
-      <w:r>
-        <w:t>na</w:t>
-      </w:r>
-      <w:proofErr w:type="gramEnd"/>
-      <w:r>
-        <w:t xml:space="preserve"> srpskom bitan kriterijum. Za Gemma2 i Mistral, jezik odgovora je varirao i nije garantovan — vredelo bi eksplicitno tražiti</w:t>
-      </w:r>
-      <w:r>
-        <w:t xml:space="preserve"> odgovor </w:t>
-      </w:r>
-      <w:proofErr w:type="gramStart"/>
-      <w:r>
-        <w:t>na</w:t>
-      </w:r>
-      <w:proofErr w:type="gramEnd"/>
-      <w:r>
-        <w:t xml:space="preserve"> srpskom u samom promptu (npr. "</w:t>
-      </w:r>
-      <w:proofErr w:type="gramStart"/>
-      <w:r>
-        <w:t>odgovori</w:t>
-      </w:r>
-      <w:proofErr w:type="gramEnd"/>
-      <w:r>
-        <w:t xml:space="preserve"> isključivo na srpskom") i to proveriti na više ponovljenih pokušaja pre donošenja konačne odluke.</w:t>
+        <w:t>Praktičan zaključak ostaje da su Qwen2.5-Coder i Llama3.2 u ovom skupu testova najpouzdaniji kada je odgovor na srpskom bitan kriterijum. Ipak, llama.cpp rezultati pokazuju da ispravan kod ne garantuje potpuno precizno objašnjenje: i Qwen 7B i Llama3.2 koristili su netačne formulacije o opsegu provere delilaca.</w:t>
       </w:r>
     </w:p>
     <w:p>
@@ -5933,18 +6224,7 @@
         <w:spacing w:after="80" w:line="276" w:lineRule="auto"/>
       </w:pPr>
       <w:r>
-        <w:t>Llama3.2 3B je jedini model kod kog je uočena stvarna logička greška u generisanom kodu (netačna provera p</w:t>
-      </w:r>
-      <w:r>
-        <w:t>rostosti), i to u CPU Ollama testu — vredi dodatno proveriti pre bilo kakve produkcijske upotrebe, ne oslanjati se samo na to da kod „izgleda</w:t>
-      </w:r>
-      <w:proofErr w:type="gramStart"/>
-      <w:r>
-        <w:t>“ ispravno</w:t>
-      </w:r>
-      <w:proofErr w:type="gramEnd"/>
-      <w:r>
-        <w:t>.</w:t>
+        <w:t>Llama3.2 3B je u Ollama CPU testu napravio stvarnu logičku grešku u kodu, dok je u llama.cpp testu generisao ispravnu implementaciju. To pokazuje da jedan odgovor nije dovoljan za konačnu procenu modela: chat šablon, sampling parametri, verzija engine-a i slučajnost generisanja mogu promeniti rezultat.</w:t>
       </w:r>
     </w:p>
     <w:p>
@@ -5957,18 +6237,7 @@
         <w:spacing w:after="80" w:line="276" w:lineRule="auto"/>
       </w:pPr>
       <w:r>
-        <w:t>Duži odgovori (Text Generation WebUI, gde je gornja granica bila 1000 tokena) češće su ostajali nedovrš</w:t>
-      </w:r>
-      <w:r>
-        <w:t xml:space="preserve">eni kod 7B modela — vredi u praksi ograničiti dužinu odgovora (max_tokens) </w:t>
-      </w:r>
-      <w:proofErr w:type="gramStart"/>
-      <w:r>
-        <w:t>na</w:t>
-      </w:r>
-      <w:proofErr w:type="gramEnd"/>
-      <w:r>
-        <w:t xml:space="preserve"> ono što je stvarno potrebno, kako se ne bi trošilo vreme na tekst koji se seče na pola rečenice.</w:t>
+        <w:t>Dužina odgovora direktno utiče na ukupno vreme i kompletnost. Text Generation WebUI je kod 7B modela dostigao limit od 1000 tokena i odgovor je ostao nedovršen. U zadržanim llama.cpp testovima modeli su prirodno završili odgovore, ali je broj generisanih tokena znatno varirao (od 256 do 666), zbog čega ukupno vreme nije direktno uporedivo bez uzimanja dužine odgovora u obzir.</w:t>
       </w:r>
     </w:p>
     <w:p>
@@ -5981,23 +6250,13 @@
         <w:spacing w:after="80" w:line="276" w:lineRule="auto"/>
       </w:pPr>
       <w:r>
-        <w:t xml:space="preserve">Manji modeli (1.5B–3B) u ovom testu nisu bili lošiji po tačnosti koda </w:t>
-      </w:r>
-      <w:proofErr w:type="gramStart"/>
-      <w:r>
-        <w:t>od</w:t>
-      </w:r>
-      <w:proofErr w:type="gramEnd"/>
-      <w:r>
-        <w:t xml:space="preserve"> 7B model</w:t>
-      </w:r>
-      <w:r>
-        <w:t>a — razlika se pre svega vidi u brzini i, kod nekih modela, u nezgrapnosti objašnjenja na srpskom.</w:t>
+        <w:t>Manji modeli (1.5B–3B) u ovom testu nisu bili lošiji po tačnosti koda od 7B modela — razlika se pre svega vidi u brzini i, kod nekih modela, u nezgrapnosti objašnjenja na srpskom.</w:t>
       </w:r>
     </w:p>
     <w:p>
       <w:pPr>
         <w:pStyle w:val="Heading1"/>
+        <w:keepNext/>
         <w:spacing w:before="320" w:after="160"/>
       </w:pPr>
       <w:r>
@@ -6006,7 +6265,7 @@
     </w:p>
     <w:tbl>
       <w:tblPr>
-        <w:tblW w:w="10360" w:type="dxa"/>
+        <w:tblW w:w="0" w:type="auto"/>
         <w:tblBorders>
           <w:top w:val="single" w:sz="4" w:space="0" w:color="auto"/>
           <w:left w:val="single" w:sz="4" w:space="0" w:color="auto"/>
@@ -6015,40 +6274,26 @@
           <w:insideH w:val="single" w:sz="4" w:space="0" w:color="auto"/>
           <w:insideV w:val="single" w:sz="4" w:space="0" w:color="auto"/>
         </w:tblBorders>
-        <w:tblCellMar>
-          <w:left w:w="10" w:type="dxa"/>
-          <w:right w:w="10" w:type="dxa"/>
-        </w:tblCellMar>
+        <w:tblLayout w:type="fixed"/>
         <w:tblLook w:val="04A0" w:firstRow="1" w:lastRow="0" w:firstColumn="1" w:lastColumn="0" w:noHBand="0" w:noVBand="1"/>
       </w:tblPr>
       <w:tblGrid>
-        <w:gridCol w:w="2400"/>
-        <w:gridCol w:w="1500"/>
-        <w:gridCol w:w="1500"/>
-        <w:gridCol w:w="1400"/>
-        <w:gridCol w:w="1900"/>
-        <w:gridCol w:w="1660"/>
+        <w:gridCol w:w="2088"/>
+        <w:gridCol w:w="1224"/>
+        <w:gridCol w:w="1440"/>
+        <w:gridCol w:w="1224"/>
+        <w:gridCol w:w="1296"/>
+        <w:gridCol w:w="1368"/>
+        <w:gridCol w:w="1440"/>
       </w:tblGrid>
       <w:tr>
-        <w:tblPrEx>
-          <w:tblCellMar>
-            <w:top w:w="0" w:type="dxa"/>
-            <w:bottom w:w="0" w:type="dxa"/>
-          </w:tblCellMar>
-        </w:tblPrEx>
         <w:trPr>
           <w:tblHeader/>
         </w:trPr>
         <w:tc>
           <w:tcPr>
-            <w:tcW w:w="2400" w:type="dxa"/>
+            <w:tcW w:w="2088" w:type="dxa"/>
             <w:shd w:val="clear" w:color="auto" w:fill="1F3864"/>
-            <w:tcMar>
-              <w:top w:w="80" w:type="dxa"/>
-              <w:left w:w="100" w:type="dxa"/>
-              <w:bottom w:w="80" w:type="dxa"/>
-              <w:right w:w="100" w:type="dxa"/>
-            </w:tcMar>
             <w:vAlign w:val="center"/>
           </w:tcPr>
           <w:p>
@@ -6058,7 +6303,6 @@
             <w:r>
               <w:rPr>
                 <w:b/>
-                <w:bCs/>
                 <w:color w:val="FFFFFF"/>
               </w:rPr>
               <w:t>Model</w:t>
@@ -6067,14 +6311,8 @@
         </w:tc>
         <w:tc>
           <w:tcPr>
-            <w:tcW w:w="1500" w:type="dxa"/>
+            <w:tcW w:w="1224" w:type="dxa"/>
             <w:shd w:val="clear" w:color="auto" w:fill="1F3864"/>
-            <w:tcMar>
-              <w:top w:w="80" w:type="dxa"/>
-              <w:left w:w="100" w:type="dxa"/>
-              <w:bottom w:w="80" w:type="dxa"/>
-              <w:right w:w="100" w:type="dxa"/>
-            </w:tcMar>
             <w:vAlign w:val="center"/>
           </w:tcPr>
           <w:p>
@@ -6084,23 +6322,16 @@
             <w:r>
               <w:rPr>
                 <w:b/>
-                <w:bCs/>
                 <w:color w:val="FFFFFF"/>
               </w:rPr>
-              <w:t>Ollama (CPU)</w:t>
-            </w:r>
-          </w:p>
-        </w:tc>
-        <w:tc>
-          <w:tcPr>
-            <w:tcW w:w="1500" w:type="dxa"/>
+              <w:t>Ollama CPU</w:t>
+            </w:r>
+          </w:p>
+        </w:tc>
+        <w:tc>
+          <w:tcPr>
+            <w:tcW w:w="1440" w:type="dxa"/>
             <w:shd w:val="clear" w:color="auto" w:fill="1F3864"/>
-            <w:tcMar>
-              <w:top w:w="80" w:type="dxa"/>
-              <w:left w:w="100" w:type="dxa"/>
-              <w:bottom w:w="80" w:type="dxa"/>
-              <w:right w:w="100" w:type="dxa"/>
-            </w:tcMar>
             <w:vAlign w:val="center"/>
           </w:tcPr>
           <w:p>
@@ -6110,23 +6341,16 @@
             <w:r>
               <w:rPr>
                 <w:b/>
-                <w:bCs/>
                 <w:color w:val="FFFFFF"/>
               </w:rPr>
-              <w:t>Ollama (GPU)</w:t>
-            </w:r>
-          </w:p>
-        </w:tc>
-        <w:tc>
-          <w:tcPr>
-            <w:tcW w:w="1400" w:type="dxa"/>
+              <w:t>llama.cpp CPU</w:t>
+            </w:r>
+          </w:p>
+        </w:tc>
+        <w:tc>
+          <w:tcPr>
+            <w:tcW w:w="1224" w:type="dxa"/>
             <w:shd w:val="clear" w:color="auto" w:fill="1F3864"/>
-            <w:tcMar>
-              <w:top w:w="80" w:type="dxa"/>
-              <w:left w:w="100" w:type="dxa"/>
-              <w:bottom w:w="80" w:type="dxa"/>
-              <w:right w:w="100" w:type="dxa"/>
-            </w:tcMar>
             <w:vAlign w:val="center"/>
           </w:tcPr>
           <w:p>
@@ -6136,23 +6360,42 @@
             <w:r>
               <w:rPr>
                 <w:b/>
-                <w:bCs/>
                 <w:color w:val="FFFFFF"/>
               </w:rPr>
+              <w:t>Ollama GPU</w:t>
+            </w:r>
+          </w:p>
+        </w:tc>
+        <w:tc>
+          <w:tcPr>
+            <w:tcW w:w="1296" w:type="dxa"/>
+            <w:shd w:val="clear" w:color="auto" w:fill="1F3864"/>
+            <w:vAlign w:val="center"/>
+          </w:tcPr>
+          <w:p>
+            <w:pPr>
+              <w:jc w:val="center"/>
+            </w:pPr>
+            <w:r>
+              <w:rPr>
+                <w:b/>
+                <w:color w:val="FFFFFF"/>
+              </w:rPr>
               <w:t>LM Studio</w:t>
             </w:r>
-          </w:p>
-        </w:tc>
-        <w:tc>
-          <w:tcPr>
-            <w:tcW w:w="1900" w:type="dxa"/>
+            <w:r>
+              <w:rPr>
+                <w:b/>
+                <w:color w:val="FFFFFF"/>
+              </w:rPr>
+              <w:t xml:space="preserve"> CPU</w:t>
+            </w:r>
+          </w:p>
+        </w:tc>
+        <w:tc>
+          <w:tcPr>
+            <w:tcW w:w="1368" w:type="dxa"/>
             <w:shd w:val="clear" w:color="auto" w:fill="1F3864"/>
-            <w:tcMar>
-              <w:top w:w="80" w:type="dxa"/>
-              <w:left w:w="100" w:type="dxa"/>
-              <w:bottom w:w="80" w:type="dxa"/>
-              <w:right w:w="100" w:type="dxa"/>
-            </w:tcMar>
             <w:vAlign w:val="center"/>
           </w:tcPr>
           <w:p>
@@ -6162,23 +6405,16 @@
             <w:r>
               <w:rPr>
                 <w:b/>
-                <w:bCs/>
                 <w:color w:val="FFFFFF"/>
               </w:rPr>
-              <w:t>TextGen WebUI (GPU)</w:t>
-            </w:r>
-          </w:p>
-        </w:tc>
-        <w:tc>
-          <w:tcPr>
-            <w:tcW w:w="1660" w:type="dxa"/>
+              <w:t>TextGen GPU</w:t>
+            </w:r>
+          </w:p>
+        </w:tc>
+        <w:tc>
+          <w:tcPr>
+            <w:tcW w:w="1440" w:type="dxa"/>
             <w:shd w:val="clear" w:color="auto" w:fill="1F3864"/>
-            <w:tcMar>
-              <w:top w:w="80" w:type="dxa"/>
-              <w:left w:w="100" w:type="dxa"/>
-              <w:bottom w:w="80" w:type="dxa"/>
-              <w:right w:w="100" w:type="dxa"/>
-            </w:tcMar>
             <w:vAlign w:val="center"/>
           </w:tcPr>
           <w:p>
@@ -6188,30 +6424,17 @@
             <w:r>
               <w:rPr>
                 <w:b/>
-                <w:bCs/>
                 <w:color w:val="FFFFFF"/>
               </w:rPr>
-              <w:t>vLLM (GPU, AWQ)</w:t>
+              <w:t>vLLM GPU/AWQ</w:t>
             </w:r>
           </w:p>
         </w:tc>
       </w:tr>
       <w:tr>
-        <w:tblPrEx>
-          <w:tblCellMar>
-            <w:top w:w="0" w:type="dxa"/>
-            <w:bottom w:w="0" w:type="dxa"/>
-          </w:tblCellMar>
-        </w:tblPrEx>
-        <w:tc>
-          <w:tcPr>
-            <w:tcW w:w="2400" w:type="dxa"/>
-            <w:tcMar>
-              <w:top w:w="80" w:type="dxa"/>
-              <w:left w:w="100" w:type="dxa"/>
-              <w:bottom w:w="80" w:type="dxa"/>
-              <w:right w:w="100" w:type="dxa"/>
-            </w:tcMar>
+        <w:tc>
+          <w:tcPr>
+            <w:tcW w:w="2088" w:type="dxa"/>
             <w:vAlign w:val="center"/>
           </w:tcPr>
           <w:p>
@@ -6225,13 +6448,7 @@
         </w:tc>
         <w:tc>
           <w:tcPr>
-            <w:tcW w:w="1500" w:type="dxa"/>
-            <w:tcMar>
-              <w:top w:w="80" w:type="dxa"/>
-              <w:left w:w="100" w:type="dxa"/>
-              <w:bottom w:w="80" w:type="dxa"/>
-              <w:right w:w="100" w:type="dxa"/>
-            </w:tcMar>
+            <w:tcW w:w="1224" w:type="dxa"/>
             <w:vAlign w:val="center"/>
           </w:tcPr>
           <w:p>
@@ -6248,13 +6465,21 @@
         </w:tc>
         <w:tc>
           <w:tcPr>
-            <w:tcW w:w="1500" w:type="dxa"/>
-            <w:tcMar>
-              <w:top w:w="80" w:type="dxa"/>
-              <w:left w:w="100" w:type="dxa"/>
-              <w:bottom w:w="80" w:type="dxa"/>
-              <w:right w:w="100" w:type="dxa"/>
-            </w:tcMar>
+            <w:tcW w:w="1440" w:type="dxa"/>
+            <w:vAlign w:val="center"/>
+          </w:tcPr>
+          <w:p>
+            <w:pPr>
+              <w:jc w:val="center"/>
+            </w:pPr>
+            <w:r>
+              <w:t>2.39</w:t>
+            </w:r>
+          </w:p>
+        </w:tc>
+        <w:tc>
+          <w:tcPr>
+            <w:tcW w:w="1224" w:type="dxa"/>
             <w:vAlign w:val="center"/>
           </w:tcPr>
           <w:p>
@@ -6271,13 +6496,7 @@
         </w:tc>
         <w:tc>
           <w:tcPr>
-            <w:tcW w:w="1400" w:type="dxa"/>
-            <w:tcMar>
-              <w:top w:w="80" w:type="dxa"/>
-              <w:left w:w="100" w:type="dxa"/>
-              <w:bottom w:w="80" w:type="dxa"/>
-              <w:right w:w="100" w:type="dxa"/>
-            </w:tcMar>
+            <w:tcW w:w="1296" w:type="dxa"/>
             <w:vAlign w:val="center"/>
           </w:tcPr>
           <w:p>
@@ -6294,13 +6513,7 @@
         </w:tc>
         <w:tc>
           <w:tcPr>
-            <w:tcW w:w="1900" w:type="dxa"/>
-            <w:tcMar>
-              <w:top w:w="80" w:type="dxa"/>
-              <w:left w:w="100" w:type="dxa"/>
-              <w:bottom w:w="80" w:type="dxa"/>
-              <w:right w:w="100" w:type="dxa"/>
-            </w:tcMar>
+            <w:tcW w:w="1368" w:type="dxa"/>
             <w:vAlign w:val="center"/>
           </w:tcPr>
           <w:p>
@@ -6317,13 +6530,7 @@
         </w:tc>
         <w:tc>
           <w:tcPr>
-            <w:tcW w:w="1660" w:type="dxa"/>
-            <w:tcMar>
-              <w:top w:w="80" w:type="dxa"/>
-              <w:left w:w="100" w:type="dxa"/>
-              <w:bottom w:w="80" w:type="dxa"/>
-              <w:right w:w="100" w:type="dxa"/>
-            </w:tcMar>
+            <w:tcW w:w="1440" w:type="dxa"/>
             <w:vAlign w:val="center"/>
           </w:tcPr>
           <w:p>
@@ -6340,22 +6547,10 @@
         </w:tc>
       </w:tr>
       <w:tr>
-        <w:tblPrEx>
-          <w:tblCellMar>
-            <w:top w:w="0" w:type="dxa"/>
-            <w:bottom w:w="0" w:type="dxa"/>
-          </w:tblCellMar>
-        </w:tblPrEx>
-        <w:tc>
-          <w:tcPr>
-            <w:tcW w:w="2400" w:type="dxa"/>
-            <w:shd w:val="clear" w:color="auto" w:fill="F2F2F2"/>
-            <w:tcMar>
-              <w:top w:w="80" w:type="dxa"/>
-              <w:left w:w="100" w:type="dxa"/>
-              <w:bottom w:w="80" w:type="dxa"/>
-              <w:right w:w="100" w:type="dxa"/>
-            </w:tcMar>
+        <w:tc>
+          <w:tcPr>
+            <w:tcW w:w="2088" w:type="dxa"/>
+            <w:shd w:val="clear" w:color="auto" w:fill="F2F2F2"/>
             <w:vAlign w:val="center"/>
           </w:tcPr>
           <w:p>
@@ -6369,14 +6564,8 @@
         </w:tc>
         <w:tc>
           <w:tcPr>
-            <w:tcW w:w="1500" w:type="dxa"/>
-            <w:shd w:val="clear" w:color="auto" w:fill="F2F2F2"/>
-            <w:tcMar>
-              <w:top w:w="80" w:type="dxa"/>
-              <w:left w:w="100" w:type="dxa"/>
-              <w:bottom w:w="80" w:type="dxa"/>
-              <w:right w:w="100" w:type="dxa"/>
-            </w:tcMar>
+            <w:tcW w:w="1224" w:type="dxa"/>
+            <w:shd w:val="clear" w:color="auto" w:fill="F2F2F2"/>
             <w:vAlign w:val="center"/>
           </w:tcPr>
           <w:p>
@@ -6393,14 +6582,26 @@
         </w:tc>
         <w:tc>
           <w:tcPr>
-            <w:tcW w:w="1500" w:type="dxa"/>
-            <w:shd w:val="clear" w:color="auto" w:fill="F2F2F2"/>
-            <w:tcMar>
-              <w:top w:w="80" w:type="dxa"/>
-              <w:left w:w="100" w:type="dxa"/>
-              <w:bottom w:w="80" w:type="dxa"/>
-              <w:right w:w="100" w:type="dxa"/>
-            </w:tcMar>
+            <w:tcW w:w="1440" w:type="dxa"/>
+            <w:shd w:val="clear" w:color="auto" w:fill="F2F2F2"/>
+            <w:vAlign w:val="center"/>
+          </w:tcPr>
+          <w:p>
+            <w:pPr>
+              <w:jc w:val="center"/>
+            </w:pPr>
+            <w:r>
+              <w:rPr>
+                <w:color w:val="000000"/>
+              </w:rPr>
+              <w:t>3.81</w:t>
+            </w:r>
+          </w:p>
+        </w:tc>
+        <w:tc>
+          <w:tcPr>
+            <w:tcW w:w="1224" w:type="dxa"/>
+            <w:shd w:val="clear" w:color="auto" w:fill="F2F2F2"/>
             <w:vAlign w:val="center"/>
           </w:tcPr>
           <w:p>
@@ -6417,14 +6618,8 @@
         </w:tc>
         <w:tc>
           <w:tcPr>
-            <w:tcW w:w="1400" w:type="dxa"/>
-            <w:shd w:val="clear" w:color="auto" w:fill="F2F2F2"/>
-            <w:tcMar>
-              <w:top w:w="80" w:type="dxa"/>
-              <w:left w:w="100" w:type="dxa"/>
-              <w:bottom w:w="80" w:type="dxa"/>
-              <w:right w:w="100" w:type="dxa"/>
-            </w:tcMar>
+            <w:tcW w:w="1296" w:type="dxa"/>
+            <w:shd w:val="clear" w:color="auto" w:fill="F2F2F2"/>
             <w:vAlign w:val="center"/>
           </w:tcPr>
           <w:p>
@@ -6441,14 +6636,8 @@
         </w:tc>
         <w:tc>
           <w:tcPr>
-            <w:tcW w:w="1900" w:type="dxa"/>
-            <w:shd w:val="clear" w:color="auto" w:fill="F2F2F2"/>
-            <w:tcMar>
-              <w:top w:w="80" w:type="dxa"/>
-              <w:left w:w="100" w:type="dxa"/>
-              <w:bottom w:w="80" w:type="dxa"/>
-              <w:right w:w="100" w:type="dxa"/>
-            </w:tcMar>
+            <w:tcW w:w="1368" w:type="dxa"/>
+            <w:shd w:val="clear" w:color="auto" w:fill="F2F2F2"/>
             <w:vAlign w:val="center"/>
           </w:tcPr>
           <w:p>
@@ -6465,14 +6654,8 @@
         </w:tc>
         <w:tc>
           <w:tcPr>
-            <w:tcW w:w="1660" w:type="dxa"/>
-            <w:shd w:val="clear" w:color="auto" w:fill="F2F2F2"/>
-            <w:tcMar>
-              <w:top w:w="80" w:type="dxa"/>
-              <w:left w:w="100" w:type="dxa"/>
-              <w:bottom w:w="80" w:type="dxa"/>
-              <w:right w:w="100" w:type="dxa"/>
-            </w:tcMar>
+            <w:tcW w:w="1440" w:type="dxa"/>
+            <w:shd w:val="clear" w:color="auto" w:fill="F2F2F2"/>
             <w:vAlign w:val="center"/>
           </w:tcPr>
           <w:p>
@@ -6489,21 +6672,9 @@
         </w:tc>
       </w:tr>
       <w:tr>
-        <w:tblPrEx>
-          <w:tblCellMar>
-            <w:top w:w="0" w:type="dxa"/>
-            <w:bottom w:w="0" w:type="dxa"/>
-          </w:tblCellMar>
-        </w:tblPrEx>
-        <w:tc>
-          <w:tcPr>
-            <w:tcW w:w="2400" w:type="dxa"/>
-            <w:tcMar>
-              <w:top w:w="80" w:type="dxa"/>
-              <w:left w:w="100" w:type="dxa"/>
-              <w:bottom w:w="80" w:type="dxa"/>
-              <w:right w:w="100" w:type="dxa"/>
-            </w:tcMar>
+        <w:tc>
+          <w:tcPr>
+            <w:tcW w:w="2088" w:type="dxa"/>
             <w:vAlign w:val="center"/>
           </w:tcPr>
           <w:p>
@@ -6517,13 +6688,7 @@
         </w:tc>
         <w:tc>
           <w:tcPr>
-            <w:tcW w:w="1500" w:type="dxa"/>
-            <w:tcMar>
-              <w:top w:w="80" w:type="dxa"/>
-              <w:left w:w="100" w:type="dxa"/>
-              <w:bottom w:w="80" w:type="dxa"/>
-              <w:right w:w="100" w:type="dxa"/>
-            </w:tcMar>
+            <w:tcW w:w="1224" w:type="dxa"/>
             <w:vAlign w:val="center"/>
           </w:tcPr>
           <w:p>
@@ -6540,13 +6705,24 @@
         </w:tc>
         <w:tc>
           <w:tcPr>
-            <w:tcW w:w="1500" w:type="dxa"/>
-            <w:tcMar>
-              <w:top w:w="80" w:type="dxa"/>
-              <w:left w:w="100" w:type="dxa"/>
-              <w:bottom w:w="80" w:type="dxa"/>
-              <w:right w:w="100" w:type="dxa"/>
-            </w:tcMar>
+            <w:tcW w:w="1440" w:type="dxa"/>
+            <w:vAlign w:val="center"/>
+          </w:tcPr>
+          <w:p>
+            <w:pPr>
+              <w:jc w:val="center"/>
+            </w:pPr>
+            <w:r>
+              <w:rPr>
+                <w:color w:val="000000"/>
+              </w:rPr>
+              <w:t>—</w:t>
+            </w:r>
+          </w:p>
+        </w:tc>
+        <w:tc>
+          <w:tcPr>
+            <w:tcW w:w="1224" w:type="dxa"/>
             <w:vAlign w:val="center"/>
           </w:tcPr>
           <w:p>
@@ -6563,13 +6739,7 @@
         </w:tc>
         <w:tc>
           <w:tcPr>
-            <w:tcW w:w="1400" w:type="dxa"/>
-            <w:tcMar>
-              <w:top w:w="80" w:type="dxa"/>
-              <w:left w:w="100" w:type="dxa"/>
-              <w:bottom w:w="80" w:type="dxa"/>
-              <w:right w:w="100" w:type="dxa"/>
-            </w:tcMar>
+            <w:tcW w:w="1296" w:type="dxa"/>
             <w:vAlign w:val="center"/>
           </w:tcPr>
           <w:p>
@@ -6586,13 +6756,7 @@
         </w:tc>
         <w:tc>
           <w:tcPr>
-            <w:tcW w:w="1900" w:type="dxa"/>
-            <w:tcMar>
-              <w:top w:w="80" w:type="dxa"/>
-              <w:left w:w="100" w:type="dxa"/>
-              <w:bottom w:w="80" w:type="dxa"/>
-              <w:right w:w="100" w:type="dxa"/>
-            </w:tcMar>
+            <w:tcW w:w="1368" w:type="dxa"/>
             <w:vAlign w:val="center"/>
           </w:tcPr>
           <w:p>
@@ -6609,13 +6773,7 @@
         </w:tc>
         <w:tc>
           <w:tcPr>
-            <w:tcW w:w="1660" w:type="dxa"/>
-            <w:tcMar>
-              <w:top w:w="80" w:type="dxa"/>
-              <w:left w:w="100" w:type="dxa"/>
-              <w:bottom w:w="80" w:type="dxa"/>
-              <w:right w:w="100" w:type="dxa"/>
-            </w:tcMar>
+            <w:tcW w:w="1440" w:type="dxa"/>
             <w:vAlign w:val="center"/>
           </w:tcPr>
           <w:p>
@@ -6632,44 +6790,25 @@
         </w:tc>
       </w:tr>
       <w:tr>
-        <w:tblPrEx>
-          <w:tblCellMar>
-            <w:top w:w="0" w:type="dxa"/>
-            <w:bottom w:w="0" w:type="dxa"/>
-          </w:tblCellMar>
-        </w:tblPrEx>
-        <w:tc>
-          <w:tcPr>
-            <w:tcW w:w="2400" w:type="dxa"/>
-            <w:shd w:val="clear" w:color="auto" w:fill="F2F2F2"/>
-            <w:tcMar>
-              <w:top w:w="80" w:type="dxa"/>
-              <w:left w:w="100" w:type="dxa"/>
-              <w:bottom w:w="80" w:type="dxa"/>
-              <w:right w:w="100" w:type="dxa"/>
-            </w:tcMar>
-            <w:vAlign w:val="center"/>
-          </w:tcPr>
-          <w:p>
-            <w:r>
-              <w:rPr>
-                <w:color w:val="000000"/>
-              </w:rPr>
-              <w:lastRenderedPageBreak/>
+        <w:tc>
+          <w:tcPr>
+            <w:tcW w:w="2088" w:type="dxa"/>
+            <w:shd w:val="clear" w:color="auto" w:fill="F2F2F2"/>
+            <w:vAlign w:val="center"/>
+          </w:tcPr>
+          <w:p>
+            <w:r>
+              <w:rPr>
+                <w:color w:val="000000"/>
+              </w:rPr>
               <w:t>Llama3.2 3B</w:t>
             </w:r>
           </w:p>
         </w:tc>
         <w:tc>
           <w:tcPr>
-            <w:tcW w:w="1500" w:type="dxa"/>
-            <w:shd w:val="clear" w:color="auto" w:fill="F2F2F2"/>
-            <w:tcMar>
-              <w:top w:w="80" w:type="dxa"/>
-              <w:left w:w="100" w:type="dxa"/>
-              <w:bottom w:w="80" w:type="dxa"/>
-              <w:right w:w="100" w:type="dxa"/>
-            </w:tcMar>
+            <w:tcW w:w="1224" w:type="dxa"/>
+            <w:shd w:val="clear" w:color="auto" w:fill="F2F2F2"/>
             <w:vAlign w:val="center"/>
           </w:tcPr>
           <w:p>
@@ -6686,14 +6825,26 @@
         </w:tc>
         <w:tc>
           <w:tcPr>
-            <w:tcW w:w="1500" w:type="dxa"/>
-            <w:shd w:val="clear" w:color="auto" w:fill="F2F2F2"/>
-            <w:tcMar>
-              <w:top w:w="80" w:type="dxa"/>
-              <w:left w:w="100" w:type="dxa"/>
-              <w:bottom w:w="80" w:type="dxa"/>
-              <w:right w:w="100" w:type="dxa"/>
-            </w:tcMar>
+            <w:tcW w:w="1440" w:type="dxa"/>
+            <w:shd w:val="clear" w:color="auto" w:fill="F2F2F2"/>
+            <w:vAlign w:val="center"/>
+          </w:tcPr>
+          <w:p>
+            <w:pPr>
+              <w:jc w:val="center"/>
+            </w:pPr>
+            <w:r>
+              <w:rPr>
+                <w:color w:val="000000"/>
+              </w:rPr>
+              <w:t>4.18</w:t>
+            </w:r>
+          </w:p>
+        </w:tc>
+        <w:tc>
+          <w:tcPr>
+            <w:tcW w:w="1224" w:type="dxa"/>
+            <w:shd w:val="clear" w:color="auto" w:fill="F2F2F2"/>
             <w:vAlign w:val="center"/>
           </w:tcPr>
           <w:p>
@@ -6710,14 +6861,8 @@
         </w:tc>
         <w:tc>
           <w:tcPr>
-            <w:tcW w:w="1400" w:type="dxa"/>
-            <w:shd w:val="clear" w:color="auto" w:fill="F2F2F2"/>
-            <w:tcMar>
-              <w:top w:w="80" w:type="dxa"/>
-              <w:left w:w="100" w:type="dxa"/>
-              <w:bottom w:w="80" w:type="dxa"/>
-              <w:right w:w="100" w:type="dxa"/>
-            </w:tcMar>
+            <w:tcW w:w="1296" w:type="dxa"/>
+            <w:shd w:val="clear" w:color="auto" w:fill="F2F2F2"/>
             <w:vAlign w:val="center"/>
           </w:tcPr>
           <w:p>
@@ -6734,14 +6879,8 @@
         </w:tc>
         <w:tc>
           <w:tcPr>
-            <w:tcW w:w="1900" w:type="dxa"/>
-            <w:shd w:val="clear" w:color="auto" w:fill="F2F2F2"/>
-            <w:tcMar>
-              <w:top w:w="80" w:type="dxa"/>
-              <w:left w:w="100" w:type="dxa"/>
-              <w:bottom w:w="80" w:type="dxa"/>
-              <w:right w:w="100" w:type="dxa"/>
-            </w:tcMar>
+            <w:tcW w:w="1368" w:type="dxa"/>
+            <w:shd w:val="clear" w:color="auto" w:fill="F2F2F2"/>
             <w:vAlign w:val="center"/>
           </w:tcPr>
           <w:p>
@@ -6758,14 +6897,8 @@
         </w:tc>
         <w:tc>
           <w:tcPr>
-            <w:tcW w:w="1660" w:type="dxa"/>
-            <w:shd w:val="clear" w:color="auto" w:fill="F2F2F2"/>
-            <w:tcMar>
-              <w:top w:w="80" w:type="dxa"/>
-              <w:left w:w="100" w:type="dxa"/>
-              <w:bottom w:w="80" w:type="dxa"/>
-              <w:right w:w="100" w:type="dxa"/>
-            </w:tcMar>
+            <w:tcW w:w="1440" w:type="dxa"/>
+            <w:shd w:val="clear" w:color="auto" w:fill="F2F2F2"/>
             <w:vAlign w:val="center"/>
           </w:tcPr>
           <w:p>
@@ -6782,21 +6915,9 @@
         </w:tc>
       </w:tr>
       <w:tr>
-        <w:tblPrEx>
-          <w:tblCellMar>
-            <w:top w:w="0" w:type="dxa"/>
-            <w:bottom w:w="0" w:type="dxa"/>
-          </w:tblCellMar>
-        </w:tblPrEx>
-        <w:tc>
-          <w:tcPr>
-            <w:tcW w:w="2400" w:type="dxa"/>
-            <w:tcMar>
-              <w:top w:w="80" w:type="dxa"/>
-              <w:left w:w="100" w:type="dxa"/>
-              <w:bottom w:w="80" w:type="dxa"/>
-              <w:right w:w="100" w:type="dxa"/>
-            </w:tcMar>
+        <w:tc>
+          <w:tcPr>
+            <w:tcW w:w="2088" w:type="dxa"/>
             <w:vAlign w:val="center"/>
           </w:tcPr>
           <w:p>
@@ -6810,13 +6931,7 @@
         </w:tc>
         <w:tc>
           <w:tcPr>
-            <w:tcW w:w="1500" w:type="dxa"/>
-            <w:tcMar>
-              <w:top w:w="80" w:type="dxa"/>
-              <w:left w:w="100" w:type="dxa"/>
-              <w:bottom w:w="80" w:type="dxa"/>
-              <w:right w:w="100" w:type="dxa"/>
-            </w:tcMar>
+            <w:tcW w:w="1224" w:type="dxa"/>
             <w:vAlign w:val="center"/>
           </w:tcPr>
           <w:p>
@@ -6833,13 +6948,24 @@
         </w:tc>
         <w:tc>
           <w:tcPr>
-            <w:tcW w:w="1500" w:type="dxa"/>
-            <w:tcMar>
-              <w:top w:w="80" w:type="dxa"/>
-              <w:left w:w="100" w:type="dxa"/>
-              <w:bottom w:w="80" w:type="dxa"/>
-              <w:right w:w="100" w:type="dxa"/>
-            </w:tcMar>
+            <w:tcW w:w="1440" w:type="dxa"/>
+            <w:vAlign w:val="center"/>
+          </w:tcPr>
+          <w:p>
+            <w:pPr>
+              <w:jc w:val="center"/>
+            </w:pPr>
+            <w:r>
+              <w:rPr>
+                <w:color w:val="000000"/>
+              </w:rPr>
+              <w:t>—</w:t>
+            </w:r>
+          </w:p>
+        </w:tc>
+        <w:tc>
+          <w:tcPr>
+            <w:tcW w:w="1224" w:type="dxa"/>
             <w:vAlign w:val="center"/>
           </w:tcPr>
           <w:p>
@@ -6856,13 +6982,7 @@
         </w:tc>
         <w:tc>
           <w:tcPr>
-            <w:tcW w:w="1400" w:type="dxa"/>
-            <w:tcMar>
-              <w:top w:w="80" w:type="dxa"/>
-              <w:left w:w="100" w:type="dxa"/>
-              <w:bottom w:w="80" w:type="dxa"/>
-              <w:right w:w="100" w:type="dxa"/>
-            </w:tcMar>
+            <w:tcW w:w="1296" w:type="dxa"/>
             <w:vAlign w:val="center"/>
           </w:tcPr>
           <w:p>
@@ -6879,13 +6999,7 @@
         </w:tc>
         <w:tc>
           <w:tcPr>
-            <w:tcW w:w="1900" w:type="dxa"/>
-            <w:tcMar>
-              <w:top w:w="80" w:type="dxa"/>
-              <w:left w:w="100" w:type="dxa"/>
-              <w:bottom w:w="80" w:type="dxa"/>
-              <w:right w:w="100" w:type="dxa"/>
-            </w:tcMar>
+            <w:tcW w:w="1368" w:type="dxa"/>
             <w:vAlign w:val="center"/>
           </w:tcPr>
           <w:p>
@@ -6902,13 +7016,7 @@
         </w:tc>
         <w:tc>
           <w:tcPr>
-            <w:tcW w:w="1660" w:type="dxa"/>
-            <w:tcMar>
-              <w:top w:w="80" w:type="dxa"/>
-              <w:left w:w="100" w:type="dxa"/>
-              <w:bottom w:w="80" w:type="dxa"/>
-              <w:right w:w="100" w:type="dxa"/>
-            </w:tcMar>
+            <w:tcW w:w="1440" w:type="dxa"/>
             <w:vAlign w:val="center"/>
           </w:tcPr>
           <w:p>
@@ -6932,28 +7040,8 @@
       <w:r>
         <w:rPr>
           <w:i/>
-          <w:iCs/>
-          <w:color w:val="555555"/>
         </w:rPr>
-        <w:t>Sve vrednosti su tokeni/sekundi za pojedinačni (nekonkurentni) zahtev, isti prompt za sve alate. „—</w:t>
-      </w:r>
-      <w:proofErr w:type="gramStart"/>
-      <w:r>
-        <w:rPr>
-          <w:i/>
-          <w:iCs/>
-          <w:color w:val="555555"/>
-        </w:rPr>
-        <w:t>“ =</w:t>
-      </w:r>
-      <w:proofErr w:type="gramEnd"/>
-      <w:r>
-        <w:rPr>
-          <w:i/>
-          <w:iCs/>
-          <w:color w:val="555555"/>
-        </w:rPr>
-        <w:t xml:space="preserve"> model nije testiran u tom alatu.</w:t>
+        <w:t>Sve vrednosti su tokeni/sekundi za pojedinačni (nekonkurentni) zahtev, uz isti prompt. „—“ = model nije testiran u tom alatu. Za llama.cpp Qwen2.5-Coder 7B prikazan je rezultat prirodno završenog odgovora od 666 tokena.</w:t>
       </w:r>
     </w:p>
     <w:p>
@@ -6961,26 +7049,13 @@
         <w:spacing w:after="160" w:line="276" w:lineRule="auto"/>
       </w:pPr>
       <w:r>
-        <w:t xml:space="preserve">Najveći, najdosledniji faktor je GPU nasuprot CPU: u Ollama testu GPU je ubrzao generisanje 19–58×, u zavisnosti </w:t>
-      </w:r>
-      <w:proofErr w:type="gramStart"/>
-      <w:r>
-        <w:t>od</w:t>
-      </w:r>
-      <w:proofErr w:type="gramEnd"/>
-      <w:r>
-        <w:t xml:space="preserve"> mode</w:t>
-      </w:r>
-      <w:r>
-        <w:t>la. Razlike među alatima na istom (GPU) hardveru su manje izražene, osim kod 7B modela u Text Generation WebUI gde je brzina primetno niža nego kod Ollama GPU testa — verovatno zbog konteksta/podešavanja n-gpu-layers ili cache tipa, a ne suštinskog ogranič</w:t>
-      </w:r>
-      <w:r>
-        <w:t>enja alata.</w:t>
+        <w:t>Najveći, najdosledniji faktor ostaje GPU nasuprot CPU: u Ollama testu GPU je ubrzao generisanje 19–58×. U lokalnim CPU testovima llama.cpp je bio u istom redu veličine kao LM Studio, a za Qwen2.5-Coder 7B i Llama3.2 3B brži od ranije zabeleženog Ollama CPU rezultata. Ipak, različita dužina odgovora, verzija engine-a, broj niti i hardversko okruženje nisu u svim alatima potpuno izjednačeni, pa razliku ne treba pripisati samo nazivu alata.</w:t>
       </w:r>
     </w:p>
     <w:p>
       <w:pPr>
         <w:pStyle w:val="Heading1"/>
+        <w:keepNext/>
         <w:spacing w:before="320" w:after="160"/>
       </w:pPr>
       <w:r>
@@ -6990,6 +7065,7 @@
     <w:p>
       <w:pPr>
         <w:pStyle w:val="Heading2"/>
+        <w:keepNext/>
         <w:spacing w:before="260" w:after="120"/>
       </w:pPr>
       <w:r>
@@ -7006,15 +7082,7 @@
         <w:spacing w:after="80" w:line="276" w:lineRule="auto"/>
       </w:pPr>
       <w:r>
-        <w:t xml:space="preserve">Hardver: radi i </w:t>
-      </w:r>
-      <w:proofErr w:type="gramStart"/>
-      <w:r>
-        <w:t>na</w:t>
-      </w:r>
-      <w:proofErr w:type="gramEnd"/>
-      <w:r>
-        <w:t xml:space="preserve"> CPU (sporo, praktično samo za manje modele) i na GPU (bitno ubrzanje, 19–58× u ovom testu).</w:t>
+        <w:t>Hardver: radi i na CPU (sporo, praktično samo za manje modele) i na GPU (bitno ubrzanje, 19–58× u ovom testu).</w:t>
       </w:r>
     </w:p>
     <w:p>
@@ -7027,18 +7095,7 @@
         <w:spacing w:after="80" w:line="276" w:lineRule="auto"/>
       </w:pPr>
       <w:r>
-        <w:t>Prednosti: najjednostavnija instalacija i korišćenje (dve-tri komande), automatsko</w:t>
-      </w:r>
-      <w:r>
-        <w:t xml:space="preserve"> upravljanje modelima (pull/run), GGUF kvantizovani modeli malog otiska </w:t>
-      </w:r>
-      <w:proofErr w:type="gramStart"/>
-      <w:r>
-        <w:t>na</w:t>
-      </w:r>
-      <w:proofErr w:type="gramEnd"/>
-      <w:r>
-        <w:t xml:space="preserve"> disku.</w:t>
+        <w:t>Prednosti: najjednostavnija instalacija i korišćenje (dve-tri komande), automatsko upravljanje modelima (pull/run), GGUF kvantizovani modeli malog otiska na disku.</w:t>
       </w:r>
     </w:p>
     <w:p>
@@ -7051,20 +7108,13 @@
         <w:spacing w:after="80" w:line="276" w:lineRule="auto"/>
       </w:pPr>
       <w:r>
-        <w:t xml:space="preserve">Mane: </w:t>
-      </w:r>
-      <w:proofErr w:type="gramStart"/>
-      <w:r>
-        <w:t>nema</w:t>
-      </w:r>
-      <w:proofErr w:type="gramEnd"/>
-      <w:r>
-        <w:t xml:space="preserve"> ugrađen continuous batching — nije zamišljen da servira više korisnika istovremeno; CLI-orijentisan (nema GUI po difoltu).</w:t>
+        <w:t>Mane: nema ugrađen continuous batching — nije zamišljen da servira više korisnika istovremeno; CLI-orijentisan (nema GUI po difoltu).</w:t>
       </w:r>
     </w:p>
     <w:p>
       <w:pPr>
         <w:pStyle w:val="Heading2"/>
+        <w:keepNext/>
         <w:spacing w:before="260" w:after="120"/>
       </w:pPr>
       <w:r>
@@ -7081,18 +7131,7 @@
         <w:spacing w:after="80" w:line="276" w:lineRule="auto"/>
       </w:pPr>
       <w:r>
-        <w:t>Hardver: podržava GPU ubrz</w:t>
-      </w:r>
-      <w:r>
-        <w:t xml:space="preserve">anje, </w:t>
-      </w:r>
-      <w:proofErr w:type="gramStart"/>
-      <w:r>
-        <w:t>ali</w:t>
-      </w:r>
-      <w:proofErr w:type="gramEnd"/>
-      <w:r>
-        <w:t xml:space="preserve"> u ovom testu (dodatni uređaj) rezultati su na nivou CPU brzine.</w:t>
+        <w:t>Hardver: podržava GPU ubrzanje, ali u ovom testu (dodatni uređaj) rezultati su na nivou CPU brzine.</w:t>
       </w:r>
     </w:p>
     <w:p>
@@ -7105,15 +7144,7 @@
         <w:spacing w:after="80" w:line="276" w:lineRule="auto"/>
       </w:pPr>
       <w:r>
-        <w:t xml:space="preserve">Prednosti: grafički interfejs, najniža barijera za nekoga bez tehničkog predznanja — download, pretraga modela i chat </w:t>
-      </w:r>
-      <w:proofErr w:type="gramStart"/>
-      <w:r>
-        <w:t>na</w:t>
-      </w:r>
-      <w:proofErr w:type="gramEnd"/>
-      <w:r>
-        <w:t xml:space="preserve"> jednom mestu, metrike se prikazuju automatski.</w:t>
+        <w:t>Prednosti: grafički interfejs, najniža barijera za nekoga bez tehničkog predznanja — download, pretraga modela i chat na jednom mestu, metrike se prikazuju automatski.</w:t>
       </w:r>
     </w:p>
     <w:p>
@@ -7126,27 +7157,17 @@
         <w:spacing w:after="80" w:line="276" w:lineRule="auto"/>
       </w:pPr>
       <w:r>
-        <w:t>Mane: prvenstv</w:t>
-      </w:r>
-      <w:r>
-        <w:t xml:space="preserve">eno desktop alat za jednog korisnika; deljenje </w:t>
-      </w:r>
-      <w:proofErr w:type="gramStart"/>
-      <w:r>
-        <w:t>sa</w:t>
-      </w:r>
-      <w:proofErr w:type="gramEnd"/>
-      <w:r>
-        <w:t xml:space="preserve"> timom/firmom nije njegova osnovna namena.</w:t>
+        <w:lastRenderedPageBreak/>
+        <w:t>Mane: prvenstveno desktop alat za jednog korisnika; deljenje sa timom/firmom nije njegova osnovna namena.</w:t>
       </w:r>
     </w:p>
     <w:p>
       <w:pPr>
         <w:pStyle w:val="Heading2"/>
-        <w:spacing w:before="260" w:after="120"/>
-      </w:pPr>
-      <w:r>
-        <w:t>6.3 Text Generation WebUI</w:t>
+        <w:keepNext/>
+      </w:pPr>
+      <w:r>
+        <w:t>6.3 llama.cpp</w:t>
       </w:r>
     </w:p>
     <w:p>
@@ -7159,15 +7180,7 @@
         <w:spacing w:after="80" w:line="276" w:lineRule="auto"/>
       </w:pPr>
       <w:r>
-        <w:t xml:space="preserve">Hardver: GPU preporučeno (test rađen </w:t>
-      </w:r>
-      <w:proofErr w:type="gramStart"/>
-      <w:r>
-        <w:t>na</w:t>
-      </w:r>
-      <w:proofErr w:type="gramEnd"/>
-      <w:r>
-        <w:t xml:space="preserve"> T4); podržava više "loadera" pa se može prilagoditi dostupnom hardveru (GGUF/llama.cpp za slabije kartice, transformers/exllama za jače).</w:t>
+        <w:t>Hardver: radi na CPU-u i podržava više GPU backend-a; u ovom izveštaju testiran je Release CPU build sa AVX2/FMA/F16C optimizacijama.</w:t>
       </w:r>
     </w:p>
     <w:p>
@@ -7180,18 +7193,7 @@
         <w:spacing w:after="80" w:line="276" w:lineRule="auto"/>
       </w:pPr>
       <w:r>
-        <w:t>Prednosti: fleksibilnost izbora backend-a, web interfejs + OpenAI-kompatibilan</w:t>
-      </w:r>
-      <w:r>
-        <w:t xml:space="preserve"> API, pogodno za eksperimentisanje </w:t>
-      </w:r>
-      <w:proofErr w:type="gramStart"/>
-      <w:r>
-        <w:t>sa</w:t>
-      </w:r>
-      <w:proofErr w:type="gramEnd"/>
-      <w:r>
-        <w:t xml:space="preserve"> različitim formatima modela.</w:t>
+        <w:t>Prednosti: direktan i transparentan GGUF inference engine, CLI i OpenAI-kompatibilan llama-server, detaljne metrike, fina kontrola nad kontekstom i parametrima, kao i pogodnost za ugrađivanje u sopstvene aplikacije.</w:t>
       </w:r>
     </w:p>
     <w:p>
@@ -7204,24 +7206,17 @@
         <w:spacing w:after="80" w:line="276" w:lineRule="auto"/>
       </w:pPr>
       <w:r>
-        <w:t xml:space="preserve">Mane: instalacija je višekoračna (kloniranje repozitorijuma, zavisnosti, ručno podešavanje n-gpu-layers), veći memorijski otisak, u ovom testu sporiji </w:t>
-      </w:r>
-      <w:proofErr w:type="gramStart"/>
-      <w:r>
-        <w:t>od</w:t>
-      </w:r>
-      <w:proofErr w:type="gramEnd"/>
-      <w:r>
-        <w:t xml:space="preserve"> Ollama GPU za 7B model.</w:t>
+        <w:t>Mane: složenije početno postavljanje od Ollame i LM Studija (Git, C++ toolchain i CMake build), ručno upravljanje GGUF fajlovima i parametrima, bez GUI-ja po difoltu; paralelno opterećenje nije testirano u ovom izveštaju.</w:t>
       </w:r>
     </w:p>
     <w:p>
       <w:pPr>
         <w:pStyle w:val="Heading2"/>
+        <w:keepNext/>
         <w:spacing w:before="260" w:after="120"/>
       </w:pPr>
       <w:r>
-        <w:t>6.4 vLLM</w:t>
+        <w:t>6.4 Text Generation WebUI</w:t>
       </w:r>
     </w:p>
     <w:p>
@@ -7234,18 +7229,7 @@
         <w:spacing w:after="80" w:line="276" w:lineRule="auto"/>
       </w:pPr>
       <w:r>
-        <w:t>Ha</w:t>
-      </w:r>
-      <w:r>
-        <w:t xml:space="preserve">rdver: praktično zahteva NVIDIA GPU (CPU režim postoji, </w:t>
-      </w:r>
-      <w:proofErr w:type="gramStart"/>
-      <w:r>
-        <w:t>ali</w:t>
-      </w:r>
-      <w:proofErr w:type="gramEnd"/>
-      <w:r>
-        <w:t xml:space="preserve"> je sporiji od Ollama na CPU-u); na starijim karticama (T4) potrebna je starija, pinovana verzija i --dtype half.</w:t>
+        <w:t>Hardver: GPU preporučeno (test rađen na T4); podržava više "loadera" pa se može prilagoditi dostupnom hardveru (GGUF/llama.cpp za slabije kartice, transformers/exllama za jače).</w:t>
       </w:r>
     </w:p>
     <w:p>
@@ -7258,10 +7242,7 @@
         <w:spacing w:after="80" w:line="276" w:lineRule="auto"/>
       </w:pPr>
       <w:r>
-        <w:t>Prednosti: OpenAI-kompatibilan API, continuous batching (protok servera raste ~9× o</w:t>
-      </w:r>
-      <w:r>
-        <w:t>d 1 do 16 korisnika, umesto da se zahtevi ređaju u red) — jedini od četiri alata pogodan za scenario "ceo tim pristupa jednom serveru istovremeno".</w:t>
+        <w:t>Prednosti: fleksibilnost izbora backend-a, web interfejs + OpenAI-kompatibilan API, pogodno za eksperimentisanje sa različitim formatima modela.</w:t>
       </w:r>
     </w:p>
     <w:p>
@@ -7274,36 +7255,17 @@
         <w:spacing w:after="80" w:line="276" w:lineRule="auto"/>
       </w:pPr>
       <w:r>
-        <w:t>Mane: ne koristi GGUF (HF/safetensors + AWQ/GPTQ kvantizacija; Llama i Gemma modeli traže HF nalog i prihvat</w:t>
-      </w:r>
-      <w:r>
-        <w:t>anje licence), zahtevnija instalacija i podešavanje, model + KV cache stalno drži GPU rezervisan.</w:t>
-      </w:r>
-    </w:p>
-    <w:p>
-      <w:pPr>
-        <w:pStyle w:val="Heading1"/>
-        <w:spacing w:before="320" w:after="160"/>
-      </w:pPr>
-      <w:r>
-        <w:lastRenderedPageBreak/>
-        <w:t>7. Zaključak</w:t>
-      </w:r>
-    </w:p>
-    <w:p>
-      <w:pPr>
-        <w:spacing w:after="160" w:line="276" w:lineRule="auto"/>
-      </w:pPr>
-      <w:r>
-        <w:t xml:space="preserve">Izbor alata prvenstveno zavisi </w:t>
-      </w:r>
-      <w:proofErr w:type="gramStart"/>
-      <w:r>
-        <w:t>od</w:t>
-      </w:r>
-      <w:proofErr w:type="gramEnd"/>
-      <w:r>
-        <w:t xml:space="preserve"> dostupnog hardvera i od toga da li rešenje koristi jedna osoba ili ceo tim istovremeno:</w:t>
+        <w:t>Mane: instalacija je višekoračna (kloniranje repozitorijuma, zavisnosti, ručno podešavanje n-gpu-layers), veći memorijski otisak, u ovom testu sporiji od Ollama GPU za 7B model.</w:t>
+      </w:r>
+    </w:p>
+    <w:p>
+      <w:pPr>
+        <w:pStyle w:val="Heading2"/>
+        <w:keepNext/>
+        <w:spacing w:before="260" w:after="120"/>
+      </w:pPr>
+      <w:r>
+        <w:t>6.5 vLLM</w:t>
       </w:r>
     </w:p>
     <w:p>
@@ -7316,23 +7278,7 @@
         <w:spacing w:after="80" w:line="276" w:lineRule="auto"/>
       </w:pPr>
       <w:r>
-        <w:t xml:space="preserve">Običan računar bez GPU-a, pojedinačna upotreba: Ollama, </w:t>
-      </w:r>
-      <w:proofErr w:type="gramStart"/>
-      <w:r>
-        <w:t>sa</w:t>
-      </w:r>
-      <w:proofErr w:type="gramEnd"/>
-      <w:r>
-        <w:t xml:space="preserve"> manjim modelima (1.5B–3B). 7B modeli </w:t>
-      </w:r>
-      <w:proofErr w:type="gramStart"/>
-      <w:r>
-        <w:t>na</w:t>
-      </w:r>
-      <w:proofErr w:type="gramEnd"/>
-      <w:r>
-        <w:t xml:space="preserve"> CPU-u su nepraktični za svakodnevni rad (10–18 minuta za jedan odgovor u ovom testu).</w:t>
+        <w:t>Hardver: praktično zahteva NVIDIA GPU (CPU režim postoji, ali je sporiji od Ollama na CPU-u); na starijim karticama (T4) potrebna je starija, pinovana verzija i --dtype half.</w:t>
       </w:r>
     </w:p>
     <w:p>
@@ -7345,23 +7291,7 @@
         <w:spacing w:after="80" w:line="276" w:lineRule="auto"/>
       </w:pPr>
       <w:r>
-        <w:t xml:space="preserve">Računar </w:t>
-      </w:r>
-      <w:proofErr w:type="gramStart"/>
-      <w:r>
-        <w:t>sa</w:t>
-      </w:r>
-      <w:proofErr w:type="gramEnd"/>
-      <w:r>
-        <w:t xml:space="preserve"> GPU-om</w:t>
-      </w:r>
-      <w:bookmarkStart w:id="0" w:name="_GoBack"/>
-      <w:bookmarkEnd w:id="0"/>
-      <w:r>
-        <w:t>, pojedinačna upotreba: Ollama ili Text Generation Web</w:t>
-      </w:r>
-      <w:r>
-        <w:t>UI daju uporedivo dobre brzine (desetine tok/s); Ollama je jednostavniji za postavljanje, Text Generation WebUI fleksibilniji ako je potrebna podrška za više formata modela.</w:t>
+        <w:t>Prednosti: OpenAI-kompatibilan API i continuous batching; u ovom izveštaju je jedini alat za koji je stvarno izmereno ponašanje sa 1, 8 i 16 istovremenih korisnika. Protok servera raste približno 9×, dok se prosečno čekanje povećava relativno malo.</w:t>
       </w:r>
     </w:p>
     <w:p>
@@ -7374,18 +7304,25 @@
         <w:spacing w:after="80" w:line="276" w:lineRule="auto"/>
       </w:pPr>
       <w:r>
-        <w:t xml:space="preserve">Jedan jači GPU računar koji deli </w:t>
-      </w:r>
-      <w:proofErr w:type="gramStart"/>
-      <w:r>
-        <w:t>ceo tim</w:t>
-      </w:r>
-      <w:proofErr w:type="gramEnd"/>
-      <w:r>
-        <w:t>: vLLM je jasno najbolji izbor zbog contin</w:t>
-      </w:r>
-      <w:r>
-        <w:t>uous batching-a — protok servera raste sa brojem korisnika umesto da linearno raste vreme čekanja.</w:t>
+        <w:t>Mane: ne koristi GGUF (HF/safetensors + AWQ/GPTQ kvantizacija; Llama i Gemma modeli traže HF nalog i prihvatanje licence), zahtevnija instalacija i podešavanje, model + KV cache stalno drži GPU rezervisan.</w:t>
+      </w:r>
+    </w:p>
+    <w:p>
+      <w:pPr>
+        <w:pStyle w:val="Heading1"/>
+        <w:keepNext/>
+        <w:spacing w:before="320" w:after="160"/>
+      </w:pPr>
+      <w:r>
+        <w:t>7. Zaključak</w:t>
+      </w:r>
+    </w:p>
+    <w:p>
+      <w:pPr>
+        <w:spacing w:after="160" w:line="276" w:lineRule="auto"/>
+      </w:pPr>
+      <w:r>
+        <w:t>Izbor alata prvenstveno zavisi od dostupnog hardvera i od toga da li rešenje koristi jedna osoba ili ceo tim istovremeno:</w:t>
       </w:r>
     </w:p>
     <w:p>
@@ -7398,6 +7335,58 @@
         <w:spacing w:after="80" w:line="276" w:lineRule="auto"/>
       </w:pPr>
       <w:r>
+        <w:t>Običan računar bez GPU-a, pojedinačna upotreba: Ollama je najjednostavniji izbor, dok llama.cpp pruža više kontrole i lokalni OpenAI-kompatibilan API. Za oba pristupa praktičniji su modeli od 1.5B–3B; 7B modeli ostaju spori za svakodnevni interaktivni rad na CPU-u.</w:t>
+      </w:r>
+    </w:p>
+    <w:p>
+      <w:pPr>
+        <w:pStyle w:val="ListParagraph"/>
+        <w:numPr>
+          <w:ilvl w:val="0"/>
+          <w:numId w:val="1"/>
+        </w:numPr>
+        <w:spacing w:after="80" w:line="276" w:lineRule="auto"/>
+      </w:pPr>
+      <w:r>
+        <w:t>Računar sa GPU-om, pojedinačna upotreba: u izmerenim testovima Ollama i Text Generation WebUI daju desetine tok/s. llama.cpp takođe podržava GPU backend-e, ali njegov GPU režim nije meren u ovom izveštaju, pa ga treba posebno benchmarkovati na ciljnoj grafičkoj kartici.</w:t>
+      </w:r>
+    </w:p>
+    <w:p>
+      <w:pPr>
+        <w:pStyle w:val="ListParagraph"/>
+        <w:numPr>
+          <w:ilvl w:val="0"/>
+          <w:numId w:val="1"/>
+        </w:numPr>
+        <w:spacing w:after="80" w:line="276" w:lineRule="auto"/>
+      </w:pPr>
+      <w:r>
+        <w:t>Jedan jači GPU računar koji deli ceo tim: vLLM je najbolji potvrđeni izbor u ovom testu zbog izmerenog continuous batching ponašanja. llama-server može da se podesi za paralelne slotove, ali mora biti testiran pod istim opterećenjem pre konačne odluke.</w:t>
+      </w:r>
+    </w:p>
+    <w:p>
+      <w:pPr>
+        <w:pStyle w:val="ListParagraph"/>
+        <w:numPr>
+          <w:ilvl w:val="0"/>
+          <w:numId w:val="1"/>
+        </w:numPr>
+        <w:spacing w:after="80" w:line="276" w:lineRule="auto"/>
+      </w:pPr>
+      <w:r>
+        <w:t>Razvoj sopstvene lokalne aplikacije ili servisa: llama.cpp je najdirektniji izbor kada su bitni GGUF, kontrola nad parametrima, male zavisnosti i OpenAI-kompatibilan HTTP API.</w:t>
+      </w:r>
+    </w:p>
+    <w:p>
+      <w:pPr>
+        <w:pStyle w:val="ListParagraph"/>
+        <w:numPr>
+          <w:ilvl w:val="0"/>
+          <w:numId w:val="1"/>
+        </w:numPr>
+        <w:spacing w:after="80" w:line="276" w:lineRule="auto"/>
+      </w:pPr>
+      <w:r>
         <w:t>Brzo isprobavanje modela bez pisanja koda / za manje tehničke korisnike: LM Studio (GUI).</w:t>
       </w:r>
     </w:p>
@@ -7411,33 +7400,7 @@
           <w:iCs/>
           <w:color w:val="555555"/>
         </w:rPr>
-        <w:t>Napomena: svi rezultati u ovom izveštaju su</w:t>
-      </w:r>
-      <w:r>
-        <w:rPr>
-          <w:i/>
-          <w:iCs/>
-          <w:color w:val="555555"/>
-        </w:rPr>
-        <w:t xml:space="preserve"> iz stvarnih testova (Ollama CPU testiran lokalno; Ollama GPU, Text Generation WebUI i vLLM testirani </w:t>
-      </w:r>
-      <w:proofErr w:type="gramStart"/>
-      <w:r>
-        <w:rPr>
-          <w:i/>
-          <w:iCs/>
-          <w:color w:val="555555"/>
-        </w:rPr>
-        <w:t>na</w:t>
-      </w:r>
-      <w:proofErr w:type="gramEnd"/>
-      <w:r>
-        <w:rPr>
-          <w:i/>
-          <w:iCs/>
-          <w:color w:val="555555"/>
-        </w:rPr>
-        <w:t xml:space="preserve"> Google Colab T4 GPU; LM Studio testiran na dodatnom uređaju), bez dodatnih pretpostavki o brojevima.</w:t>
+        <w:t>Napomena: svi rezultati u ovom izveštaju su iz stvarnih testova (Ollama CPU i llama.cpp CPU testirani lokalno; Ollama GPU, Text Generation WebUI i vLLM testirani na Google Colab T4 GPU; LM Studio testiran na dodatnom uređaju). llama.cpp testovi obuhvataju Qwen2.5-Coder 1.5B, Qwen2.5-Coder 7B i Llama3.2 3B u Q4_K_M GGUF formatu.</w:t>
       </w:r>
     </w:p>
     <w:sectPr>
@@ -7451,7 +7414,7 @@
 </file>
 
 <file path=word/numbering.xml><?xml version="1.0" encoding="utf-8"?>
-<w:numbering xmlns:wpc="http://schemas.microsoft.com/office/word/2010/wordprocessingCanvas" xmlns:cx="http://schemas.microsoft.com/office/drawing/2014/chartex" xmlns:cx1="http://schemas.microsoft.com/office/drawing/2015/9/8/chartex" xmlns:mc="http://schemas.openxmlformats.org/markup-compatibility/2006" xmlns:o="urn:schemas-microsoft-com:office:office" xmlns:r="http://schemas.openxmlformats.org/officeDocument/2006/relationships" xmlns:m="http://schemas.openxmlformats.org/officeDocument/2006/math" xmlns:v="urn:schemas-microsoft-com:vml" xmlns:wp14="http://schemas.microsoft.com/office/word/2010/wordprocessingDrawing" xmlns:wp="http://schemas.openxmlformats.org/drawingml/2006/wordprocessingDrawing" xmlns:w10="urn:schemas-microsoft-com:office:word" xmlns:w="http://schemas.openxmlformats.org/wordprocessingml/2006/main" xmlns:w14="http://schemas.microsoft.com/office/word/2010/wordml" xmlns:w15="http://schemas.microsoft.com/office/word/2012/wordml" xmlns:w16se="http://schemas.microsoft.com/office/word/2015/wordml/symex" xmlns:wpg="http://schemas.microsoft.com/office/word/2010/wordprocessingGroup" xmlns:wpi="http://schemas.microsoft.com/office/word/2010/wordprocessingInk" xmlns:wne="http://schemas.microsoft.com/office/word/2006/wordml" xmlns:wps="http://schemas.microsoft.com/office/word/2010/wordprocessingShape" mc:Ignorable="w14 w15 w16se wp14">
+<w:numbering xmlns:wpc="http://schemas.microsoft.com/office/word/2010/wordprocessingCanvas" xmlns:cx="http://schemas.microsoft.com/office/drawing/2014/chartex" xmlns:cx1="http://schemas.microsoft.com/office/drawing/2015/9/8/chartex" xmlns:cx2="http://schemas.microsoft.com/office/drawing/2015/10/21/chartex" xmlns:cx3="http://schemas.microsoft.com/office/drawing/2016/5/9/chartex" xmlns:cx4="http://schemas.microsoft.com/office/drawing/2016/5/10/chartex" xmlns:cx5="http://schemas.microsoft.com/office/drawing/2016/5/11/chartex" xmlns:cx6="http://schemas.microsoft.com/office/drawing/2016/5/12/chartex" xmlns:cx7="http://schemas.microsoft.com/office/drawing/2016/5/13/chartex" xmlns:cx8="http://schemas.microsoft.com/office/drawing/2016/5/14/chartex" xmlns:mc="http://schemas.openxmlformats.org/markup-compatibility/2006" xmlns:aink="http://schemas.microsoft.com/office/drawing/2016/ink" xmlns:am3d="http://schemas.microsoft.com/office/drawing/2017/model3d" xmlns:o="urn:schemas-microsoft-com:office:office" xmlns:r="http://schemas.openxmlformats.org/officeDocument/2006/relationships" xmlns:m="http://schemas.openxmlformats.org/officeDocument/2006/math" xmlns:v="urn:schemas-microsoft-com:vml" xmlns:wp14="http://schemas.microsoft.com/office/word/2010/wordprocessingDrawing" xmlns:wp="http://schemas.openxmlformats.org/drawingml/2006/wordprocessingDrawing" xmlns:w10="urn:schemas-microsoft-com:office:word" xmlns:w="http://schemas.openxmlformats.org/wordprocessingml/2006/main" xmlns:w14="http://schemas.microsoft.com/office/word/2010/wordml" xmlns:w15="http://schemas.microsoft.com/office/word/2012/wordml" xmlns:w16cid="http://schemas.microsoft.com/office/word/2016/wordml/cid" xmlns:w16se="http://schemas.microsoft.com/office/word/2015/wordml/symex" xmlns:wpg="http://schemas.microsoft.com/office/word/2010/wordprocessingGroup" xmlns:wpi="http://schemas.microsoft.com/office/word/2010/wordprocessingInk" xmlns:wne="http://schemas.microsoft.com/office/word/2006/wordml" xmlns:wps="http://schemas.microsoft.com/office/word/2010/wordprocessingShape" mc:Ignorable="w14 w15 w16se w16cid wp14">
   <w:abstractNum w:abstractNumId="0" w15:restartNumberingAfterBreak="0">
     <w:nsid w:val="45615404"/>
     <w:multiLevelType w:val="hybridMultilevel"/>
@@ -7548,7 +7511,7 @@
 </file>
 
 <file path=word/styles.xml><?xml version="1.0" encoding="utf-8"?>
-<w:styles xmlns:mc="http://schemas.openxmlformats.org/markup-compatibility/2006" xmlns:r="http://schemas.openxmlformats.org/officeDocument/2006/relationships" xmlns:w="http://schemas.openxmlformats.org/wordprocessingml/2006/main" xmlns:w14="http://schemas.microsoft.com/office/word/2010/wordml" xmlns:w15="http://schemas.microsoft.com/office/word/2012/wordml" xmlns:w16se="http://schemas.microsoft.com/office/word/2015/wordml/symex" mc:Ignorable="w14 w15 w16se">
+<w:styles xmlns:mc="http://schemas.openxmlformats.org/markup-compatibility/2006" xmlns:r="http://schemas.openxmlformats.org/officeDocument/2006/relationships" xmlns:w="http://schemas.openxmlformats.org/wordprocessingml/2006/main" xmlns:w14="http://schemas.microsoft.com/office/word/2010/wordml" xmlns:w15="http://schemas.microsoft.com/office/word/2012/wordml" xmlns:w16cid="http://schemas.microsoft.com/office/word/2016/wordml/cid" xmlns:w16se="http://schemas.microsoft.com/office/word/2015/wordml/symex" mc:Ignorable="w14 w15 w16se w16cid">
   <w:docDefaults>
     <w:rPrDefault>
       <w:rPr>
@@ -7558,7 +7521,7 @@
     </w:rPrDefault>
     <w:pPrDefault/>
   </w:docDefaults>
-  <w:latentStyles w:defLockedState="0" w:defUIPriority="99" w:defSemiHidden="0" w:defUnhideWhenUsed="0" w:defQFormat="0" w:count="371">
+  <w:latentStyles w:defLockedState="0" w:defUIPriority="99" w:defSemiHidden="0" w:defUnhideWhenUsed="0" w:defQFormat="0" w:count="375">
     <w:lsdException w:name="Normal" w:uiPriority="0" w:qFormat="1"/>
     <w:lsdException w:name="heading 1" w:uiPriority="9" w:qFormat="1"/>
     <w:lsdException w:name="heading 2" w:semiHidden="1" w:uiPriority="9" w:unhideWhenUsed="1" w:qFormat="1"/>
@@ -7930,6 +7893,10 @@
     <w:lsdException w:name="List Table 5 Dark Accent 6" w:uiPriority="50"/>
     <w:lsdException w:name="List Table 6 Colorful Accent 6" w:uiPriority="51"/>
     <w:lsdException w:name="List Table 7 Colorful Accent 6" w:uiPriority="52"/>
+    <w:lsdException w:name="Mention" w:semiHidden="1" w:unhideWhenUsed="1"/>
+    <w:lsdException w:name="Smart Hyperlink" w:semiHidden="1" w:unhideWhenUsed="1"/>
+    <w:lsdException w:name="Hashtag" w:semiHidden="1" w:unhideWhenUsed="1"/>
+    <w:lsdException w:name="Unresolved Mention" w:semiHidden="1" w:unhideWhenUsed="1"/>
   </w:latentStyles>
   <w:style w:type="paragraph" w:default="1" w:styleId="Normal">
     <w:name w:val="Normal"/>
